--- a/entregas-0742381/9 APC 0742381-70 ACA Marcos NP autora Monitória comprovante de entrega inelegível.docx
+++ b/entregas-0742381/9 APC 0742381-70 ACA Marcos NP autora Monitória comprovante de entrega inelegível.docx
@@ -952,7 +952,7 @@
           <w:szCs w:val="28"/>
         </w:rPr>
       </w:pPr>
-      <w:commentRangeStart w:id="23"/>
+      <w:commentRangeStart w:id="25"/>
       <w:r>
         <w:rPr>
           <w:rFonts w:ascii="Arial" w:hAnsi="Arial" w:cs="Arial"/>
@@ -963,12 +963,12 @@
         </w:rPr>
         <w:t>EMENTA</w:t>
       </w:r>
-      <w:commentRangeEnd w:id="23"/>
+      <w:commentRangeEnd w:id="25"/>
       <w:r>
         <w:rPr>
           <w:rStyle w:val="CommentReference"/>
         </w:rPr>
-        <w:commentReference w:id="23"/>
+        <w:commentReference w:id="25"/>
       </w:r>
     </w:p>
     <w:p>
@@ -999,31 +999,55 @@
           <w:sz w:val="28"/>
           <w:szCs w:val="28"/>
         </w:rPr>
-        <w:t>APELAÇÃO</w:t>
-      </w:r>
-      <w:r>
-        <w:rPr>
-          <w:rFonts w:ascii="Arial" w:eastAsia="Arial" w:hAnsi="Arial" w:cs="Arial"/>
-          <w:sz w:val="28"/>
-          <w:szCs w:val="28"/>
-        </w:rPr>
-        <w:t xml:space="preserve"> CÍVEL. DIREITO PROCESSUAL CIVIL E EMPRESARIAL. AÇÃO MONITÓRIA. FORNECIMENTO DE MERCADORIAS. PROVA ESCRITA. NOTA FISCAL. COMPROVANTE DE ENTREGA ILEGÍVEL E RASURADO. PAGAMENTO DE OUTRAS DUPLICATAS DA MESMA NOTA FISCAL. INSUFICIÊNCIA. ÔNUS DA PROVA. </w:t>
-      </w:r>
-      <w:r>
-        <w:rPr>
-          <w:rFonts w:ascii="Arial" w:eastAsia="Arial" w:hAnsi="Arial" w:cs="Arial"/>
-          <w:sz w:val="28"/>
-          <w:szCs w:val="28"/>
-        </w:rPr>
-        <w:t xml:space="preserve">NÃO COMPROVAÇÃO. </w:t>
-      </w:r>
-      <w:r>
-        <w:rPr>
-          <w:rFonts w:ascii="Arial" w:eastAsia="Arial" w:hAnsi="Arial" w:cs="Arial"/>
-          <w:sz w:val="28"/>
-          <w:szCs w:val="28"/>
-        </w:rPr>
-        <w:t>BOA-FÉ OBJETIVA. ENRIQUECIMENTO SEM CAUSA. RECURSO NÃO PROVIDO.</w:t>
+        <w:t xml:space="preserve">APELAÇÃO</w:t>
+      </w:r>
+      <w:r>
+        <w:rPr>
+          <w:rFonts w:ascii="Arial" w:eastAsia="Arial" w:hAnsi="Arial" w:cs="Arial"/>
+          <w:sz w:val="28"/>
+          <w:szCs w:val="28"/>
+        </w:rPr>
+        <w:t xml:space="preserve"> CÍVEL. DIREITO PROCESSUAL CIVIL</w:t>
+      </w:r>
+      <w:r>
+        <w:rPr>
+          <w:rFonts w:ascii="Arial" w:eastAsia="Arial" w:hAnsi="Arial" w:cs="Arial"/>
+          <w:sz w:val="28"/>
+          <w:szCs w:val="28"/>
+        </w:rPr>
+        <w:t xml:space="preserve">. AÇÃO MONITÓRIA</w:t>
+      </w:r>
+      <w:r>
+        <w:rPr>
+          <w:rFonts w:ascii="Arial" w:eastAsia="Arial" w:hAnsi="Arial" w:cs="Arial"/>
+          <w:sz w:val="28"/>
+          <w:szCs w:val="28"/>
+        </w:rPr>
+        <w:t xml:space="preserve">. NOTA FISCAL. COMPROVANTE DE ENTREGA ILEGÍVEL E RASURADO. PAGAMENTO DE OUTRAS DUPLICATAS</w:t>
+      </w:r>
+      <w:r>
+        <w:rPr>
+          <w:rFonts w:ascii="Arial" w:eastAsia="Arial" w:hAnsi="Arial" w:cs="Arial"/>
+          <w:sz w:val="28"/>
+          <w:szCs w:val="28"/>
+        </w:rPr>
+        <w:t xml:space="preserve">. ÔNUS DA PROVA</w:t>
+      </w:r>
+      <w:r>
+        <w:rPr>
+          <w:rFonts w:ascii="Arial" w:eastAsia="Arial" w:hAnsi="Arial" w:cs="Arial"/>
+          <w:sz w:val="28"/>
+          <w:szCs w:val="28"/>
+        </w:rPr>
+        <w:t xml:space="preserve">. </w:t>
+      </w:r>
+      <w:r>
+        <w:rPr>
+          <w:rFonts w:ascii="Arial" w:eastAsia="Arial" w:hAnsi="Arial" w:cs="Arial"/>
+          <w:sz w:val="28"/>
+          <w:szCs w:val="28"/>
+        </w:rPr>
+        <w:t xml:space="preserve">BOA-FÉ OBJETIVA. ENRIQUECIMENTO SEM CAUSA. RECURSO NÃO PROVIDO.</w:t>
       </w:r>
       <w:commentRangeEnd w:id="2"/>
       <w:r>
@@ -1110,33 +1134,33 @@
           <w:sz w:val="28"/>
           <w:szCs w:val="28"/>
         </w:rPr>
-        <w:t xml:space="preserve"> de notas fiscais</w:t>
-      </w:r>
-      <w:r>
-        <w:rPr>
-          <w:rFonts w:ascii="Arial" w:eastAsia="Arial" w:hAnsi="Arial" w:cs="Arial"/>
-          <w:color w:val="808080"/>
-          <w:sz w:val="28"/>
-          <w:szCs w:val="28"/>
-        </w:rPr>
-        <w:t xml:space="preserve"> inadimplidas</w:t>
-      </w:r>
-      <w:r>
-        <w:rPr>
-          <w:rFonts w:ascii="Arial" w:eastAsia="Arial" w:hAnsi="Arial" w:cs="Arial"/>
-          <w:sz w:val="28"/>
-          <w:szCs w:val="28"/>
-        </w:rPr>
-        <w:t xml:space="preserve"> relativas ao fornecimento de mercadorias</w:t>
-      </w:r>
-      <w:r>
-        <w:rPr>
-          <w:rFonts w:ascii="Arial" w:eastAsia="Arial" w:hAnsi="Arial" w:cs="Arial"/>
-          <w:color w:val="808080"/>
-          <w:sz w:val="28"/>
-          <w:szCs w:val="28"/>
-        </w:rPr>
-        <w:t xml:space="preserve"> (R$ 37</w:t>
+        <w:t xml:space="preserve"> de </w:t>
+      </w:r>
+      <w:r>
+        <w:rPr>
+          <w:rFonts w:ascii="Arial" w:eastAsia="Arial" w:hAnsi="Arial" w:cs="Arial"/>
+          <w:color w:val="808080"/>
+          <w:sz w:val="28"/>
+          <w:szCs w:val="28"/>
+        </w:rPr>
+        <w:t xml:space="preserve">notas fiscais inadimplidas (</w:t>
+      </w:r>
+      <w:r>
+        <w:rPr>
+          <w:rFonts w:ascii="Arial" w:eastAsia="Arial" w:hAnsi="Arial" w:cs="Arial"/>
+          <w:sz w:val="28"/>
+          <w:szCs w:val="28"/>
+        </w:rPr>
+        <w:t xml:space="preserve">R$ 37.192,27</w:t>
+      </w:r>
+      <w:r>
+        <w:rPr>
+          <w:rFonts w:ascii="Arial" w:eastAsia="Arial" w:hAnsi="Arial" w:cs="Arial"/>
+          <w:color w:val="808080"/>
+          <w:sz w:val="28"/>
+          <w:szCs w:val="28"/>
+        </w:rPr>
+        <w:t xml:space="preserve">)</w:t>
       </w:r>
       <w:r>
         <w:rPr>
@@ -1146,15 +1170,6 @@
         </w:rPr>
         <w:t xml:space="preserve">.</w:t>
       </w:r>
-      <w:r>
-        <w:rPr>
-          <w:rFonts w:ascii="Arial" w:eastAsia="Arial" w:hAnsi="Arial" w:cs="Arial"/>
-          <w:color w:val="808080"/>
-          <w:sz w:val="28"/>
-          <w:szCs w:val="28"/>
-        </w:rPr>
-        <w:t xml:space="preserve">192,27).</w:t>
-      </w:r>
       <w:commentRangeEnd w:id="3"/>
       <w:r>
         <w:rPr>
@@ -1174,15 +1189,91 @@
           <w:sz w:val="28"/>
           <w:szCs w:val="28"/>
         </w:rPr>
-        <w:t>2.</w:t>
-      </w:r>
-      <w:r>
-        <w:rPr>
-          <w:rFonts w:ascii="Arial" w:eastAsia="Arial" w:hAnsi="Arial" w:cs="Arial"/>
-          <w:sz w:val="28"/>
-          <w:szCs w:val="28"/>
-        </w:rPr>
-        <w:t xml:space="preserve"> A sentença julgou parcialmente procedente o pedido monitório para excluir da cobrança o valor histórico de R$ 701,50, referente à duplicata nº 04 da Nota Fiscal nº 207285, diante da ausência de prova idônea da entrega das mercadorias. Constituiu título executivo judicial quanto ao remanescente relativo à Nota Fiscal nº 210954 e fixou honorários advocatícios em 10% sobre o débito constituído, já deduzido o montante excluído.</w:t>
+        <w:t xml:space="preserve">2.</w:t>
+      </w:r>
+      <w:r>
+        <w:rPr>
+          <w:rFonts w:ascii="Arial" w:eastAsia="Arial" w:hAnsi="Arial" w:cs="Arial"/>
+          <w:sz w:val="28"/>
+          <w:szCs w:val="28"/>
+        </w:rPr>
+        <w:t xml:space="preserve"> A sentença julgou parcialmente procedente o pedido monitório </w:t>
+      </w:r>
+      <w:r>
+        <w:rPr>
+          <w:rFonts w:ascii="Arial" w:eastAsia="Arial" w:hAnsi="Arial" w:cs="Arial"/>
+          <w:color w:val="808080"/>
+          <w:sz w:val="28"/>
+          <w:szCs w:val="28"/>
+        </w:rPr>
+        <w:t xml:space="preserve">e</w:t>
+      </w:r>
+      <w:r>
+        <w:rPr>
+          <w:rFonts w:ascii="Arial" w:eastAsia="Arial" w:hAnsi="Arial" w:cs="Arial"/>
+          <w:sz w:val="28"/>
+          <w:szCs w:val="28"/>
+        </w:rPr>
+        <w:t xml:space="preserve"> </w:t>
+      </w:r>
+      <w:r>
+        <w:rPr>
+          <w:rFonts w:ascii="Arial" w:eastAsia="Arial" w:hAnsi="Arial" w:cs="Arial"/>
+          <w:color w:val="808080"/>
+          <w:sz w:val="28"/>
+          <w:szCs w:val="28"/>
+        </w:rPr>
+        <w:t xml:space="preserve">excluiu</w:t>
+      </w:r>
+      <w:r>
+        <w:rPr>
+          <w:rFonts w:ascii="Arial" w:eastAsia="Arial" w:hAnsi="Arial" w:cs="Arial"/>
+          <w:sz w:val="28"/>
+          <w:szCs w:val="28"/>
+        </w:rPr>
+        <w:t xml:space="preserve"> da cobrança o valor histórico de R$ 701,50, referente à duplicata nº 04 da Nota Fiscal nº 207285, </w:t>
+      </w:r>
+      <w:r>
+        <w:rPr>
+          <w:rFonts w:ascii="Arial" w:eastAsia="Arial" w:hAnsi="Arial" w:cs="Arial"/>
+          <w:color w:val="808080"/>
+          <w:sz w:val="28"/>
+          <w:szCs w:val="28"/>
+        </w:rPr>
+        <w:t xml:space="preserve">por</w:t>
+      </w:r>
+      <w:r>
+        <w:rPr>
+          <w:rFonts w:ascii="Arial" w:eastAsia="Arial" w:hAnsi="Arial" w:cs="Arial"/>
+          <w:sz w:val="28"/>
+          <w:szCs w:val="28"/>
+        </w:rPr>
+        <w:t xml:space="preserve"> ausência de prova idônea da entrega das mercadorias. Constituiu título executivo judicial quanto ao </w:t>
+      </w:r>
+      <w:r>
+        <w:rPr>
+          <w:rFonts w:ascii="Arial" w:eastAsia="Arial" w:hAnsi="Arial" w:cs="Arial"/>
+          <w:color w:val="808080"/>
+          <w:sz w:val="28"/>
+          <w:szCs w:val="28"/>
+        </w:rPr>
+        <w:t xml:space="preserve">saldo </w:t>
+      </w:r>
+      <w:r>
+        <w:rPr>
+          <w:rFonts w:ascii="Arial" w:eastAsia="Arial" w:hAnsi="Arial" w:cs="Arial"/>
+          <w:sz w:val="28"/>
+          <w:szCs w:val="28"/>
+        </w:rPr>
+        <w:t xml:space="preserve">remanescente</w:t>
+      </w:r>
+      <w:r>
+        <w:rPr>
+          <w:rFonts w:ascii="Arial" w:eastAsia="Arial" w:hAnsi="Arial" w:cs="Arial"/>
+          <w:sz w:val="28"/>
+          <w:szCs w:val="28"/>
+        </w:rPr>
+        <w:t xml:space="preserve">.</w:t>
       </w:r>
     </w:p>
     <w:p>
@@ -1265,57 +1356,65 @@
           <w:sz w:val="28"/>
           <w:szCs w:val="28"/>
         </w:rPr>
-        <w:t xml:space="preserve"> que o pagamento de três das quatro duplicatas originadas da mesma nota fiscal comprova a operação comercial e a entrega das mercadorias, além de invocar a boa-fé objetiva, a teoria dos atos próprios e a vedação ao enriquecimento sem causa.</w:t>
-      </w:r>
-      <w:r>
-        <w:rPr>
-          <w:rFonts w:ascii="Arial" w:eastAsia="Arial" w:hAnsi="Arial" w:cs="Arial"/>
-          <w:sz w:val="28"/>
-          <w:szCs w:val="28"/>
-        </w:rPr>
-        <w:t xml:space="preserve"> Requer a inclusão</w:t>
-      </w:r>
-      <w:r>
-        <w:rPr>
-          <w:rFonts w:ascii="Arial" w:eastAsia="Arial" w:hAnsi="Arial" w:cs="Arial"/>
-          <w:color w:val="808080"/>
-          <w:sz w:val="28"/>
-          <w:szCs w:val="28"/>
-        </w:rPr>
-        <w:t xml:space="preserve">,</w:t>
-      </w:r>
-      <w:r>
-        <w:rPr>
-          <w:rFonts w:ascii="Arial" w:eastAsia="Arial" w:hAnsi="Arial" w:cs="Arial"/>
-          <w:sz w:val="28"/>
-          <w:szCs w:val="28"/>
-        </w:rPr>
-        <w:t xml:space="preserve"> </w:t>
-      </w:r>
-      <w:r>
-        <w:rPr>
-          <w:rFonts w:ascii="Arial" w:eastAsia="Arial" w:hAnsi="Arial" w:cs="Arial"/>
-          <w:sz w:val="28"/>
-          <w:szCs w:val="28"/>
-        </w:rPr>
-        <w:t xml:space="preserve">na condenação</w:t>
-      </w:r>
-      <w:r>
-        <w:rPr>
-          <w:rFonts w:ascii="Arial" w:eastAsia="Arial" w:hAnsi="Arial" w:cs="Arial"/>
-          <w:color w:val="808080"/>
-          <w:sz w:val="28"/>
-          <w:szCs w:val="28"/>
-        </w:rPr>
-        <w:t xml:space="preserve">,</w:t>
-      </w:r>
-      <w:r>
-        <w:rPr>
-          <w:rFonts w:ascii="Arial" w:eastAsia="Arial" w:hAnsi="Arial" w:cs="Arial"/>
-          <w:sz w:val="28"/>
-          <w:szCs w:val="28"/>
-        </w:rPr>
-        <w:t xml:space="preserve"> </w:t>
+        <w:t xml:space="preserve"> que o pagamento de três das quatro duplicatas </w:t>
+      </w:r>
+      <w:r>
+        <w:rPr>
+          <w:rFonts w:ascii="Arial" w:eastAsia="Arial" w:hAnsi="Arial" w:cs="Arial"/>
+          <w:sz w:val="28"/>
+          <w:szCs w:val="28"/>
+        </w:rPr>
+        <w:t xml:space="preserve">da mesma nota fiscal comprova a operação comercial e a entrega das mercadorias, </w:t>
+      </w:r>
+      <w:r>
+        <w:rPr>
+          <w:rFonts w:ascii="Arial" w:eastAsia="Arial" w:hAnsi="Arial" w:cs="Arial"/>
+          <w:color w:val="808080"/>
+          <w:sz w:val="28"/>
+          <w:szCs w:val="28"/>
+        </w:rPr>
+        <w:t xml:space="preserve">e</w:t>
+      </w:r>
+      <w:r>
+        <w:rPr>
+          <w:rFonts w:ascii="Arial" w:eastAsia="Arial" w:hAnsi="Arial" w:cs="Arial"/>
+          <w:sz w:val="28"/>
+          <w:szCs w:val="28"/>
+        </w:rPr>
+        <w:t xml:space="preserve"> </w:t>
+      </w:r>
+      <w:r>
+        <w:rPr>
+          <w:rFonts w:ascii="Arial" w:eastAsia="Arial" w:hAnsi="Arial" w:cs="Arial"/>
+          <w:color w:val="808080"/>
+          <w:sz w:val="28"/>
+          <w:szCs w:val="28"/>
+        </w:rPr>
+        <w:t xml:space="preserve">invocando</w:t>
+      </w:r>
+      <w:r>
+        <w:rPr>
+          <w:rFonts w:ascii="Arial" w:eastAsia="Arial" w:hAnsi="Arial" w:cs="Arial"/>
+          <w:sz w:val="28"/>
+          <w:szCs w:val="28"/>
+        </w:rPr>
+        <w:t xml:space="preserve"> a boa-fé objetiva</w:t>
+      </w:r>
+      <w:r>
+        <w:rPr>
+          <w:rFonts w:ascii="Arial" w:eastAsia="Arial" w:hAnsi="Arial" w:cs="Arial"/>
+          <w:sz w:val="28"/>
+          <w:szCs w:val="28"/>
+        </w:rPr>
+        <w:t xml:space="preserve"> e a vedação ao enriquecimento sem causa.</w:t>
+      </w:r>
+      <w:r>
+        <w:rPr>
+          <w:rFonts w:ascii="Arial" w:eastAsia="Arial" w:hAnsi="Arial" w:cs="Arial"/>
+          <w:sz w:val="28"/>
+          <w:szCs w:val="28"/>
+        </w:rPr>
+        <w:t xml:space="preserve"> Requer a inclusão </w:t>
       </w:r>
       <w:r>
         <w:rPr>
@@ -1332,7 +1431,41 @@
           <w:sz w:val="28"/>
           <w:szCs w:val="28"/>
         </w:rPr>
-        <w:t xml:space="preserve"> R$ 701,50 correspondentes à duplicata remanescente da Nota Fiscal nº 207285.</w:t>
+        <w:t xml:space="preserve"> R$ 701,50 </w:t>
+      </w:r>
+      <w:r>
+        <w:rPr>
+          <w:rFonts w:ascii="Arial" w:eastAsia="Arial" w:hAnsi="Arial" w:cs="Arial"/>
+          <w:color w:val="808080"/>
+          <w:sz w:val="28"/>
+          <w:szCs w:val="28"/>
+        </w:rPr>
+        <w:t xml:space="preserve">na</w:t>
+      </w:r>
+      <w:r>
+        <w:rPr>
+          <w:rFonts w:ascii="Arial" w:eastAsia="Arial" w:hAnsi="Arial" w:cs="Arial"/>
+          <w:sz w:val="28"/>
+          <w:szCs w:val="28"/>
+        </w:rPr>
+        <w:t xml:space="preserve"> </w:t>
+      </w:r>
+      <w:r>
+        <w:rPr>
+          <w:rFonts w:ascii="Arial" w:eastAsia="Arial" w:hAnsi="Arial" w:cs="Arial"/>
+          <w:color w:val="808080"/>
+          <w:sz w:val="28"/>
+          <w:szCs w:val="28"/>
+        </w:rPr>
+        <w:t xml:space="preserve">condenação</w:t>
+      </w:r>
+      <w:r>
+        <w:rPr>
+          <w:rFonts w:ascii="Arial" w:eastAsia="Arial" w:hAnsi="Arial" w:cs="Arial"/>
+          <w:sz w:val="28"/>
+          <w:szCs w:val="28"/>
+        </w:rPr>
+        <w:t xml:space="preserve">.</w:t>
       </w:r>
     </w:p>
     <w:p>
@@ -1370,15 +1503,117 @@
           <w:sz w:val="28"/>
           <w:szCs w:val="28"/>
         </w:rPr>
-        <w:t>A questão em discussão consiste em saber se o pagamento de outras duplicatas vinculadas à mesma nota fiscal supre a deficiência do comprovante de entrega, ilegível e rasurado, e constitui prova escrita suficiente para exigir, em ação monitória, o crédito de R$ 701,50 correspondente à duplicata remanescente</w:t>
-      </w:r>
-      <w:r>
-        <w:rPr>
-          <w:rFonts w:ascii="Arial" w:eastAsia="Arial" w:hAnsi="Arial" w:cs="Arial"/>
-          <w:sz w:val="28"/>
-          <w:szCs w:val="28"/>
-        </w:rPr>
-        <w:t>.</w:t>
+        <w:t xml:space="preserve">A questão</w:t>
+      </w:r>
+      <w:r>
+        <w:rPr>
+          <w:rFonts w:ascii="Arial" w:eastAsia="Arial" w:hAnsi="Arial" w:cs="Arial"/>
+          <w:sz w:val="28"/>
+          <w:szCs w:val="28"/>
+        </w:rPr>
+        <w:t xml:space="preserve"> consiste em saber se o pagamento de outras duplicatas </w:t>
+      </w:r>
+      <w:r>
+        <w:rPr>
+          <w:rFonts w:ascii="Arial" w:eastAsia="Arial" w:hAnsi="Arial" w:cs="Arial"/>
+          <w:color w:val="808080"/>
+          <w:sz w:val="28"/>
+          <w:szCs w:val="28"/>
+        </w:rPr>
+        <w:t xml:space="preserve">da</w:t>
+      </w:r>
+      <w:r>
+        <w:rPr>
+          <w:rFonts w:ascii="Arial" w:eastAsia="Arial" w:hAnsi="Arial" w:cs="Arial"/>
+          <w:sz w:val="28"/>
+          <w:szCs w:val="28"/>
+        </w:rPr>
+        <w:t xml:space="preserve"> mesma nota fiscal supre a deficiência do comprovante de entrega, ilegível e rasurado, e constitui prova escrita suficiente para exigir, em ação monitória, </w:t>
+      </w:r>
+      <w:r>
+        <w:rPr>
+          <w:rFonts w:ascii="Arial" w:eastAsia="Arial" w:hAnsi="Arial" w:cs="Arial"/>
+          <w:color w:val="808080"/>
+          <w:sz w:val="28"/>
+          <w:szCs w:val="28"/>
+        </w:rPr>
+        <w:t xml:space="preserve">a</w:t>
+      </w:r>
+      <w:r>
+        <w:rPr>
+          <w:rFonts w:ascii="Arial" w:eastAsia="Arial" w:hAnsi="Arial" w:cs="Arial"/>
+          <w:sz w:val="28"/>
+          <w:szCs w:val="28"/>
+        </w:rPr>
+        <w:t xml:space="preserve"> </w:t>
+      </w:r>
+      <w:r>
+        <w:rPr>
+          <w:rFonts w:ascii="Arial" w:eastAsia="Arial" w:hAnsi="Arial" w:cs="Arial"/>
+          <w:color w:val="808080"/>
+          <w:sz w:val="28"/>
+          <w:szCs w:val="28"/>
+        </w:rPr>
+        <w:t xml:space="preserve">duplicata</w:t>
+      </w:r>
+      <w:r>
+        <w:rPr>
+          <w:rFonts w:ascii="Arial" w:eastAsia="Arial" w:hAnsi="Arial" w:cs="Arial"/>
+          <w:sz w:val="28"/>
+          <w:szCs w:val="28"/>
+        </w:rPr>
+        <w:t xml:space="preserve"> </w:t>
+      </w:r>
+      <w:r>
+        <w:rPr>
+          <w:rFonts w:ascii="Arial" w:eastAsia="Arial" w:hAnsi="Arial" w:cs="Arial"/>
+          <w:color w:val="808080"/>
+          <w:sz w:val="28"/>
+          <w:szCs w:val="28"/>
+        </w:rPr>
+        <w:t xml:space="preserve">remanescente</w:t>
+      </w:r>
+      <w:r>
+        <w:rPr>
+          <w:rFonts w:ascii="Arial" w:eastAsia="Arial" w:hAnsi="Arial" w:cs="Arial"/>
+          <w:sz w:val="28"/>
+          <w:szCs w:val="28"/>
+        </w:rPr>
+        <w:t xml:space="preserve"> </w:t>
+      </w:r>
+      <w:r>
+        <w:rPr>
+          <w:rFonts w:ascii="Arial" w:eastAsia="Arial" w:hAnsi="Arial" w:cs="Arial"/>
+          <w:color w:val="808080"/>
+          <w:sz w:val="28"/>
+          <w:szCs w:val="28"/>
+        </w:rPr>
+        <w:t xml:space="preserve">(</w:t>
+      </w:r>
+      <w:r>
+        <w:rPr>
+          <w:rFonts w:ascii="Arial" w:eastAsia="Arial" w:hAnsi="Arial" w:cs="Arial"/>
+          <w:sz w:val="28"/>
+          <w:szCs w:val="28"/>
+        </w:rPr>
+        <w:t xml:space="preserve">R$ 701,50</w:t>
+      </w:r>
+      <w:r>
+        <w:rPr>
+          <w:rFonts w:ascii="Arial" w:eastAsia="Arial" w:hAnsi="Arial" w:cs="Arial"/>
+          <w:color w:val="808080"/>
+          <w:sz w:val="28"/>
+          <w:szCs w:val="28"/>
+        </w:rPr>
+        <w:t xml:space="preserve">)</w:t>
+      </w:r>
+      <w:r>
+        <w:rPr>
+          <w:rFonts w:ascii="Arial" w:eastAsia="Arial" w:hAnsi="Arial" w:cs="Arial"/>
+          <w:sz w:val="28"/>
+          <w:szCs w:val="28"/>
+        </w:rPr>
+        <w:t xml:space="preserve">.</w:t>
       </w:r>
     </w:p>
     <w:p>
@@ -1438,7 +1673,75 @@
           <w:sz w:val="28"/>
           <w:szCs w:val="28"/>
         </w:rPr>
-        <w:t xml:space="preserve">, e incumbe ao autor comprovar os fatos constitutivos de seu direito</w:t>
+        <w:t xml:space="preserve">, e incumbe ao autor </w:t>
+      </w:r>
+      <w:r>
+        <w:rPr>
+          <w:rFonts w:ascii="Arial" w:eastAsia="Arial" w:hAnsi="Arial" w:cs="Arial"/>
+          <w:color w:val="808080"/>
+          <w:sz w:val="28"/>
+          <w:szCs w:val="28"/>
+        </w:rPr>
+        <w:t xml:space="preserve">provar</w:t>
+      </w:r>
+      <w:r>
+        <w:rPr>
+          <w:rFonts w:ascii="Arial" w:eastAsia="Arial" w:hAnsi="Arial" w:cs="Arial"/>
+          <w:sz w:val="28"/>
+          <w:szCs w:val="28"/>
+        </w:rPr>
+        <w:t xml:space="preserve"> </w:t>
+      </w:r>
+      <w:r>
+        <w:rPr>
+          <w:rFonts w:ascii="Arial" w:eastAsia="Arial" w:hAnsi="Arial" w:cs="Arial"/>
+          <w:color w:val="808080"/>
+          <w:sz w:val="28"/>
+          <w:szCs w:val="28"/>
+        </w:rPr>
+        <w:t xml:space="preserve">o</w:t>
+      </w:r>
+      <w:r>
+        <w:rPr>
+          <w:rFonts w:ascii="Arial" w:eastAsia="Arial" w:hAnsi="Arial" w:cs="Arial"/>
+          <w:sz w:val="28"/>
+          <w:szCs w:val="28"/>
+        </w:rPr>
+        <w:t xml:space="preserve"> </w:t>
+      </w:r>
+      <w:r>
+        <w:rPr>
+          <w:rFonts w:ascii="Arial" w:eastAsia="Arial" w:hAnsi="Arial" w:cs="Arial"/>
+          <w:color w:val="808080"/>
+          <w:sz w:val="28"/>
+          <w:szCs w:val="28"/>
+        </w:rPr>
+        <w:t xml:space="preserve">fato</w:t>
+      </w:r>
+      <w:r>
+        <w:rPr>
+          <w:rFonts w:ascii="Arial" w:eastAsia="Arial" w:hAnsi="Arial" w:cs="Arial"/>
+          <w:sz w:val="28"/>
+          <w:szCs w:val="28"/>
+        </w:rPr>
+        <w:t xml:space="preserve"> </w:t>
+      </w:r>
+      <w:r>
+        <w:rPr>
+          <w:rFonts w:ascii="Arial" w:eastAsia="Arial" w:hAnsi="Arial" w:cs="Arial"/>
+          <w:color w:val="808080"/>
+          <w:sz w:val="28"/>
+          <w:szCs w:val="28"/>
+        </w:rPr>
+        <w:t xml:space="preserve">constitutivo</w:t>
+      </w:r>
+      <w:r>
+        <w:rPr>
+          <w:rFonts w:ascii="Arial" w:eastAsia="Arial" w:hAnsi="Arial" w:cs="Arial"/>
+          <w:sz w:val="28"/>
+          <w:szCs w:val="28"/>
+        </w:rPr>
+        <w:t xml:space="preserve"> de seu direito</w:t>
       </w:r>
       <w:r>
         <w:rPr>
@@ -1455,7 +1758,108 @@
           <w:sz w:val="28"/>
           <w:szCs w:val="28"/>
         </w:rPr>
-        <w:t xml:space="preserve">. Comprovante de entrega ilegível e rasurado, incapaz de identificar com segurança o recebedor e confirmar a efetiva entrega das mercadorias, não satisfaz </w:t>
+        <w:t xml:space="preserve">. Comprovante de entrega ilegível e rasurado, </w:t>
+      </w:r>
+      <w:r>
+        <w:rPr>
+          <w:rFonts w:ascii="Arial" w:eastAsia="Arial" w:hAnsi="Arial" w:cs="Arial"/>
+          <w:color w:val="808080"/>
+          <w:sz w:val="28"/>
+          <w:szCs w:val="28"/>
+        </w:rPr>
+        <w:t xml:space="preserve">que</w:t>
+      </w:r>
+      <w:r>
+        <w:rPr>
+          <w:rFonts w:ascii="Arial" w:eastAsia="Arial" w:hAnsi="Arial" w:cs="Arial"/>
+          <w:sz w:val="28"/>
+          <w:szCs w:val="28"/>
+        </w:rPr>
+        <w:t xml:space="preserve"> </w:t>
+      </w:r>
+      <w:r>
+        <w:rPr>
+          <w:rFonts w:ascii="Arial" w:eastAsia="Arial" w:hAnsi="Arial" w:cs="Arial"/>
+          <w:color w:val="808080"/>
+          <w:sz w:val="28"/>
+          <w:szCs w:val="28"/>
+        </w:rPr>
+        <w:t xml:space="preserve">não</w:t>
+      </w:r>
+      <w:r>
+        <w:rPr>
+          <w:rFonts w:ascii="Arial" w:eastAsia="Arial" w:hAnsi="Arial" w:cs="Arial"/>
+          <w:sz w:val="28"/>
+          <w:szCs w:val="28"/>
+        </w:rPr>
+        <w:t xml:space="preserve"> </w:t>
+      </w:r>
+      <w:r>
+        <w:rPr>
+          <w:rFonts w:ascii="Arial" w:eastAsia="Arial" w:hAnsi="Arial" w:cs="Arial"/>
+          <w:color w:val="808080"/>
+          <w:sz w:val="28"/>
+          <w:szCs w:val="28"/>
+        </w:rPr>
+        <w:t xml:space="preserve">identifica</w:t>
+      </w:r>
+      <w:r>
+        <w:rPr>
+          <w:rFonts w:ascii="Arial" w:eastAsia="Arial" w:hAnsi="Arial" w:cs="Arial"/>
+          <w:sz w:val="28"/>
+          <w:szCs w:val="28"/>
+        </w:rPr>
+        <w:t xml:space="preserve"> o recebedor </w:t>
+      </w:r>
+      <w:r>
+        <w:rPr>
+          <w:rFonts w:ascii="Arial" w:eastAsia="Arial" w:hAnsi="Arial" w:cs="Arial"/>
+          <w:color w:val="808080"/>
+          <w:sz w:val="28"/>
+          <w:szCs w:val="28"/>
+        </w:rPr>
+        <w:t xml:space="preserve">nem</w:t>
+      </w:r>
+      <w:r>
+        <w:rPr>
+          <w:rFonts w:ascii="Arial" w:eastAsia="Arial" w:hAnsi="Arial" w:cs="Arial"/>
+          <w:sz w:val="28"/>
+          <w:szCs w:val="28"/>
+        </w:rPr>
+        <w:t xml:space="preserve"> </w:t>
+      </w:r>
+      <w:r>
+        <w:rPr>
+          <w:rFonts w:ascii="Arial" w:eastAsia="Arial" w:hAnsi="Arial" w:cs="Arial"/>
+          <w:color w:val="808080"/>
+          <w:sz w:val="28"/>
+          <w:szCs w:val="28"/>
+        </w:rPr>
+        <w:t xml:space="preserve">confirma</w:t>
+      </w:r>
+      <w:r>
+        <w:rPr>
+          <w:rFonts w:ascii="Arial" w:eastAsia="Arial" w:hAnsi="Arial" w:cs="Arial"/>
+          <w:sz w:val="28"/>
+          <w:szCs w:val="28"/>
+        </w:rPr>
+        <w:t xml:space="preserve"> a </w:t>
+      </w:r>
+      <w:r>
+        <w:rPr>
+          <w:rFonts w:ascii="Arial" w:eastAsia="Arial" w:hAnsi="Arial" w:cs="Arial"/>
+          <w:sz w:val="28"/>
+          <w:szCs w:val="28"/>
+        </w:rPr>
+        <w:t xml:space="preserve">entrega</w:t>
+      </w:r>
+      <w:r>
+        <w:rPr>
+          <w:rFonts w:ascii="Arial" w:eastAsia="Arial" w:hAnsi="Arial" w:cs="Arial"/>
+          <w:sz w:val="28"/>
+          <w:szCs w:val="28"/>
+        </w:rPr>
+        <w:t xml:space="preserve">, não satisfaz </w:t>
       </w:r>
       <w:r>
         <w:rPr>
@@ -1480,7 +1884,58 @@
           <w:sz w:val="28"/>
           <w:szCs w:val="28"/>
         </w:rPr>
-        <w:t xml:space="preserve">, sobretudo quando a irregularidade persiste após oportunidade concedida ao credor para apresentar documento legível</w:t>
+        <w:t xml:space="preserve">, sobretudo </w:t>
+      </w:r>
+      <w:r>
+        <w:rPr>
+          <w:rFonts w:ascii="Arial" w:eastAsia="Arial" w:hAnsi="Arial" w:cs="Arial"/>
+          <w:color w:val="808080"/>
+          <w:sz w:val="28"/>
+          <w:szCs w:val="28"/>
+        </w:rPr>
+        <w:t xml:space="preserve">se</w:t>
+      </w:r>
+      <w:r>
+        <w:rPr>
+          <w:rFonts w:ascii="Arial" w:eastAsia="Arial" w:hAnsi="Arial" w:cs="Arial"/>
+          <w:sz w:val="28"/>
+          <w:szCs w:val="28"/>
+        </w:rPr>
+        <w:t xml:space="preserve"> a irregularidade persiste após oportunidade </w:t>
+      </w:r>
+      <w:r>
+        <w:rPr>
+          <w:rFonts w:ascii="Arial" w:eastAsia="Arial" w:hAnsi="Arial" w:cs="Arial"/>
+          <w:color w:val="808080"/>
+          <w:sz w:val="28"/>
+          <w:szCs w:val="28"/>
+        </w:rPr>
+        <w:t xml:space="preserve">de</w:t>
+      </w:r>
+      <w:r>
+        <w:rPr>
+          <w:rFonts w:ascii="Arial" w:eastAsia="Arial" w:hAnsi="Arial" w:cs="Arial"/>
+          <w:sz w:val="28"/>
+          <w:szCs w:val="28"/>
+        </w:rPr>
+        <w:t xml:space="preserve"> </w:t>
+      </w:r>
+      <w:r>
+        <w:rPr>
+          <w:rFonts w:ascii="Arial" w:eastAsia="Arial" w:hAnsi="Arial" w:cs="Arial"/>
+          <w:color w:val="808080"/>
+          <w:sz w:val="28"/>
+          <w:szCs w:val="28"/>
+        </w:rPr>
+        <w:t xml:space="preserve">juntar</w:t>
+      </w:r>
+      <w:r>
+        <w:rPr>
+          <w:rFonts w:ascii="Arial" w:eastAsia="Arial" w:hAnsi="Arial" w:cs="Arial"/>
+          <w:sz w:val="28"/>
+          <w:szCs w:val="28"/>
+        </w:rPr>
+        <w:t xml:space="preserve"> documento legível</w:t>
       </w:r>
       <w:r>
         <w:rPr>
@@ -1524,31 +1979,149 @@
           <w:sz w:val="28"/>
           <w:szCs w:val="28"/>
         </w:rPr>
-        <w:t>O pagamento de outras duplicatas emitidas a partir da mesma nota fiscal constitui indício da relação comercial, mas não supre a ausência de prova do fato constitutivo do crédito especificamente cobrado. O adimplemento de parcelas da mesma operação não permite concluir, por si só, pela efetiva entrega da mercadoria vinculada ao título remanescente quando o documento destinado a comprová-la</w:t>
-      </w:r>
-      <w:r>
-        <w:rPr>
-          <w:rFonts w:ascii="Arial" w:eastAsia="Arial" w:hAnsi="Arial" w:cs="Arial"/>
-          <w:sz w:val="28"/>
-          <w:szCs w:val="28"/>
-        </w:rPr>
-        <w:t xml:space="preserve"> </w:t>
-      </w:r>
-      <w:r>
-        <w:rPr>
-          <w:rFonts w:ascii="Arial" w:eastAsia="Arial" w:hAnsi="Arial" w:cs="Arial"/>
-          <w:sz w:val="28"/>
-          <w:szCs w:val="28"/>
-        </w:rPr>
-        <w:t>apresenta vícios que comprometem sua força probatória</w:t>
-      </w:r>
-      <w:r>
-        <w:rPr>
-          <w:rFonts w:ascii="Arial" w:eastAsia="Arial" w:hAnsi="Arial" w:cs="Arial"/>
-          <w:sz w:val="28"/>
-          <w:szCs w:val="28"/>
-        </w:rPr>
-        <w:t>.</w:t>
+        <w:t xml:space="preserve">O pagamento de outras duplicatas </w:t>
+      </w:r>
+      <w:r>
+        <w:rPr>
+          <w:rFonts w:ascii="Arial" w:eastAsia="Arial" w:hAnsi="Arial" w:cs="Arial"/>
+          <w:sz w:val="28"/>
+          <w:szCs w:val="28"/>
+        </w:rPr>
+        <w:t xml:space="preserve">da mesma nota fiscal </w:t>
+      </w:r>
+      <w:r>
+        <w:rPr>
+          <w:rFonts w:ascii="Arial" w:eastAsia="Arial" w:hAnsi="Arial" w:cs="Arial"/>
+          <w:color w:val="808080"/>
+          <w:sz w:val="28"/>
+          <w:szCs w:val="28"/>
+        </w:rPr>
+        <w:t xml:space="preserve">indica</w:t>
+      </w:r>
+      <w:r>
+        <w:rPr>
+          <w:rFonts w:ascii="Arial" w:eastAsia="Arial" w:hAnsi="Arial" w:cs="Arial"/>
+          <w:sz w:val="28"/>
+          <w:szCs w:val="28"/>
+        </w:rPr>
+        <w:t xml:space="preserve"> </w:t>
+      </w:r>
+      <w:r>
+        <w:rPr>
+          <w:rFonts w:ascii="Arial" w:eastAsia="Arial" w:hAnsi="Arial" w:cs="Arial"/>
+          <w:color w:val="808080"/>
+          <w:sz w:val="28"/>
+          <w:szCs w:val="28"/>
+        </w:rPr>
+        <w:t xml:space="preserve">a</w:t>
+      </w:r>
+      <w:r>
+        <w:rPr>
+          <w:rFonts w:ascii="Arial" w:eastAsia="Arial" w:hAnsi="Arial" w:cs="Arial"/>
+          <w:sz w:val="28"/>
+          <w:szCs w:val="28"/>
+        </w:rPr>
+        <w:t xml:space="preserve"> relação comercial, mas não supre a </w:t>
+      </w:r>
+      <w:r>
+        <w:rPr>
+          <w:rFonts w:ascii="Arial" w:eastAsia="Arial" w:hAnsi="Arial" w:cs="Arial"/>
+          <w:sz w:val="28"/>
+          <w:szCs w:val="28"/>
+        </w:rPr>
+        <w:t xml:space="preserve">prova </w:t>
+      </w:r>
+      <w:r>
+        <w:rPr>
+          <w:rFonts w:ascii="Arial" w:eastAsia="Arial" w:hAnsi="Arial" w:cs="Arial"/>
+          <w:sz w:val="28"/>
+          <w:szCs w:val="28"/>
+        </w:rPr>
+        <w:t xml:space="preserve">da</w:t>
+      </w:r>
+      <w:r>
+        <w:rPr>
+          <w:rFonts w:ascii="Arial" w:eastAsia="Arial" w:hAnsi="Arial" w:cs="Arial"/>
+          <w:sz w:val="28"/>
+          <w:szCs w:val="28"/>
+        </w:rPr>
+        <w:t xml:space="preserve"> entrega da mercadoria vinculada ao título remanescente</w:t>
+      </w:r>
+      <w:r>
+        <w:rPr>
+          <w:rFonts w:ascii="Arial" w:eastAsia="Arial" w:hAnsi="Arial" w:cs="Arial"/>
+          <w:color w:val="808080"/>
+          <w:sz w:val="28"/>
+          <w:szCs w:val="28"/>
+        </w:rPr>
+        <w:t xml:space="preserve">,</w:t>
+      </w:r>
+      <w:r>
+        <w:rPr>
+          <w:rFonts w:ascii="Arial" w:eastAsia="Arial" w:hAnsi="Arial" w:cs="Arial"/>
+          <w:sz w:val="28"/>
+          <w:szCs w:val="28"/>
+        </w:rPr>
+        <w:t xml:space="preserve"> </w:t>
+      </w:r>
+      <w:r>
+        <w:rPr>
+          <w:rFonts w:ascii="Arial" w:eastAsia="Arial" w:hAnsi="Arial" w:cs="Arial"/>
+          <w:color w:val="808080"/>
+          <w:sz w:val="28"/>
+          <w:szCs w:val="28"/>
+        </w:rPr>
+        <w:t xml:space="preserve">cujo</w:t>
+      </w:r>
+      <w:r>
+        <w:rPr>
+          <w:rFonts w:ascii="Arial" w:eastAsia="Arial" w:hAnsi="Arial" w:cs="Arial"/>
+          <w:sz w:val="28"/>
+          <w:szCs w:val="28"/>
+        </w:rPr>
+        <w:t xml:space="preserve"> </w:t>
+      </w:r>
+      <w:r>
+        <w:rPr>
+          <w:rFonts w:ascii="Arial" w:eastAsia="Arial" w:hAnsi="Arial" w:cs="Arial"/>
+          <w:color w:val="808080"/>
+          <w:sz w:val="28"/>
+          <w:szCs w:val="28"/>
+        </w:rPr>
+        <w:t xml:space="preserve">comprovante</w:t>
+      </w:r>
+      <w:r>
+        <w:rPr>
+          <w:rFonts w:ascii="Arial" w:eastAsia="Arial" w:hAnsi="Arial" w:cs="Arial"/>
+          <w:sz w:val="28"/>
+          <w:szCs w:val="28"/>
+        </w:rPr>
+        <w:t xml:space="preserve"> </w:t>
+      </w:r>
+      <w:r>
+        <w:rPr>
+          <w:rFonts w:ascii="Arial" w:eastAsia="Arial" w:hAnsi="Arial" w:cs="Arial"/>
+          <w:color w:val="808080"/>
+          <w:sz w:val="28"/>
+          <w:szCs w:val="28"/>
+        </w:rPr>
+        <w:t xml:space="preserve">tem</w:t>
+      </w:r>
+      <w:r>
+        <w:rPr>
+          <w:rFonts w:ascii="Arial" w:eastAsia="Arial" w:hAnsi="Arial" w:cs="Arial"/>
+          <w:sz w:val="28"/>
+          <w:szCs w:val="28"/>
+        </w:rPr>
+        <w:t xml:space="preserve"> vícios que comprometem sua força probatória</w:t>
+      </w:r>
+      <w:r>
+        <w:rPr>
+          <w:rFonts w:ascii="Arial" w:eastAsia="Arial" w:hAnsi="Arial" w:cs="Arial"/>
+          <w:sz w:val="28"/>
+          <w:szCs w:val="28"/>
+        </w:rPr>
+        <w:t xml:space="preserve">.</w:t>
       </w:r>
     </w:p>
     <w:p>
@@ -1576,7 +2149,15 @@
           <w:sz w:val="28"/>
           <w:szCs w:val="28"/>
         </w:rPr>
-        <w:t xml:space="preserve">A exclusão do crédito de R$ 701,50 por insuficiência probatória não viola a boa-fé objetiva </w:t>
+        <w:t xml:space="preserve">A exclusão do crédito</w:t>
+      </w:r>
+      <w:r>
+        <w:rPr>
+          <w:rFonts w:ascii="Arial" w:eastAsia="Arial" w:hAnsi="Arial" w:cs="Arial"/>
+          <w:sz w:val="28"/>
+          <w:szCs w:val="28"/>
+        </w:rPr>
+        <w:t xml:space="preserve"> por insuficiência probatória não viola a boa-fé objetiva </w:t>
       </w:r>
       <w:r>
         <w:rPr>
@@ -1593,7 +2174,57 @@
           <w:sz w:val="28"/>
           <w:szCs w:val="28"/>
         </w:rPr>
-        <w:t xml:space="preserve"> configura comportamento contraditório ou enriquecimento sem causa, pois decorre do descumprimento do ônus probatório atribuído à autora.</w:t>
+        <w:t xml:space="preserve"> configura</w:t>
+      </w:r>
+      <w:r>
+        <w:rPr>
+          <w:rFonts w:ascii="Arial" w:eastAsia="Arial" w:hAnsi="Arial" w:cs="Arial"/>
+          <w:sz w:val="28"/>
+          <w:szCs w:val="28"/>
+        </w:rPr>
+        <w:t xml:space="preserve"> enriquecimento sem causa, pois decorre do </w:t>
+      </w:r>
+      <w:r>
+        <w:rPr>
+          <w:rFonts w:ascii="Arial" w:eastAsia="Arial" w:hAnsi="Arial" w:cs="Arial"/>
+          <w:sz w:val="28"/>
+          <w:szCs w:val="28"/>
+        </w:rPr>
+        <w:t xml:space="preserve">ônus probatório </w:t>
+      </w:r>
+      <w:r>
+        <w:rPr>
+          <w:rFonts w:ascii="Arial" w:eastAsia="Arial" w:hAnsi="Arial" w:cs="Arial"/>
+          <w:color w:val="808080"/>
+          <w:sz w:val="28"/>
+          <w:szCs w:val="28"/>
+        </w:rPr>
+        <w:t xml:space="preserve">não</w:t>
+      </w:r>
+      <w:r>
+        <w:rPr>
+          <w:rFonts w:ascii="Arial" w:eastAsia="Arial" w:hAnsi="Arial" w:cs="Arial"/>
+          <w:sz w:val="28"/>
+          <w:szCs w:val="28"/>
+        </w:rPr>
+        <w:t xml:space="preserve"> </w:t>
+      </w:r>
+      <w:r>
+        <w:rPr>
+          <w:rFonts w:ascii="Arial" w:eastAsia="Arial" w:hAnsi="Arial" w:cs="Arial"/>
+          <w:color w:val="808080"/>
+          <w:sz w:val="28"/>
+          <w:szCs w:val="28"/>
+        </w:rPr>
+        <w:t xml:space="preserve">atendido pela</w:t>
+      </w:r>
+      <w:r>
+        <w:rPr>
+          <w:rFonts w:ascii="Arial" w:eastAsia="Arial" w:hAnsi="Arial" w:cs="Arial"/>
+          <w:sz w:val="28"/>
+          <w:szCs w:val="28"/>
+        </w:rPr>
+        <w:t xml:space="preserve"> autora.</w:t>
       </w:r>
       <w:commentRangeEnd w:id="4"/>
       <w:r>
@@ -1869,134 +2500,6 @@
           <w:szCs w:val="26"/>
         </w:rPr>
       </w:pPr>
-    </w:p>
-    <w:p>
-      <w:pPr>
-        <w:spacing w:after="0" w:line="360" w:lineRule="auto"/>
-        <w:jc w:val="both"/>
-        <w:rPr>
-          <w:rFonts w:ascii="Arial" w:eastAsia="Arial" w:hAnsi="Arial" w:cs="Arial"/>
-          <w:sz w:val="26"/>
-          <w:szCs w:val="26"/>
-        </w:rPr>
-      </w:pPr>
-    </w:p>
-    <w:p>
-      <w:pPr>
-        <w:spacing w:after="0" w:line="360" w:lineRule="auto"/>
-        <w:jc w:val="both"/>
-        <w:rPr>
-          <w:rFonts w:ascii="Arial" w:eastAsia="Arial" w:hAnsi="Arial" w:cs="Arial"/>
-          <w:sz w:val="26"/>
-          <w:szCs w:val="26"/>
-        </w:rPr>
-      </w:pPr>
-    </w:p>
-    <w:p>
-      <w:pPr>
-        <w:spacing w:after="0" w:line="360" w:lineRule="auto"/>
-        <w:jc w:val="both"/>
-        <w:rPr>
-          <w:rFonts w:ascii="Arial" w:eastAsia="Arial" w:hAnsi="Arial" w:cs="Arial"/>
-          <w:sz w:val="26"/>
-          <w:szCs w:val="26"/>
-        </w:rPr>
-      </w:pPr>
-    </w:p>
-    <w:p>
-      <w:pPr>
-        <w:spacing w:after="0" w:line="360" w:lineRule="auto"/>
-        <w:jc w:val="both"/>
-        <w:rPr>
-          <w:rFonts w:ascii="Arial" w:eastAsia="Arial" w:hAnsi="Arial" w:cs="Arial"/>
-          <w:sz w:val="26"/>
-          <w:szCs w:val="26"/>
-        </w:rPr>
-      </w:pPr>
-    </w:p>
-    <w:p>
-      <w:pPr>
-        <w:spacing w:after="0" w:line="360" w:lineRule="auto"/>
-        <w:jc w:val="both"/>
-        <w:rPr>
-          <w:rFonts w:ascii="Arial" w:eastAsia="Arial" w:hAnsi="Arial" w:cs="Arial"/>
-          <w:sz w:val="26"/>
-          <w:szCs w:val="26"/>
-        </w:rPr>
-      </w:pPr>
-    </w:p>
-    <w:p>
-      <w:pPr>
-        <w:spacing w:after="0" w:line="360" w:lineRule="auto"/>
-        <w:jc w:val="both"/>
-        <w:rPr>
-          <w:rFonts w:ascii="Arial" w:eastAsia="Arial" w:hAnsi="Arial" w:cs="Arial"/>
-          <w:sz w:val="26"/>
-          <w:szCs w:val="26"/>
-        </w:rPr>
-      </w:pPr>
-    </w:p>
-    <w:p>
-      <w:pPr>
-        <w:spacing w:after="0" w:line="360" w:lineRule="auto"/>
-        <w:jc w:val="both"/>
-        <w:rPr>
-          <w:rFonts w:ascii="Arial" w:eastAsia="Arial" w:hAnsi="Arial" w:cs="Arial"/>
-          <w:sz w:val="26"/>
-          <w:szCs w:val="26"/>
-        </w:rPr>
-      </w:pPr>
-    </w:p>
-    <w:p>
-      <w:pPr>
-        <w:spacing w:after="0" w:line="360" w:lineRule="auto"/>
-        <w:jc w:val="both"/>
-        <w:rPr>
-          <w:rFonts w:ascii="Arial" w:eastAsia="Arial" w:hAnsi="Arial" w:cs="Arial"/>
-          <w:sz w:val="26"/>
-          <w:szCs w:val="26"/>
-        </w:rPr>
-      </w:pPr>
-    </w:p>
-    <w:p>
-      <w:pPr>
-        <w:spacing w:after="0" w:line="360" w:lineRule="auto"/>
-        <w:jc w:val="both"/>
-        <w:rPr>
-          <w:rFonts w:ascii="Arial" w:eastAsia="Arial" w:hAnsi="Arial" w:cs="Arial"/>
-          <w:sz w:val="26"/>
-          <w:szCs w:val="26"/>
-        </w:rPr>
-      </w:pPr>
-    </w:p>
-    <w:p>
-      <w:pPr>
-        <w:spacing w:after="0" w:line="360" w:lineRule="auto"/>
-        <w:jc w:val="both"/>
-        <w:rPr>
-          <w:rFonts w:ascii="Arial" w:eastAsia="Arial" w:hAnsi="Arial" w:cs="Arial"/>
-          <w:sz w:val="26"/>
-          <w:szCs w:val="26"/>
-        </w:rPr>
-      </w:pPr>
-    </w:p>
-    <w:p>
-      <w:pPr>
-        <w:spacing w:after="0" w:line="360" w:lineRule="auto"/>
-        <w:jc w:val="both"/>
-        <w:rPr>
-          <w:rFonts w:ascii="Arial" w:eastAsia="Arial" w:hAnsi="Arial" w:cs="Arial"/>
-          <w:sz w:val="26"/>
-          <w:szCs w:val="26"/>
-        </w:rPr>
-      </w:pPr>
-      <w:r>
-        <w:rPr>
-          <w:rFonts w:ascii="Arial" w:eastAsia="Arial" w:hAnsi="Arial" w:cs="Arial"/>
-          <w:color w:val="808080"/>
-        </w:rPr>
-        <w:t xml:space="preserve"> </w:t>
-      </w:r>
     </w:p>
     <w:p>
       <w:pPr>
@@ -3854,71 +4357,6 @@
           <w:szCs w:val="28"/>
         </w:rPr>
       </w:pPr>
-    </w:p>
-    <w:p>
-      <w:pPr>
-        <w:spacing w:after="0" w:line="360" w:lineRule="auto"/>
-        <w:jc w:val="center"/>
-        <w:rPr>
-          <w:rFonts w:ascii="Arial" w:hAnsi="Arial" w:cs="Arial"/>
-          <w:b/>
-          <w:bCs/>
-          <w:sz w:val="28"/>
-          <w:szCs w:val="28"/>
-        </w:rPr>
-      </w:pPr>
-    </w:p>
-    <w:p>
-      <w:pPr>
-        <w:spacing w:after="0" w:line="360" w:lineRule="auto"/>
-        <w:jc w:val="center"/>
-        <w:rPr>
-          <w:rFonts w:ascii="Arial" w:hAnsi="Arial" w:cs="Arial"/>
-          <w:b/>
-          <w:bCs/>
-          <w:sz w:val="28"/>
-          <w:szCs w:val="28"/>
-        </w:rPr>
-      </w:pPr>
-    </w:p>
-    <w:p>
-      <w:pPr>
-        <w:spacing w:after="0" w:line="360" w:lineRule="auto"/>
-        <w:jc w:val="center"/>
-        <w:rPr>
-          <w:rFonts w:ascii="Arial" w:hAnsi="Arial" w:cs="Arial"/>
-          <w:b/>
-          <w:bCs/>
-          <w:sz w:val="28"/>
-          <w:szCs w:val="28"/>
-        </w:rPr>
-      </w:pPr>
-    </w:p>
-    <w:p>
-      <w:pPr>
-        <w:spacing w:after="0" w:line="360" w:lineRule="auto"/>
-        <w:jc w:val="center"/>
-        <w:rPr>
-          <w:rFonts w:ascii="Arial" w:hAnsi="Arial" w:cs="Arial"/>
-          <w:b/>
-          <w:bCs/>
-          <w:sz w:val="28"/>
-          <w:szCs w:val="28"/>
-        </w:rPr>
-      </w:pPr>
-    </w:p>
-    <w:p>
-      <w:pPr>
-        <w:spacing w:after="0" w:line="360" w:lineRule="auto"/>
-        <w:jc w:val="center"/>
-        <w:rPr>
-          <w:rFonts w:ascii="Arial" w:hAnsi="Arial" w:cs="Arial"/>
-          <w:b/>
-          <w:bCs/>
-          <w:sz w:val="28"/>
-          <w:szCs w:val="28"/>
-        </w:rPr>
-      </w:pPr>
       <w:r>
         <w:rPr>
           <w:rFonts w:ascii="Arial" w:hAnsi="Arial" w:cs="Arial"/>
@@ -4324,7 +4762,7 @@
           <w:color w:val="808080"/>
           <w:highlight w:val="yellow"/>
         </w:rPr>
-        <w:t xml:space="preserve">MANUTENÇÃO DA EXCLUSÃO DA DUPLICATA Nº 04</w:t>
+        <w:t xml:space="preserve">MANUTENÇÃO</w:t>
       </w:r>
       <w:r>
         <w:rPr>
@@ -4332,7 +4770,7 @@
           <w:color w:val="auto"/>
           <w:highlight w:val="yellow"/>
         </w:rPr>
-        <w:t xml:space="preserve"> DA NOTA FISCAL Nº 207285 </w:t>
+        <w:t xml:space="preserve"> DA </w:t>
       </w:r>
       <w:r>
         <w:rPr>
@@ -4340,7 +4778,7 @@
           <w:color w:val="808080"/>
           <w:highlight w:val="yellow"/>
         </w:rPr>
-        <w:t xml:space="preserve">POR</w:t>
+        <w:t xml:space="preserve">EXCLUSÃO</w:t>
       </w:r>
       <w:r>
         <w:rPr>
@@ -4356,7 +4794,7 @@
           <w:color w:val="808080"/>
           <w:highlight w:val="yellow"/>
         </w:rPr>
-        <w:t xml:space="preserve">AUSÊNCIA</w:t>
+        <w:t xml:space="preserve">DA DUPLICATA</w:t>
       </w:r>
       <w:r>
         <w:rPr>
@@ -4364,7 +4802,7 @@
           <w:color w:val="auto"/>
           <w:highlight w:val="yellow"/>
         </w:rPr>
-        <w:t xml:space="preserve"> DE </w:t>
+        <w:t xml:space="preserve"> Nº </w:t>
       </w:r>
       <w:r>
         <w:rPr>
@@ -4372,7 +4810,7 @@
           <w:color w:val="808080"/>
           <w:highlight w:val="yellow"/>
         </w:rPr>
-        <w:t xml:space="preserve">PROVA ESCRITA IDÔNEA DA </w:t>
+        <w:t xml:space="preserve">04</w:t>
       </w:r>
       <w:r>
         <w:rPr>
@@ -4380,6 +4818,54 @@
           <w:color w:val="auto"/>
           <w:highlight w:val="yellow"/>
         </w:rPr>
+        <w:t xml:space="preserve"> </w:t>
+      </w:r>
+      <w:r>
+        <w:rPr>
+          <w:rFonts w:ascii="Arial" w:eastAsia="Arial" w:hAnsi="Arial" w:cs="Arial"/>
+          <w:color w:val="808080"/>
+          <w:highlight w:val="yellow"/>
+        </w:rPr>
+        <w:t xml:space="preserve">POR</w:t>
+      </w:r>
+      <w:r>
+        <w:rPr>
+          <w:rFonts w:ascii="Arial" w:eastAsia="Arial" w:hAnsi="Arial" w:cs="Arial"/>
+          <w:color w:val="auto"/>
+          <w:highlight w:val="yellow"/>
+        </w:rPr>
+        <w:t xml:space="preserve"> </w:t>
+      </w:r>
+      <w:r>
+        <w:rPr>
+          <w:rFonts w:ascii="Arial" w:eastAsia="Arial" w:hAnsi="Arial" w:cs="Arial"/>
+          <w:color w:val="808080"/>
+          <w:highlight w:val="yellow"/>
+        </w:rPr>
+        <w:t xml:space="preserve">FALTA</w:t>
+      </w:r>
+      <w:r>
+        <w:rPr>
+          <w:rFonts w:ascii="Arial" w:eastAsia="Arial" w:hAnsi="Arial" w:cs="Arial"/>
+          <w:color w:val="auto"/>
+          <w:highlight w:val="yellow"/>
+        </w:rPr>
+        <w:t xml:space="preserve"> DE </w:t>
+      </w:r>
+      <w:r>
+        <w:rPr>
+          <w:rFonts w:ascii="Arial" w:eastAsia="Arial" w:hAnsi="Arial" w:cs="Arial"/>
+          <w:color w:val="808080"/>
+          <w:highlight w:val="yellow"/>
+        </w:rPr>
+        <w:t xml:space="preserve">PROVA IDÔNEA DA </w:t>
+      </w:r>
+      <w:r>
+        <w:rPr>
+          <w:rFonts w:ascii="Arial" w:eastAsia="Arial" w:hAnsi="Arial" w:cs="Arial"/>
+          <w:color w:val="auto"/>
+          <w:highlight w:val="yellow"/>
+        </w:rPr>
         <w:t xml:space="preserve">ENTREGA</w:t>
       </w:r>
       <w:commentRangeEnd w:id="14"/>
@@ -4499,7 +4985,7 @@
           <w:sz w:val="28"/>
           <w:szCs w:val="28"/>
         </w:rPr>
-        <w:t xml:space="preserve">examinou</w:t>
+        <w:t xml:space="preserve">analisou</w:t>
       </w:r>
       <w:r>
         <w:rPr>
@@ -4626,41 +5112,32 @@
           <w:sz w:val="28"/>
           <w:szCs w:val="28"/>
         </w:rPr>
-        <w:t xml:space="preserve"> considerar</w:t>
-      </w:r>
-      <w:r>
-        <w:rPr>
-          <w:rFonts w:ascii="Arial" w:eastAsia="Arial" w:hAnsi="Arial" w:cs="Arial"/>
-          <w:sz w:val="28"/>
-          <w:szCs w:val="28"/>
-        </w:rPr>
-        <w:t xml:space="preserve"> que a </w:t>
-      </w:r>
-      <w:r>
-        <w:rPr>
-          <w:rFonts w:ascii="Arial" w:eastAsia="Arial" w:hAnsi="Arial" w:cs="Arial"/>
-          <w:color w:val="808080"/>
-          <w:sz w:val="28"/>
-          <w:szCs w:val="28"/>
-        </w:rPr>
-        <w:t xml:space="preserve">apelada</w:t>
-      </w:r>
-      <w:r>
-        <w:rPr>
-          <w:rFonts w:ascii="Arial" w:eastAsia="Arial" w:hAnsi="Arial" w:cs="Arial"/>
-          <w:sz w:val="28"/>
-          <w:szCs w:val="28"/>
-        </w:rPr>
-        <w:t xml:space="preserve"> </w:t>
-      </w:r>
-      <w:r>
-        <w:rPr>
-          <w:rFonts w:ascii="Arial" w:eastAsia="Arial" w:hAnsi="Arial" w:cs="Arial"/>
-          <w:color w:val="808080"/>
-          <w:sz w:val="28"/>
-          <w:szCs w:val="28"/>
-        </w:rPr>
-        <w:t xml:space="preserve">pagou</w:t>
+        <w:t xml:space="preserve"> considerar </w:t>
+      </w:r>
+      <w:r>
+        <w:rPr>
+          <w:rFonts w:ascii="Arial" w:eastAsia="Arial" w:hAnsi="Arial" w:cs="Arial"/>
+          <w:sz w:val="28"/>
+          <w:szCs w:val="28"/>
+        </w:rPr>
+        <w:t xml:space="preserve">o </w:t>
+      </w:r>
+      <w:r>
+        <w:rPr>
+          <w:rFonts w:ascii="Arial" w:eastAsia="Arial" w:hAnsi="Arial" w:cs="Arial"/>
+          <w:color w:val="808080"/>
+          <w:sz w:val="28"/>
+          <w:szCs w:val="28"/>
+        </w:rPr>
+        <w:t xml:space="preserve">pagamento</w:t>
+      </w:r>
+      <w:r>
+        <w:rPr>
+          <w:rFonts w:ascii="Arial" w:eastAsia="Arial" w:hAnsi="Arial" w:cs="Arial"/>
+          <w:sz w:val="28"/>
+          <w:szCs w:val="28"/>
+        </w:rPr>
+        <w:t xml:space="preserve"> de</w:t>
       </w:r>
       <w:r>
         <w:rPr>
@@ -4685,16 +5162,16 @@
           <w:sz w:val="28"/>
           <w:szCs w:val="28"/>
         </w:rPr>
-        <w:t xml:space="preserve">ro duplicatas originadas da mesma </w:t>
-      </w:r>
-      <w:r>
-        <w:rPr>
-          <w:rFonts w:ascii="Arial" w:eastAsia="Arial" w:hAnsi="Arial" w:cs="Arial"/>
-          <w:color w:val="808080"/>
-          <w:sz w:val="28"/>
-          <w:szCs w:val="28"/>
-        </w:rPr>
-        <w:t xml:space="preserve">operação, restando inadimplida apenas a duplicata nº 04 (R$ 701,50); </w:t>
+        <w:t xml:space="preserve">ro duplicatas </w:t>
+      </w:r>
+      <w:r>
+        <w:rPr>
+          <w:rFonts w:ascii="Arial" w:eastAsia="Arial" w:hAnsi="Arial" w:cs="Arial"/>
+          <w:color w:val="808080"/>
+          <w:sz w:val="28"/>
+          <w:szCs w:val="28"/>
+        </w:rPr>
+        <w:t xml:space="preserve">da operação; </w:t>
       </w:r>
       <w:r>
         <w:rPr>
@@ -4713,25 +5190,43 @@
           <w:sz w:val="28"/>
           <w:szCs w:val="28"/>
         </w:rPr>
-        <w:t xml:space="preserve"> o pagamento das demais parcelas evidencia o reconhecimento da relação comercial e, em conjunto com a </w:t>
-      </w:r>
-      <w:r>
-        <w:rPr>
-          <w:rFonts w:ascii="Arial" w:eastAsia="Arial" w:hAnsi="Arial" w:cs="Arial"/>
-          <w:color w:val="000000" w:themeColor="text1"/>
-          <w:sz w:val="28"/>
-          <w:szCs w:val="28"/>
-        </w:rPr>
-        <w:t xml:space="preserve">nota fiscal, </w:t>
-      </w:r>
-      <w:r>
-        <w:rPr>
-          <w:rFonts w:ascii="Arial" w:eastAsia="Arial" w:hAnsi="Arial" w:cs="Arial"/>
-          <w:color w:val="808080"/>
-          <w:sz w:val="28"/>
-          <w:szCs w:val="28"/>
-        </w:rPr>
-        <w:t xml:space="preserve">constitui</w:t>
+        <w:t xml:space="preserve"> esse pagamento evidencia o reconhecimento</w:t>
+      </w:r>
+      <w:r>
+        <w:rPr>
+          <w:rFonts w:ascii="Arial" w:eastAsia="Arial" w:hAnsi="Arial" w:cs="Arial"/>
+          <w:color w:val="000000" w:themeColor="text1"/>
+          <w:sz w:val="28"/>
+          <w:szCs w:val="28"/>
+        </w:rPr>
+        <w:t xml:space="preserve"> da </w:t>
+      </w:r>
+      <w:r>
+        <w:rPr>
+          <w:rFonts w:ascii="Arial" w:eastAsia="Arial" w:hAnsi="Arial" w:cs="Arial"/>
+          <w:color w:val="808080"/>
+          <w:sz w:val="28"/>
+          <w:szCs w:val="28"/>
+        </w:rPr>
+        <w:t xml:space="preserve">relação comercial e basta, com a</w:t>
+      </w:r>
+      <w:r>
+        <w:rPr>
+          <w:rFonts w:ascii="Arial" w:eastAsia="Arial" w:hAnsi="Arial" w:cs="Arial"/>
+          <w:color w:val="000000" w:themeColor="text1"/>
+          <w:sz w:val="28"/>
+          <w:szCs w:val="28"/>
+        </w:rPr>
+        <w:t xml:space="preserve"> nota fiscal, </w:t>
+      </w:r>
+      <w:r>
+        <w:rPr>
+          <w:rFonts w:ascii="Arial" w:eastAsia="Arial" w:hAnsi="Arial" w:cs="Arial"/>
+          <w:color w:val="808080"/>
+          <w:sz w:val="28"/>
+          <w:szCs w:val="28"/>
+        </w:rPr>
+        <w:t xml:space="preserve">como</w:t>
       </w:r>
       <w:r>
         <w:rPr>
@@ -4767,70 +5262,7 @@
           <w:sz w:val="28"/>
           <w:szCs w:val="28"/>
         </w:rPr>
-        <w:t xml:space="preserve">escrita</w:t>
-      </w:r>
-      <w:r>
-        <w:rPr>
-          <w:rFonts w:ascii="Arial" w:eastAsia="Arial" w:hAnsi="Arial" w:cs="Arial"/>
-          <w:color w:val="000000" w:themeColor="text1"/>
-          <w:sz w:val="28"/>
-          <w:szCs w:val="28"/>
-        </w:rPr>
-        <w:t xml:space="preserve"> </w:t>
-      </w:r>
-      <w:r>
-        <w:rPr>
-          <w:rFonts w:ascii="Arial" w:eastAsia="Arial" w:hAnsi="Arial" w:cs="Arial"/>
-          <w:color w:val="808080"/>
-          <w:sz w:val="28"/>
-          <w:szCs w:val="28"/>
-        </w:rPr>
-        <w:t xml:space="preserve">suficiente</w:t>
-      </w:r>
-      <w:r>
-        <w:rPr>
-          <w:rFonts w:ascii="Arial" w:eastAsia="Arial" w:hAnsi="Arial" w:cs="Arial"/>
-          <w:color w:val="000000" w:themeColor="text1"/>
-          <w:sz w:val="28"/>
-          <w:szCs w:val="28"/>
-        </w:rPr>
-        <w:t xml:space="preserve"> </w:t>
-      </w:r>
-      <w:r>
-        <w:rPr>
-          <w:rFonts w:ascii="Arial" w:eastAsia="Arial" w:hAnsi="Arial" w:cs="Arial"/>
-          <w:color w:val="808080"/>
-          <w:sz w:val="28"/>
-          <w:szCs w:val="28"/>
-        </w:rPr>
-        <w:t xml:space="preserve">do crédito, sobretudo diante da ausência de alegação de devolução</w:t>
-      </w:r>
-      <w:r>
-        <w:rPr>
-          <w:rFonts w:ascii="Arial" w:eastAsia="Arial" w:hAnsi="Arial" w:cs="Arial"/>
-          <w:color w:val="000000" w:themeColor="text1"/>
-          <w:sz w:val="28"/>
-          <w:szCs w:val="28"/>
-        </w:rPr>
-        <w:t xml:space="preserve"> das mercadorias</w:t>
-      </w:r>
-      <w:r>
-        <w:rPr>
-          <w:rFonts w:ascii="Arial" w:eastAsia="Arial" w:hAnsi="Arial" w:cs="Arial"/>
-          <w:color w:val="808080"/>
-          <w:sz w:val="28"/>
-          <w:szCs w:val="28"/>
-        </w:rPr>
-        <w:t xml:space="preserve">, vício dos produtos, cancelamento da operação ou quitação do saldo;</w:t>
-      </w:r>
-      <w:r>
-        <w:rPr>
-          <w:rFonts w:ascii="Arial" w:eastAsia="Arial" w:hAnsi="Arial" w:cs="Arial"/>
-          <w:color w:val="000000" w:themeColor="text1"/>
-          <w:sz w:val="28"/>
-          <w:szCs w:val="28"/>
-        </w:rPr>
-        <w:t xml:space="preserve"> e </w:t>
+        <w:t xml:space="preserve">escrita do crédito de R$ 701,50 (duplicata nº 04); e </w:t>
       </w:r>
       <w:r>
         <w:rPr>
@@ -4845,20 +5277,11 @@
       <w:r>
         <w:rPr>
           <w:rFonts w:ascii="Arial" w:eastAsia="Arial" w:hAnsi="Arial" w:cs="Arial"/>
-          <w:color w:val="808080"/>
-          <w:sz w:val="28"/>
-          <w:szCs w:val="28"/>
-        </w:rPr>
-        <w:t xml:space="preserve"> </w:t>
-      </w:r>
-      <w:r>
-        <w:rPr>
-          <w:rFonts w:ascii="Arial" w:eastAsia="Arial" w:hAnsi="Arial" w:cs="Arial"/>
-          <w:color w:val="000000" w:themeColor="text1"/>
-          <w:sz w:val="28"/>
-          <w:szCs w:val="28"/>
-        </w:rPr>
-        <w:t xml:space="preserve">a </w:t>
+          <w:color w:val="000000" w:themeColor="text1"/>
+          <w:sz w:val="28"/>
+          <w:szCs w:val="28"/>
+        </w:rPr>
+        <w:t xml:space="preserve"> a </w:t>
       </w:r>
       <w:r>
         <w:rPr>
@@ -4876,24 +5299,6 @@
           <w:sz w:val="28"/>
           <w:szCs w:val="28"/>
         </w:rPr>
-        <w:t xml:space="preserve"> do </w:t>
-      </w:r>
-      <w:r>
-        <w:rPr>
-          <w:rFonts w:ascii="Arial" w:eastAsia="Arial" w:hAnsi="Arial" w:cs="Arial"/>
-          <w:color w:val="808080"/>
-          <w:sz w:val="28"/>
-          <w:szCs w:val="28"/>
-        </w:rPr>
-        <w:t xml:space="preserve">valor</w:t>
-      </w:r>
-      <w:r>
-        <w:rPr>
-          <w:rFonts w:ascii="Arial" w:eastAsia="Arial" w:hAnsi="Arial" w:cs="Arial"/>
-          <w:color w:val="000000" w:themeColor="text1"/>
-          <w:sz w:val="28"/>
-          <w:szCs w:val="28"/>
-        </w:rPr>
         <w:t xml:space="preserve"> </w:t>
       </w:r>
       <w:r>
@@ -4912,16 +5317,7 @@
           <w:sz w:val="28"/>
           <w:szCs w:val="28"/>
         </w:rPr>
-        <w:t xml:space="preserve"> </w:t>
-      </w:r>
-      <w:r>
-        <w:rPr>
-          <w:rFonts w:ascii="Arial" w:eastAsia="Arial" w:hAnsi="Arial" w:cs="Arial"/>
-          <w:color w:val="808080"/>
-          <w:sz w:val="28"/>
-          <w:szCs w:val="28"/>
-        </w:rPr>
-        <w:t xml:space="preserve">a</w:t>
+        <w:t xml:space="preserve"> a</w:t>
       </w:r>
       <w:r>
         <w:rPr>
@@ -4966,7 +5362,7 @@
           <w:sz w:val="28"/>
           <w:szCs w:val="28"/>
         </w:rPr>
-        <w:t xml:space="preserve">a teoria dos atos próprios e configura</w:t>
+        <w:t xml:space="preserve">a teoria dos atos próprios e gera</w:t>
       </w:r>
       <w:r>
         <w:rPr>
@@ -5039,48 +5435,25 @@
         <w:spacing w:after="0" w:line="360" w:lineRule="auto"/>
         <w:ind w:firstLine="2268"/>
         <w:jc w:val="both"/>
-        <w:rPr>
-          <w:rFonts w:ascii="Arial" w:eastAsia="Arial" w:hAnsi="Arial" w:cs="Arial"/>
-          <w:color w:val="000000" w:themeColor="text1"/>
-          <w:sz w:val="28"/>
-          <w:szCs w:val="28"/>
-        </w:rPr>
-      </w:pPr>
-      <w:r>
-        <w:rPr>
-          <w:rFonts w:ascii="Arial" w:eastAsia="Arial" w:hAnsi="Arial" w:cs="Arial"/>
-          <w:color w:val="000000" w:themeColor="text1"/>
-          <w:sz w:val="28"/>
-          <w:szCs w:val="28"/>
-        </w:rPr>
-        <w:t xml:space="preserve">Requer</w:t>
-      </w:r>
-      <w:r>
-        <w:rPr>
-          <w:rFonts w:ascii="Arial" w:eastAsia="Arial" w:hAnsi="Arial" w:cs="Arial"/>
-          <w:color w:val="000000" w:themeColor="text1"/>
-          <w:sz w:val="28"/>
-          <w:szCs w:val="28"/>
-        </w:rPr>
-        <w:t xml:space="preserve"> a reforma parcial da</w:t>
-      </w:r>
-      <w:r>
-        <w:rPr>
-          <w:rFonts w:ascii="Arial" w:eastAsia="Arial" w:hAnsi="Arial" w:cs="Arial"/>
-          <w:color w:val="808080"/>
-          <w:sz w:val="28"/>
-          <w:szCs w:val="28"/>
-        </w:rPr>
-        <w:t xml:space="preserve"> r.</w:t>
-      </w:r>
-      <w:r>
-        <w:rPr>
-          <w:rFonts w:ascii="Arial" w:eastAsia="Arial" w:hAnsi="Arial" w:cs="Arial"/>
-          <w:color w:val="000000" w:themeColor="text1"/>
-          <w:sz w:val="28"/>
-          <w:szCs w:val="28"/>
-        </w:rPr>
-        <w:t xml:space="preserve"> sentença para incluir na condenação o valor da duplicata remanescente, julgando-se integralmente procedente a ação monitória.</w:t>
+      </w:pPr>
+      <w:commentRangeStart w:id="20"/>
+      <w:commentRangeEnd w:id="20"/>
+      <w:r>
+        <w:rPr>
+          <w:rFonts w:ascii="Arial" w:eastAsia="Arial" w:hAnsi="Arial" w:cs="Arial"/>
+          <w:sz w:val="28"/>
+          <w:szCs w:val="28"/>
+          <w:highlight w:val="yellow"/>
+        </w:rPr>
+        <w:t xml:space="preserve">Sem razão</w:t>
+      </w:r>
+      <w:r>
+        <w:rPr>
+          <w:rFonts w:ascii="Arial" w:eastAsia="Arial" w:hAnsi="Arial" w:cs="Arial"/>
+          <w:sz w:val="28"/>
+          <w:szCs w:val="28"/>
+        </w:rPr>
+        <w:t xml:space="preserve">.</w:t>
       </w:r>
     </w:p>
     <w:p>
@@ -5089,7 +5462,8 @@
         <w:ind w:firstLine="2268"/>
         <w:jc w:val="both"/>
         <w:rPr>
-          <w:rFonts w:ascii="Arial" w:eastAsia="Arial" w:hAnsi="Arial" w:cs="Arial"/>
+          <w:rFonts w:eastAsiaTheme="minorEastAsia"/>
+          <w:color w:val="000000" w:themeColor="text1"/>
           <w:sz w:val="28"/>
           <w:szCs w:val="28"/>
         </w:rPr>
@@ -5100,23 +5474,83 @@
         <w:spacing w:after="0" w:line="360" w:lineRule="auto"/>
         <w:ind w:firstLine="2268"/>
         <w:jc w:val="both"/>
-      </w:pPr>
-      <w:r>
-        <w:rPr>
-          <w:rFonts w:ascii="Arial" w:eastAsia="Arial" w:hAnsi="Arial" w:cs="Arial"/>
-          <w:sz w:val="28"/>
-          <w:szCs w:val="28"/>
-          <w:highlight w:val="yellow"/>
-        </w:rPr>
-        <w:t xml:space="preserve">Sem razão</w:t>
-      </w:r>
-      <w:r>
-        <w:rPr>
-          <w:rFonts w:ascii="Arial" w:eastAsia="Arial" w:hAnsi="Arial" w:cs="Arial"/>
-          <w:sz w:val="28"/>
-          <w:szCs w:val="28"/>
-        </w:rPr>
-        <w:t xml:space="preserve">.</w:t>
+        <w:rPr>
+          <w:rFonts w:ascii="Arial" w:eastAsia="Arial" w:hAnsi="Arial" w:cs="Arial"/>
+          <w:color w:val="000000" w:themeColor="text1"/>
+          <w:sz w:val="28"/>
+          <w:szCs w:val="28"/>
+        </w:rPr>
+      </w:pPr>
+      <w:commentRangeStart w:id="16"/>
+      <w:r>
+        <w:rPr>
+          <w:rFonts w:ascii="Arial" w:eastAsia="Arial" w:hAnsi="Arial" w:cs="Arial"/>
+          <w:color w:val="808080"/>
+          <w:sz w:val="28"/>
+          <w:szCs w:val="28"/>
+        </w:rPr>
+        <w:t xml:space="preserve">Dispõe</w:t>
+      </w:r>
+      <w:r>
+        <w:rPr>
+          <w:rFonts w:ascii="Arial" w:eastAsia="Arial" w:hAnsi="Arial" w:cs="Arial"/>
+          <w:color w:val="000000" w:themeColor="text1"/>
+          <w:sz w:val="28"/>
+          <w:szCs w:val="28"/>
+        </w:rPr>
+        <w:t xml:space="preserve"> o art. </w:t>
+      </w:r>
+      <w:r>
+        <w:rPr>
+          <w:rFonts w:ascii="Arial" w:eastAsia="Arial" w:hAnsi="Arial" w:cs="Arial"/>
+          <w:color w:val="808080"/>
+          <w:sz w:val="28"/>
+          <w:szCs w:val="28"/>
+        </w:rPr>
+        <w:t xml:space="preserve">700</w:t>
+      </w:r>
+      <w:r>
+        <w:rPr>
+          <w:rFonts w:ascii="Arial" w:eastAsia="Arial" w:hAnsi="Arial" w:cs="Arial"/>
+          <w:color w:val="000000" w:themeColor="text1"/>
+          <w:sz w:val="28"/>
+          <w:szCs w:val="28"/>
+        </w:rPr>
+        <w:t xml:space="preserve">, </w:t>
+      </w:r>
+      <w:r>
+        <w:rPr>
+          <w:rFonts w:ascii="Arial" w:eastAsia="Arial" w:hAnsi="Arial" w:cs="Arial"/>
+          <w:color w:val="808080"/>
+          <w:sz w:val="28"/>
+          <w:szCs w:val="28"/>
+        </w:rPr>
+        <w:t xml:space="preserve">caput e § 5º</w:t>
+      </w:r>
+      <w:r>
+        <w:rPr>
+          <w:rFonts w:ascii="Arial" w:eastAsia="Arial" w:hAnsi="Arial" w:cs="Arial"/>
+          <w:color w:val="000000" w:themeColor="text1"/>
+          <w:sz w:val="28"/>
+          <w:szCs w:val="28"/>
+        </w:rPr>
+        <w:t xml:space="preserve">, do CPC</w:t>
+      </w:r>
+      <w:r>
+        <w:rPr>
+          <w:rFonts w:ascii="Arial" w:eastAsia="Arial" w:hAnsi="Arial" w:cs="Arial"/>
+          <w:color w:val="808080"/>
+          <w:sz w:val="28"/>
+          <w:szCs w:val="28"/>
+        </w:rPr>
+        <w:t xml:space="preserve">:</w:t>
+      </w:r>
+      <w:commentRangeEnd w:id="16"/>
+      <w:r>
+        <w:rPr>
+          <w:rStyle w:val="CommentReference"/>
+        </w:rPr>
+        <w:commentReference w:id="16"/>
       </w:r>
     </w:p>
     <w:p>
@@ -5125,12 +5559,79 @@
         <w:ind w:firstLine="2268"/>
         <w:jc w:val="both"/>
         <w:rPr>
-          <w:rFonts w:eastAsiaTheme="minorEastAsia"/>
-          <w:color w:val="000000" w:themeColor="text1"/>
-          <w:sz w:val="28"/>
-          <w:szCs w:val="28"/>
-        </w:rPr>
-      </w:pPr>
+          <w:rFonts w:ascii="Arial" w:eastAsia="Arial" w:hAnsi="Arial" w:cs="Arial"/>
+          <w:color w:val="000000" w:themeColor="text1"/>
+          <w:sz w:val="28"/>
+          <w:szCs w:val="28"/>
+        </w:rPr>
+      </w:pPr>
+    </w:p>
+    <w:p>
+      <w:pPr>
+        <w:spacing w:after="0" w:line="360" w:lineRule="auto"/>
+        <w:ind w:left="2268" w:firstLine="0"/>
+        <w:jc w:val="both"/>
+        <w:rPr>
+          <w:rFonts w:ascii="Arial" w:eastAsia="Arial" w:hAnsi="Arial" w:cs="Arial"/>
+          <w:color w:val="000000" w:themeColor="text1"/>
+          <w:sz w:val="28"/>
+          <w:szCs w:val="28"/>
+        </w:rPr>
+      </w:pPr>
+      <w:r>
+        <w:rPr>
+          <w:rFonts w:ascii="Arial" w:eastAsia="Arial" w:hAnsi="Arial" w:cs="Arial"/>
+          <w:i/>
+          <w:color w:val="808080"/>
+          <w:sz w:val="26"/>
+          <w:szCs w:val="28"/>
+        </w:rPr>
+        <w:t xml:space="preserve">“Art. 700. A ação monitória pode ser proposta por aquele que afirmar, com base em prova escrita sem eficácia de título executivo, ter direito de exigir do devedor capaz:</w:t>
+      </w:r>
+    </w:p>
+    <w:p>
+      <w:pPr>
+        <w:spacing w:after="0" w:line="360" w:lineRule="auto"/>
+        <w:ind w:left="2268" w:firstLine="0"/>
+        <w:jc w:val="both"/>
+        <w:rPr>
+          <w:rFonts w:ascii="Arial" w:eastAsia="Arial" w:hAnsi="Arial" w:cs="Arial"/>
+          <w:color w:val="000000" w:themeColor="text1"/>
+          <w:sz w:val="28"/>
+          <w:szCs w:val="28"/>
+        </w:rPr>
+      </w:pPr>
+      <w:r>
+        <w:rPr>
+          <w:rFonts w:ascii="Arial" w:eastAsia="Arial" w:hAnsi="Arial" w:cs="Arial"/>
+          <w:i/>
+          <w:color w:val="808080"/>
+          <w:sz w:val="26"/>
+        </w:rPr>
+        <w:t xml:space="preserve">(...)</w:t>
+      </w:r>
+    </w:p>
+    <w:p>
+      <w:pPr>
+        <w:spacing w:after="0" w:line="360" w:lineRule="auto"/>
+        <w:ind w:left="2268" w:firstLine="0"/>
+        <w:jc w:val="both"/>
+        <w:rPr>
+          <w:rFonts w:ascii="Arial" w:eastAsia="Arial" w:hAnsi="Arial" w:cs="Arial"/>
+          <w:color w:val="000000" w:themeColor="text1"/>
+          <w:sz w:val="28"/>
+          <w:szCs w:val="28"/>
+        </w:rPr>
+      </w:pPr>
+      <w:r>
+        <w:rPr>
+          <w:rFonts w:ascii="Arial" w:eastAsia="Arial" w:hAnsi="Arial" w:cs="Arial"/>
+          <w:i/>
+          <w:color w:val="808080"/>
+          <w:sz w:val="26"/>
+        </w:rPr>
+        <w:t xml:space="preserve">§ 5º Havendo dúvida quanto à idoneidade de prova documental apresentada pelo autor, o juiz intimá-lo-á para, querendo, emendar a petição inicial, adaptando-a ao procedimento comum.” – Grifei</w:t>
+      </w:r>
     </w:p>
     <w:p>
       <w:pPr>
@@ -5144,77 +5645,6 @@
           <w:szCs w:val="28"/>
         </w:rPr>
       </w:pPr>
-      <w:commentRangeStart w:id="16"/>
-      <w:r>
-        <w:rPr>
-          <w:rFonts w:ascii="Arial" w:eastAsia="Arial" w:hAnsi="Arial" w:cs="Arial"/>
-          <w:color w:val="808080"/>
-          <w:sz w:val="28"/>
-          <w:szCs w:val="28"/>
-        </w:rPr>
-        <w:t xml:space="preserve">Dispõe</w:t>
-      </w:r>
-      <w:r>
-        <w:rPr>
-          <w:rFonts w:ascii="Arial" w:eastAsia="Arial" w:hAnsi="Arial" w:cs="Arial"/>
-          <w:color w:val="000000" w:themeColor="text1"/>
-          <w:sz w:val="28"/>
-          <w:szCs w:val="28"/>
-        </w:rPr>
-        <w:t xml:space="preserve"> o art. </w:t>
-      </w:r>
-      <w:r>
-        <w:rPr>
-          <w:rFonts w:ascii="Arial" w:eastAsia="Arial" w:hAnsi="Arial" w:cs="Arial"/>
-          <w:color w:val="808080"/>
-          <w:sz w:val="28"/>
-          <w:szCs w:val="28"/>
-        </w:rPr>
-        <w:t xml:space="preserve">700, caput</w:t>
-      </w:r>
-      <w:r>
-        <w:rPr>
-          <w:rFonts w:ascii="Arial" w:eastAsia="Arial" w:hAnsi="Arial" w:cs="Arial"/>
-          <w:color w:val="000000" w:themeColor="text1"/>
-          <w:sz w:val="28"/>
-          <w:szCs w:val="28"/>
-        </w:rPr>
-        <w:t xml:space="preserve">, I</w:t>
-      </w:r>
-      <w:r>
-        <w:rPr>
-          <w:rFonts w:ascii="Arial" w:eastAsia="Arial" w:hAnsi="Arial" w:cs="Arial"/>
-          <w:color w:val="808080"/>
-          <w:sz w:val="28"/>
-          <w:szCs w:val="28"/>
-        </w:rPr>
-        <w:t xml:space="preserve"> e § 5º</w:t>
-      </w:r>
-      <w:r>
-        <w:rPr>
-          <w:rFonts w:ascii="Arial" w:eastAsia="Arial" w:hAnsi="Arial" w:cs="Arial"/>
-          <w:color w:val="000000" w:themeColor="text1"/>
-          <w:sz w:val="28"/>
-          <w:szCs w:val="28"/>
-        </w:rPr>
-        <w:t xml:space="preserve">, do CPC</w:t>
-      </w:r>
-      <w:r>
-        <w:rPr>
-          <w:rFonts w:ascii="Arial" w:eastAsia="Arial" w:hAnsi="Arial" w:cs="Arial"/>
-          <w:color w:val="808080"/>
-          <w:sz w:val="28"/>
-          <w:szCs w:val="28"/>
-        </w:rPr>
-        <w:t xml:space="preserve">:</w:t>
-      </w:r>
-      <w:commentRangeEnd w:id="16"/>
-      <w:r>
-        <w:rPr>
-          <w:rStyle w:val="CommentReference"/>
-        </w:rPr>
-        <w:commentReference w:id="16"/>
-      </w:r>
     </w:p>
     <w:p>
       <w:pPr>
@@ -5228,108 +5658,158 @@
           <w:szCs w:val="28"/>
         </w:rPr>
       </w:pPr>
-    </w:p>
-    <w:p>
-      <w:pPr>
-        <w:spacing w:after="0" w:line="360" w:lineRule="auto"/>
-        <w:ind w:left="2268" w:firstLine="0"/>
-        <w:jc w:val="both"/>
-        <w:rPr>
-          <w:rFonts w:ascii="Arial" w:eastAsia="Arial" w:hAnsi="Arial" w:cs="Arial"/>
-          <w:color w:val="000000" w:themeColor="text1"/>
-          <w:sz w:val="28"/>
-          <w:szCs w:val="28"/>
-        </w:rPr>
-      </w:pPr>
-      <w:r>
-        <w:rPr>
-          <w:rFonts w:ascii="Arial" w:eastAsia="Arial" w:hAnsi="Arial" w:cs="Arial"/>
-          <w:i/>
-          <w:color w:val="808080"/>
-          <w:sz w:val="26"/>
-          <w:szCs w:val="28"/>
-        </w:rPr>
-        <w:t xml:space="preserve">“Art. 700. A ação monitória pode ser proposta por aquele que afirmar, com base em prova escrita sem eficácia de título executivo, ter direito de exigir do devedor capaz:</w:t>
-      </w:r>
-    </w:p>
-    <w:p>
-      <w:pPr>
-        <w:spacing w:after="0" w:line="360" w:lineRule="auto"/>
-        <w:ind w:left="2268" w:firstLine="0"/>
-        <w:jc w:val="both"/>
-        <w:rPr>
-          <w:rFonts w:ascii="Arial" w:eastAsia="Arial" w:hAnsi="Arial" w:cs="Arial"/>
-          <w:color w:val="000000" w:themeColor="text1"/>
-          <w:sz w:val="28"/>
-          <w:szCs w:val="28"/>
-        </w:rPr>
-      </w:pPr>
-      <w:r>
-        <w:rPr>
-          <w:rFonts w:ascii="Arial" w:eastAsia="Arial" w:hAnsi="Arial" w:cs="Arial"/>
-          <w:i/>
-          <w:color w:val="808080"/>
-          <w:sz w:val="26"/>
-        </w:rPr>
-        <w:t xml:space="preserve">I - o pagamento de quantia em dinheiro;</w:t>
-      </w:r>
-    </w:p>
-    <w:p>
-      <w:pPr>
-        <w:spacing w:after="0" w:line="360" w:lineRule="auto"/>
-        <w:ind w:left="2268" w:firstLine="0"/>
-        <w:jc w:val="both"/>
-        <w:rPr>
-          <w:rFonts w:ascii="Arial" w:eastAsia="Arial" w:hAnsi="Arial" w:cs="Arial"/>
-          <w:color w:val="000000" w:themeColor="text1"/>
-          <w:sz w:val="28"/>
-          <w:szCs w:val="28"/>
-        </w:rPr>
-      </w:pPr>
-      <w:r>
-        <w:rPr>
-          <w:rFonts w:ascii="Arial" w:eastAsia="Arial" w:hAnsi="Arial" w:cs="Arial"/>
-          <w:i/>
-          <w:color w:val="808080"/>
-          <w:sz w:val="26"/>
-        </w:rPr>
-        <w:t xml:space="preserve">(...)</w:t>
-      </w:r>
-    </w:p>
-    <w:p>
-      <w:pPr>
-        <w:spacing w:after="0" w:line="360" w:lineRule="auto"/>
-        <w:ind w:left="2268" w:firstLine="0"/>
-        <w:jc w:val="both"/>
-        <w:rPr>
-          <w:rFonts w:ascii="Arial" w:eastAsia="Arial" w:hAnsi="Arial" w:cs="Arial"/>
-          <w:color w:val="000000" w:themeColor="text1"/>
-          <w:sz w:val="28"/>
-          <w:szCs w:val="28"/>
-        </w:rPr>
-      </w:pPr>
-      <w:r>
-        <w:rPr>
-          <w:rFonts w:ascii="Arial" w:eastAsia="Arial" w:hAnsi="Arial" w:cs="Arial"/>
-          <w:i/>
-          <w:color w:val="808080"/>
-          <w:sz w:val="26"/>
-        </w:rPr>
-        <w:t xml:space="preserve">§ 5º Havendo dúvida quanto à idoneidade de prova documental apresentada pelo autor, o juiz intimá-lo-á para, querendo, emendar a petição inicial, adaptando-a ao procedimento comum.” – Grifei</w:t>
-      </w:r>
-    </w:p>
-    <w:p>
-      <w:pPr>
-        <w:spacing w:after="0" w:line="360" w:lineRule="auto"/>
-        <w:ind w:left="2268" w:firstLine="0"/>
-        <w:jc w:val="both"/>
-        <w:rPr>
-          <w:rFonts w:ascii="Arial" w:eastAsia="Arial" w:hAnsi="Arial" w:cs="Arial"/>
-          <w:color w:val="000000" w:themeColor="text1"/>
-          <w:sz w:val="28"/>
-          <w:szCs w:val="28"/>
-        </w:rPr>
-      </w:pPr>
+      <w:commentRangeStart w:id="17"/>
+      <w:r>
+        <w:rPr>
+          <w:rFonts w:ascii="Arial" w:eastAsia="Arial" w:hAnsi="Arial" w:cs="Arial"/>
+          <w:color w:val="808080"/>
+          <w:sz w:val="28"/>
+          <w:szCs w:val="28"/>
+        </w:rPr>
+        <w:t xml:space="preserve">A</w:t>
+      </w:r>
+      <w:r>
+        <w:rPr>
+          <w:rFonts w:ascii="Arial" w:eastAsia="Arial" w:hAnsi="Arial" w:cs="Arial"/>
+          <w:color w:val="000000" w:themeColor="text1"/>
+          <w:sz w:val="28"/>
+          <w:szCs w:val="28"/>
+        </w:rPr>
+        <w:t xml:space="preserve"> </w:t>
+      </w:r>
+      <w:r>
+        <w:rPr>
+          <w:rFonts w:ascii="Arial" w:eastAsia="Arial" w:hAnsi="Arial" w:cs="Arial"/>
+          <w:color w:val="808080"/>
+          <w:sz w:val="28"/>
+          <w:szCs w:val="28"/>
+        </w:rPr>
+        <w:t xml:space="preserve">r.</w:t>
+      </w:r>
+      <w:r>
+        <w:rPr>
+          <w:rFonts w:ascii="Arial" w:eastAsia="Arial" w:hAnsi="Arial" w:cs="Arial"/>
+          <w:color w:val="000000" w:themeColor="text1"/>
+          <w:sz w:val="28"/>
+          <w:szCs w:val="28"/>
+        </w:rPr>
+        <w:t xml:space="preserve"> </w:t>
+      </w:r>
+      <w:r>
+        <w:rPr>
+          <w:rFonts w:ascii="Arial" w:eastAsia="Arial" w:hAnsi="Arial" w:cs="Arial"/>
+          <w:color w:val="808080"/>
+          <w:sz w:val="28"/>
+          <w:szCs w:val="28"/>
+        </w:rPr>
+        <w:t xml:space="preserve">sentença</w:t>
+      </w:r>
+      <w:r>
+        <w:rPr>
+          <w:rFonts w:ascii="Arial" w:eastAsia="Arial" w:hAnsi="Arial" w:cs="Arial"/>
+          <w:color w:val="000000" w:themeColor="text1"/>
+          <w:sz w:val="28"/>
+          <w:szCs w:val="28"/>
+        </w:rPr>
+        <w:t xml:space="preserve">, </w:t>
+      </w:r>
+      <w:r>
+        <w:rPr>
+          <w:rFonts w:ascii="Arial" w:eastAsia="Arial" w:hAnsi="Arial" w:cs="Arial"/>
+          <w:color w:val="808080"/>
+          <w:sz w:val="28"/>
+          <w:szCs w:val="28"/>
+        </w:rPr>
+        <w:t xml:space="preserve">cujos</w:t>
+      </w:r>
+      <w:r>
+        <w:rPr>
+          <w:rFonts w:ascii="Arial" w:eastAsia="Arial" w:hAnsi="Arial" w:cs="Arial"/>
+          <w:color w:val="000000" w:themeColor="text1"/>
+          <w:sz w:val="28"/>
+          <w:szCs w:val="28"/>
+        </w:rPr>
+        <w:t xml:space="preserve"> </w:t>
+      </w:r>
+      <w:r>
+        <w:rPr>
+          <w:rFonts w:ascii="Arial" w:eastAsia="Arial" w:hAnsi="Arial" w:cs="Arial"/>
+          <w:color w:val="808080"/>
+          <w:sz w:val="28"/>
+          <w:szCs w:val="28"/>
+        </w:rPr>
+        <w:t xml:space="preserve">argumentos</w:t>
+      </w:r>
+      <w:r>
+        <w:rPr>
+          <w:rFonts w:ascii="Arial" w:eastAsia="Arial" w:hAnsi="Arial" w:cs="Arial"/>
+          <w:color w:val="000000" w:themeColor="text1"/>
+          <w:sz w:val="28"/>
+          <w:szCs w:val="28"/>
+        </w:rPr>
+        <w:t xml:space="preserve"> </w:t>
+      </w:r>
+      <w:r>
+        <w:rPr>
+          <w:rFonts w:ascii="Arial" w:eastAsia="Arial" w:hAnsi="Arial" w:cs="Arial"/>
+          <w:color w:val="808080"/>
+          <w:sz w:val="28"/>
+          <w:szCs w:val="28"/>
+        </w:rPr>
+        <w:t xml:space="preserve">acolho,</w:t>
+      </w:r>
+      <w:r>
+        <w:rPr>
+          <w:rFonts w:ascii="Arial" w:eastAsia="Arial" w:hAnsi="Arial" w:cs="Arial"/>
+          <w:color w:val="000000" w:themeColor="text1"/>
+          <w:sz w:val="28"/>
+          <w:szCs w:val="28"/>
+        </w:rPr>
+        <w:t xml:space="preserve"> examinou</w:t>
+      </w:r>
+      <w:r>
+        <w:rPr>
+          <w:rFonts w:ascii="Arial" w:eastAsia="Arial" w:hAnsi="Arial" w:cs="Arial"/>
+          <w:color w:val="000000" w:themeColor="text1"/>
+          <w:sz w:val="28"/>
+          <w:szCs w:val="28"/>
+        </w:rPr>
+        <w:t xml:space="preserve"> o comprovante de entrega </w:t>
+      </w:r>
+      <w:r>
+        <w:rPr>
+          <w:rFonts w:ascii="Arial" w:eastAsia="Arial" w:hAnsi="Arial" w:cs="Arial"/>
+          <w:color w:val="808080"/>
+          <w:sz w:val="28"/>
+          <w:szCs w:val="28"/>
+        </w:rPr>
+        <w:t xml:space="preserve">(ID</w:t>
+      </w:r>
+      <w:r>
+        <w:rPr>
+          <w:rFonts w:ascii="Arial" w:eastAsia="Arial" w:hAnsi="Arial" w:cs="Arial"/>
+          <w:color w:val="000000" w:themeColor="text1"/>
+          <w:sz w:val="28"/>
+          <w:szCs w:val="28"/>
+        </w:rPr>
+        <w:t xml:space="preserve"> </w:t>
+      </w:r>
+      <w:r>
+        <w:rPr>
+          <w:rFonts w:ascii="Arial" w:eastAsia="Arial" w:hAnsi="Arial" w:cs="Arial"/>
+          <w:color w:val="808080"/>
+          <w:sz w:val="28"/>
+          <w:szCs w:val="28"/>
+        </w:rPr>
+        <w:t xml:space="preserve">89108684):</w:t>
+      </w:r>
+      <w:commentRangeEnd w:id="17"/>
+      <w:r>
+        <w:rPr>
+          <w:rStyle w:val="CommentReference"/>
+        </w:rPr>
+        <w:commentReference w:id="17"/>
+      </w:r>
     </w:p>
     <w:p>
       <w:pPr>
@@ -5343,14 +5823,28 @@
           <w:szCs w:val="28"/>
         </w:rPr>
       </w:pPr>
-      <w:r>
-        <w:rPr>
-          <w:rFonts w:ascii="Arial" w:eastAsia="Arial" w:hAnsi="Arial" w:cs="Arial"/>
-          <w:i w:val="0"/>
-          <w:color w:val="808080"/>
-          <w:sz w:val="28"/>
-        </w:rPr>
-        <w:t xml:space="preserve">Embora não se exija prova exauriente do direito alegado, incumbe ao autor comprovar os fatos constitutivos de seu direito (CPC 373 I).</w:t>
+    </w:p>
+    <w:p>
+      <w:pPr>
+        <w:spacing w:after="0" w:line="360" w:lineRule="auto"/>
+        <w:ind w:left="2268" w:firstLine="1134"/>
+        <w:jc w:val="both"/>
+        <w:rPr>
+          <w:rFonts w:ascii="Arial" w:eastAsia="Arial" w:hAnsi="Arial" w:cs="Arial"/>
+          <w:color w:val="000000" w:themeColor="text1"/>
+          <w:sz w:val="28"/>
+          <w:szCs w:val="28"/>
+        </w:rPr>
+      </w:pPr>
+      <w:r>
+        <w:rPr>
+          <w:rFonts w:ascii="Arial" w:eastAsia="Arial" w:hAnsi="Arial" w:cs="Arial"/>
+          <w:i/>
+          <w:color w:val="808080"/>
+          <w:sz w:val="26"/>
+          <w:szCs w:val="28"/>
+        </w:rPr>
+        <w:t xml:space="preserve">“(...) o comprovante posteriormente juntado (ID 264824052), conforme ressaltado pela curadoria especial, apresenta ilegibilidade e rasura, sem possibilitar a confirmação segura da efetiva entrega das mercadorias às rés.” – Grifei</w:t>
       </w:r>
     </w:p>
     <w:p>
@@ -5378,175 +5872,373 @@
           <w:szCs w:val="28"/>
         </w:rPr>
       </w:pPr>
-      <w:commentRangeStart w:id="17"/>
-      <w:r>
-        <w:rPr>
-          <w:rFonts w:ascii="Arial" w:eastAsia="Arial" w:hAnsi="Arial" w:cs="Arial"/>
-          <w:color w:val="000000" w:themeColor="text1"/>
-          <w:sz w:val="28"/>
-          <w:szCs w:val="28"/>
-        </w:rPr>
-        <w:t xml:space="preserve">No caso</w:t>
-      </w:r>
-      <w:r>
-        <w:rPr>
-          <w:rFonts w:ascii="Arial" w:eastAsia="Arial" w:hAnsi="Arial" w:cs="Arial"/>
-          <w:color w:val="000000" w:themeColor="text1"/>
-          <w:sz w:val="28"/>
-          <w:szCs w:val="28"/>
-        </w:rPr>
-        <w:t xml:space="preserve">,</w:t>
-      </w:r>
-      <w:r>
-        <w:rPr>
-          <w:rFonts w:ascii="Arial" w:eastAsia="Arial" w:hAnsi="Arial" w:cs="Arial"/>
-          <w:color w:val="000000" w:themeColor="text1"/>
-          <w:sz w:val="28"/>
-          <w:szCs w:val="28"/>
-        </w:rPr>
-        <w:t xml:space="preserve"> a </w:t>
-      </w:r>
-      <w:r>
-        <w:rPr>
-          <w:rFonts w:ascii="Arial" w:eastAsia="Arial" w:hAnsi="Arial" w:cs="Arial"/>
-          <w:color w:val="808080"/>
-          <w:sz w:val="28"/>
-          <w:szCs w:val="28"/>
-        </w:rPr>
-        <w:t xml:space="preserve">r.</w:t>
-      </w:r>
-      <w:r>
-        <w:rPr>
-          <w:rFonts w:ascii="Arial" w:eastAsia="Arial" w:hAnsi="Arial" w:cs="Arial"/>
-          <w:color w:val="000000" w:themeColor="text1"/>
-          <w:sz w:val="28"/>
-          <w:szCs w:val="28"/>
-        </w:rPr>
-        <w:t xml:space="preserve"> </w:t>
-      </w:r>
-      <w:r>
-        <w:rPr>
-          <w:rFonts w:ascii="Arial" w:eastAsia="Arial" w:hAnsi="Arial" w:cs="Arial"/>
-          <w:color w:val="808080"/>
-          <w:sz w:val="28"/>
-          <w:szCs w:val="28"/>
-        </w:rPr>
-        <w:t xml:space="preserve">sentença,</w:t>
-      </w:r>
-      <w:r>
-        <w:rPr>
-          <w:rFonts w:ascii="Arial" w:eastAsia="Arial" w:hAnsi="Arial" w:cs="Arial"/>
-          <w:color w:val="000000" w:themeColor="text1"/>
-          <w:sz w:val="28"/>
-          <w:szCs w:val="28"/>
-        </w:rPr>
-        <w:t xml:space="preserve"> </w:t>
-      </w:r>
-      <w:r>
-        <w:rPr>
-          <w:rFonts w:ascii="Arial" w:eastAsia="Arial" w:hAnsi="Arial" w:cs="Arial"/>
-          <w:color w:val="808080"/>
-          <w:sz w:val="28"/>
-          <w:szCs w:val="28"/>
-        </w:rPr>
-        <w:t xml:space="preserve">cujos</w:t>
-      </w:r>
-      <w:r>
-        <w:rPr>
-          <w:rFonts w:ascii="Arial" w:eastAsia="Arial" w:hAnsi="Arial" w:cs="Arial"/>
-          <w:color w:val="000000" w:themeColor="text1"/>
-          <w:sz w:val="28"/>
-          <w:szCs w:val="28"/>
-        </w:rPr>
-        <w:t xml:space="preserve"> </w:t>
-      </w:r>
-      <w:r>
-        <w:rPr>
-          <w:rFonts w:ascii="Arial" w:eastAsia="Arial" w:hAnsi="Arial" w:cs="Arial"/>
-          <w:color w:val="808080"/>
-          <w:sz w:val="28"/>
-          <w:szCs w:val="28"/>
-        </w:rPr>
-        <w:t xml:space="preserve">argumentos</w:t>
-      </w:r>
-      <w:r>
-        <w:rPr>
-          <w:rFonts w:ascii="Arial" w:eastAsia="Arial" w:hAnsi="Arial" w:cs="Arial"/>
-          <w:color w:val="000000" w:themeColor="text1"/>
-          <w:sz w:val="28"/>
-          <w:szCs w:val="28"/>
-        </w:rPr>
-        <w:t xml:space="preserve"> </w:t>
-      </w:r>
-      <w:r>
-        <w:rPr>
-          <w:rFonts w:ascii="Arial" w:eastAsia="Arial" w:hAnsi="Arial" w:cs="Arial"/>
-          <w:color w:val="808080"/>
-          <w:sz w:val="28"/>
-          <w:szCs w:val="28"/>
-        </w:rPr>
-        <w:t xml:space="preserve">acolho, examinou</w:t>
-      </w:r>
-      <w:r>
-        <w:rPr>
-          <w:rFonts w:ascii="Arial" w:eastAsia="Arial" w:hAnsi="Arial" w:cs="Arial"/>
-          <w:color w:val="000000" w:themeColor="text1"/>
-          <w:sz w:val="28"/>
-          <w:szCs w:val="28"/>
-        </w:rPr>
-        <w:t xml:space="preserve"> o comprovante de entrega </w:t>
-      </w:r>
-      <w:r>
-        <w:rPr>
-          <w:rFonts w:ascii="Arial" w:eastAsia="Arial" w:hAnsi="Arial" w:cs="Arial"/>
-          <w:color w:val="808080"/>
-          <w:sz w:val="28"/>
-          <w:szCs w:val="28"/>
-        </w:rPr>
-        <w:t xml:space="preserve">da</w:t>
-      </w:r>
-      <w:r>
-        <w:rPr>
-          <w:rFonts w:ascii="Arial" w:eastAsia="Arial" w:hAnsi="Arial" w:cs="Arial"/>
-          <w:color w:val="000000" w:themeColor="text1"/>
-          <w:sz w:val="28"/>
-          <w:szCs w:val="28"/>
-        </w:rPr>
-        <w:t xml:space="preserve"> Nota Fiscal nº 207285 </w:t>
-      </w:r>
-      <w:r>
-        <w:rPr>
-          <w:rFonts w:ascii="Arial" w:eastAsia="Arial" w:hAnsi="Arial" w:cs="Arial"/>
-          <w:color w:val="808080"/>
-          <w:sz w:val="28"/>
-          <w:szCs w:val="28"/>
-        </w:rPr>
-        <w:t xml:space="preserve">(ID</w:t>
-      </w:r>
-      <w:r>
-        <w:rPr>
-          <w:rFonts w:ascii="Arial" w:eastAsia="Arial" w:hAnsi="Arial" w:cs="Arial"/>
-          <w:color w:val="000000" w:themeColor="text1"/>
-          <w:sz w:val="28"/>
-          <w:szCs w:val="28"/>
-        </w:rPr>
-        <w:t xml:space="preserve"> </w:t>
-      </w:r>
-      <w:r>
-        <w:rPr>
-          <w:rFonts w:ascii="Arial" w:eastAsia="Arial" w:hAnsi="Arial" w:cs="Arial"/>
-          <w:color w:val="808080"/>
-          <w:sz w:val="28"/>
-          <w:szCs w:val="28"/>
-        </w:rPr>
-        <w:t xml:space="preserve">89108684):</w:t>
-      </w:r>
-      <w:commentRangeEnd w:id="17"/>
+      <w:commentRangeStart w:id="19"/>
+      <w:r>
+        <w:rPr>
+          <w:rFonts w:ascii="Arial" w:eastAsia="Arial" w:hAnsi="Arial" w:cs="Arial"/>
+          <w:color w:val="808080"/>
+          <w:sz w:val="28"/>
+          <w:szCs w:val="28"/>
+        </w:rPr>
+        <w:t xml:space="preserve">Oportunizada a juntada de documento legível</w:t>
+      </w:r>
+      <w:r>
+        <w:rPr>
+          <w:rFonts w:ascii="Arial" w:eastAsia="Arial" w:hAnsi="Arial" w:cs="Arial"/>
+          <w:color w:val="000000" w:themeColor="text1"/>
+          <w:sz w:val="28"/>
+          <w:szCs w:val="28"/>
+        </w:rPr>
+        <w:t xml:space="preserve">, </w:t>
+      </w:r>
+      <w:r>
+        <w:rPr>
+          <w:rFonts w:ascii="Arial" w:eastAsia="Arial" w:hAnsi="Arial" w:cs="Arial"/>
+          <w:color w:val="808080"/>
+          <w:sz w:val="28"/>
+          <w:szCs w:val="28"/>
+        </w:rPr>
+        <w:t xml:space="preserve">o</w:t>
+      </w:r>
+      <w:r>
+        <w:rPr>
+          <w:rFonts w:ascii="Arial" w:eastAsia="Arial" w:hAnsi="Arial" w:cs="Arial"/>
+          <w:color w:val="000000" w:themeColor="text1"/>
+          <w:sz w:val="28"/>
+          <w:szCs w:val="28"/>
+        </w:rPr>
+        <w:t xml:space="preserve"> </w:t>
+      </w:r>
+      <w:r>
+        <w:rPr>
+          <w:rFonts w:ascii="Arial" w:eastAsia="Arial" w:hAnsi="Arial" w:cs="Arial"/>
+          <w:color w:val="808080"/>
+          <w:sz w:val="28"/>
+          <w:szCs w:val="28"/>
+        </w:rPr>
+        <w:t xml:space="preserve">novo</w:t>
+      </w:r>
+      <w:r>
+        <w:rPr>
+          <w:rFonts w:ascii="Arial" w:eastAsia="Arial" w:hAnsi="Arial" w:cs="Arial"/>
+          <w:color w:val="000000" w:themeColor="text1"/>
+          <w:sz w:val="28"/>
+          <w:szCs w:val="28"/>
+        </w:rPr>
+        <w:t xml:space="preserve"> </w:t>
+      </w:r>
+      <w:r>
+        <w:rPr>
+          <w:rFonts w:ascii="Arial" w:eastAsia="Arial" w:hAnsi="Arial" w:cs="Arial"/>
+          <w:color w:val="808080"/>
+          <w:sz w:val="28"/>
+          <w:szCs w:val="28"/>
+        </w:rPr>
+        <w:t xml:space="preserve">comprovante</w:t>
+      </w:r>
+      <w:r>
+        <w:rPr>
+          <w:rFonts w:ascii="Arial" w:eastAsia="Arial" w:hAnsi="Arial" w:cs="Arial"/>
+          <w:color w:val="000000" w:themeColor="text1"/>
+          <w:sz w:val="28"/>
+          <w:szCs w:val="28"/>
+        </w:rPr>
+        <w:t xml:space="preserve"> </w:t>
+      </w:r>
+      <w:r>
+        <w:rPr>
+          <w:rFonts w:ascii="Arial" w:eastAsia="Arial" w:hAnsi="Arial" w:cs="Arial"/>
+          <w:color w:val="808080"/>
+          <w:sz w:val="28"/>
+          <w:szCs w:val="28"/>
+        </w:rPr>
+        <w:t xml:space="preserve">permaneceu</w:t>
+      </w:r>
+      <w:r>
+        <w:rPr>
+          <w:rFonts w:ascii="Arial" w:eastAsia="Arial" w:hAnsi="Arial" w:cs="Arial"/>
+          <w:color w:val="000000" w:themeColor="text1"/>
+          <w:sz w:val="28"/>
+          <w:szCs w:val="28"/>
+        </w:rPr>
+        <w:t xml:space="preserve"> </w:t>
+      </w:r>
+      <w:r>
+        <w:rPr>
+          <w:rFonts w:ascii="Arial" w:eastAsia="Arial" w:hAnsi="Arial" w:cs="Arial"/>
+          <w:color w:val="808080"/>
+          <w:sz w:val="28"/>
+          <w:szCs w:val="28"/>
+        </w:rPr>
+        <w:t xml:space="preserve">ilegível</w:t>
+      </w:r>
+      <w:r>
+        <w:rPr>
+          <w:rFonts w:ascii="Arial" w:eastAsia="Arial" w:hAnsi="Arial" w:cs="Arial"/>
+          <w:color w:val="000000" w:themeColor="text1"/>
+          <w:sz w:val="28"/>
+          <w:szCs w:val="28"/>
+        </w:rPr>
+        <w:t xml:space="preserve"> </w:t>
+      </w:r>
+      <w:r>
+        <w:rPr>
+          <w:rFonts w:ascii="Arial" w:eastAsia="Arial" w:hAnsi="Arial" w:cs="Arial"/>
+          <w:color w:val="808080"/>
+          <w:sz w:val="28"/>
+          <w:szCs w:val="28"/>
+        </w:rPr>
+        <w:t xml:space="preserve">e</w:t>
+      </w:r>
+      <w:r>
+        <w:rPr>
+          <w:rFonts w:ascii="Arial" w:eastAsia="Arial" w:hAnsi="Arial" w:cs="Arial"/>
+          <w:color w:val="000000" w:themeColor="text1"/>
+          <w:sz w:val="28"/>
+          <w:szCs w:val="28"/>
+        </w:rPr>
+        <w:t xml:space="preserve"> </w:t>
+      </w:r>
+      <w:r>
+        <w:rPr>
+          <w:rFonts w:ascii="Arial" w:eastAsia="Arial" w:hAnsi="Arial" w:cs="Arial"/>
+          <w:color w:val="808080"/>
+          <w:sz w:val="28"/>
+          <w:szCs w:val="28"/>
+        </w:rPr>
+        <w:t xml:space="preserve">rasurado,</w:t>
+      </w:r>
+      <w:r>
+        <w:rPr>
+          <w:rFonts w:ascii="Arial" w:eastAsia="Arial" w:hAnsi="Arial" w:cs="Arial"/>
+          <w:color w:val="000000" w:themeColor="text1"/>
+          <w:sz w:val="28"/>
+          <w:szCs w:val="28"/>
+        </w:rPr>
+        <w:t xml:space="preserve"> </w:t>
+      </w:r>
+      <w:r>
+        <w:rPr>
+          <w:rFonts w:ascii="Arial" w:eastAsia="Arial" w:hAnsi="Arial" w:cs="Arial"/>
+          <w:color w:val="808080"/>
+          <w:sz w:val="28"/>
+          <w:szCs w:val="28"/>
+        </w:rPr>
+        <w:t xml:space="preserve">e</w:t>
+      </w:r>
+      <w:r>
+        <w:rPr>
+          <w:rFonts w:ascii="Arial" w:eastAsia="Arial" w:hAnsi="Arial" w:cs="Arial"/>
+          <w:color w:val="000000" w:themeColor="text1"/>
+          <w:sz w:val="28"/>
+          <w:szCs w:val="28"/>
+        </w:rPr>
+        <w:t xml:space="preserve"> </w:t>
+      </w:r>
+      <w:r>
+        <w:rPr>
+          <w:rFonts w:ascii="Arial" w:eastAsia="Arial" w:hAnsi="Arial" w:cs="Arial"/>
+          <w:color w:val="808080"/>
+          <w:sz w:val="28"/>
+          <w:szCs w:val="28"/>
+        </w:rPr>
+        <w:t xml:space="preserve">a</w:t>
+      </w:r>
+      <w:r>
+        <w:rPr>
+          <w:rFonts w:ascii="Arial" w:eastAsia="Arial" w:hAnsi="Arial" w:cs="Arial"/>
+          <w:color w:val="000000" w:themeColor="text1"/>
+          <w:sz w:val="28"/>
+          <w:szCs w:val="28"/>
+        </w:rPr>
+        <w:t xml:space="preserve"> </w:t>
+      </w:r>
+      <w:r>
+        <w:rPr>
+          <w:rFonts w:ascii="Arial" w:eastAsia="Arial" w:hAnsi="Arial" w:cs="Arial"/>
+          <w:color w:val="808080"/>
+          <w:sz w:val="28"/>
+          <w:szCs w:val="28"/>
+        </w:rPr>
+        <w:t xml:space="preserve">autora, a quem cabe provar o fato constitutivo de seu direito</w:t>
+      </w:r>
+      <w:r>
+        <w:rPr>
+          <w:rFonts w:ascii="Arial" w:eastAsia="Arial" w:hAnsi="Arial" w:cs="Arial"/>
+          <w:color w:val="000000" w:themeColor="text1"/>
+          <w:sz w:val="28"/>
+          <w:szCs w:val="28"/>
+        </w:rPr>
+        <w:t xml:space="preserve">, não se desincumbiu </w:t>
+      </w:r>
+      <w:r>
+        <w:rPr>
+          <w:rFonts w:ascii="Arial" w:eastAsia="Arial" w:hAnsi="Arial" w:cs="Arial"/>
+          <w:color w:val="808080"/>
+          <w:sz w:val="28"/>
+          <w:szCs w:val="28"/>
+        </w:rPr>
+        <w:t xml:space="preserve">desse</w:t>
+      </w:r>
+      <w:r>
+        <w:rPr>
+          <w:rFonts w:ascii="Arial" w:eastAsia="Arial" w:hAnsi="Arial" w:cs="Arial"/>
+          <w:color w:val="000000" w:themeColor="text1"/>
+          <w:sz w:val="28"/>
+          <w:szCs w:val="28"/>
+        </w:rPr>
+        <w:t xml:space="preserve"> ônus </w:t>
+      </w:r>
+      <w:r>
+        <w:rPr>
+          <w:rFonts w:ascii="Arial" w:eastAsia="Arial" w:hAnsi="Arial" w:cs="Arial"/>
+          <w:color w:val="808080"/>
+          <w:sz w:val="28"/>
+          <w:szCs w:val="28"/>
+        </w:rPr>
+        <w:t xml:space="preserve">(CPC</w:t>
+      </w:r>
+      <w:r>
+        <w:rPr>
+          <w:rFonts w:ascii="Arial" w:eastAsia="Arial" w:hAnsi="Arial" w:cs="Arial"/>
+          <w:color w:val="000000" w:themeColor="text1"/>
+          <w:sz w:val="28"/>
+          <w:szCs w:val="28"/>
+        </w:rPr>
+        <w:t xml:space="preserve"> </w:t>
+      </w:r>
+      <w:r>
+        <w:rPr>
+          <w:rFonts w:ascii="Arial" w:eastAsia="Arial" w:hAnsi="Arial" w:cs="Arial"/>
+          <w:color w:val="808080"/>
+          <w:sz w:val="28"/>
+          <w:szCs w:val="28"/>
+        </w:rPr>
+        <w:t xml:space="preserve">373</w:t>
+      </w:r>
+      <w:r>
+        <w:rPr>
+          <w:rFonts w:ascii="Arial" w:eastAsia="Arial" w:hAnsi="Arial" w:cs="Arial"/>
+          <w:color w:val="000000" w:themeColor="text1"/>
+          <w:sz w:val="28"/>
+          <w:szCs w:val="28"/>
+        </w:rPr>
+        <w:t xml:space="preserve"> </w:t>
+      </w:r>
+      <w:r>
+        <w:rPr>
+          <w:rFonts w:ascii="Arial" w:eastAsia="Arial" w:hAnsi="Arial" w:cs="Arial"/>
+          <w:color w:val="808080"/>
+          <w:sz w:val="28"/>
+          <w:szCs w:val="28"/>
+        </w:rPr>
+        <w:t xml:space="preserve">I;</w:t>
+      </w:r>
+      <w:r>
+        <w:rPr>
+          <w:rFonts w:ascii="Arial" w:eastAsia="Arial" w:hAnsi="Arial" w:cs="Arial"/>
+          <w:color w:val="000000" w:themeColor="text1"/>
+          <w:sz w:val="28"/>
+          <w:szCs w:val="28"/>
+        </w:rPr>
+        <w:t xml:space="preserve"> </w:t>
+      </w:r>
+      <w:r>
+        <w:rPr>
+          <w:rFonts w:ascii="Arial" w:eastAsia="Arial" w:hAnsi="Arial" w:cs="Arial"/>
+          <w:color w:val="808080"/>
+          <w:sz w:val="28"/>
+          <w:szCs w:val="28"/>
+        </w:rPr>
+        <w:t xml:space="preserve">700</w:t>
+      </w:r>
+      <w:r>
+        <w:rPr>
+          <w:rFonts w:ascii="Arial" w:eastAsia="Arial" w:hAnsi="Arial" w:cs="Arial"/>
+          <w:color w:val="000000" w:themeColor="text1"/>
+          <w:sz w:val="28"/>
+          <w:szCs w:val="28"/>
+        </w:rPr>
+        <w:t xml:space="preserve"> </w:t>
+      </w:r>
+      <w:r>
+        <w:rPr>
+          <w:rFonts w:ascii="Arial" w:eastAsia="Arial" w:hAnsi="Arial" w:cs="Arial"/>
+          <w:color w:val="808080"/>
+          <w:sz w:val="28"/>
+          <w:szCs w:val="28"/>
+        </w:rPr>
+        <w:t xml:space="preserve">§</w:t>
+      </w:r>
+      <w:r>
+        <w:rPr>
+          <w:rFonts w:ascii="Arial" w:eastAsia="Arial" w:hAnsi="Arial" w:cs="Arial"/>
+          <w:color w:val="000000" w:themeColor="text1"/>
+          <w:sz w:val="28"/>
+          <w:szCs w:val="28"/>
+        </w:rPr>
+        <w:t xml:space="preserve"> </w:t>
+      </w:r>
+      <w:r>
+        <w:rPr>
+          <w:rFonts w:ascii="Arial" w:eastAsia="Arial" w:hAnsi="Arial" w:cs="Arial"/>
+          <w:color w:val="808080"/>
+          <w:sz w:val="28"/>
+          <w:szCs w:val="28"/>
+        </w:rPr>
+        <w:t xml:space="preserve">5º;</w:t>
+      </w:r>
+      <w:r>
+        <w:rPr>
+          <w:rFonts w:ascii="Arial" w:eastAsia="Arial" w:hAnsi="Arial" w:cs="Arial"/>
+          <w:color w:val="000000" w:themeColor="text1"/>
+          <w:sz w:val="28"/>
+          <w:szCs w:val="28"/>
+        </w:rPr>
+        <w:t xml:space="preserve"> </w:t>
+      </w:r>
+      <w:r>
+        <w:rPr>
+          <w:rFonts w:ascii="Arial" w:eastAsia="Arial" w:hAnsi="Arial" w:cs="Arial"/>
+          <w:color w:val="808080"/>
+          <w:sz w:val="28"/>
+          <w:szCs w:val="28"/>
+        </w:rPr>
+        <w:t xml:space="preserve">ID</w:t>
+      </w:r>
+      <w:r>
+        <w:rPr>
+          <w:rFonts w:ascii="Arial" w:eastAsia="Arial" w:hAnsi="Arial" w:cs="Arial"/>
+          <w:color w:val="000000" w:themeColor="text1"/>
+          <w:sz w:val="28"/>
+          <w:szCs w:val="28"/>
+        </w:rPr>
+        <w:t xml:space="preserve"> </w:t>
+      </w:r>
+      <w:r>
+        <w:rPr>
+          <w:rFonts w:ascii="Arial" w:eastAsia="Arial" w:hAnsi="Arial" w:cs="Arial"/>
+          <w:color w:val="808080"/>
+          <w:sz w:val="28"/>
+          <w:szCs w:val="28"/>
+        </w:rPr>
+        <w:t xml:space="preserve">89108684)</w:t>
+      </w:r>
+      <w:r>
+        <w:rPr>
+          <w:rFonts w:ascii="Arial" w:eastAsia="Arial" w:hAnsi="Arial" w:cs="Arial"/>
+          <w:color w:val="000000" w:themeColor="text1"/>
+          <w:sz w:val="28"/>
+          <w:szCs w:val="28"/>
+        </w:rPr>
+        <w:t xml:space="preserve">.</w:t>
+      </w:r>
+      <w:commentRangeEnd w:id="19"/>
       <w:r>
         <w:rPr>
           <w:rStyle w:val="CommentReference"/>
         </w:rPr>
-        <w:commentReference w:id="17"/>
+        <w:commentReference w:id="19"/>
       </w:r>
     </w:p>
     <w:p>
@@ -5565,38 +6257,239 @@
     <w:p>
       <w:pPr>
         <w:spacing w:after="0" w:line="360" w:lineRule="auto"/>
-        <w:ind w:left="2268" w:firstLine="1134"/>
-        <w:jc w:val="both"/>
-        <w:rPr>
-          <w:rFonts w:ascii="Arial" w:eastAsia="Arial" w:hAnsi="Arial" w:cs="Arial"/>
-          <w:color w:val="000000" w:themeColor="text1"/>
-          <w:sz w:val="28"/>
-          <w:szCs w:val="28"/>
-        </w:rPr>
-      </w:pPr>
-      <w:r>
-        <w:rPr>
-          <w:rFonts w:ascii="Arial" w:eastAsia="Arial" w:hAnsi="Arial" w:cs="Arial"/>
-          <w:i/>
-          <w:color w:val="808080"/>
-          <w:sz w:val="26"/>
-          <w:szCs w:val="28"/>
-        </w:rPr>
-        <w:t xml:space="preserve">“Diversa, contudo, é a situação da nota fiscal nº 207285, no valor histórico de R$ 701,50. O documento apresentado inicialmente não permitia a identificação clara do recebedor, e o comprovante posteriormente juntado (ID 264824052), conforme ressaltado pela curadoria especial, apresenta ilegibilidade e rasura, sem possibilitar a confirmação segura da efetiva entrega das mercadorias às rés.” – Grifei</w:t>
-      </w:r>
-    </w:p>
-    <w:p>
-      <w:pPr>
-        <w:spacing w:after="0" w:line="360" w:lineRule="auto"/>
-        <w:ind w:left="2268" w:firstLine="1134"/>
-        <w:jc w:val="both"/>
-        <w:rPr>
-          <w:rFonts w:ascii="Arial" w:eastAsia="Arial" w:hAnsi="Arial" w:cs="Arial"/>
-          <w:color w:val="000000" w:themeColor="text1"/>
-          <w:sz w:val="28"/>
-          <w:szCs w:val="28"/>
-        </w:rPr>
-      </w:pPr>
+        <w:ind w:firstLine="2268"/>
+        <w:jc w:val="both"/>
+        <w:rPr>
+          <w:rFonts w:eastAsiaTheme="minorEastAsia"/>
+          <w:color w:val="000000" w:themeColor="text1"/>
+          <w:sz w:val="28"/>
+          <w:szCs w:val="28"/>
+        </w:rPr>
+      </w:pPr>
+      <w:commentRangeStart w:id="18"/>
+      <w:r>
+        <w:rPr>
+          <w:rFonts w:ascii="Arial" w:eastAsia="Arial" w:hAnsi="Arial" w:cs="Arial"/>
+          <w:color w:val="808080"/>
+          <w:sz w:val="28"/>
+          <w:szCs w:val="28"/>
+        </w:rPr>
+        <w:t xml:space="preserve">O</w:t>
+      </w:r>
+      <w:r>
+        <w:rPr>
+          <w:rFonts w:ascii="Arial" w:eastAsia="Arial" w:hAnsi="Arial" w:cs="Arial"/>
+          <w:color w:val="000000" w:themeColor="text1"/>
+          <w:sz w:val="28"/>
+          <w:szCs w:val="28"/>
+        </w:rPr>
+        <w:t xml:space="preserve"> pagamento das demais duplicatas emitidas a partir da mesma nota fiscal </w:t>
+      </w:r>
+      <w:r>
+        <w:rPr>
+          <w:rFonts w:ascii="Arial" w:eastAsia="Arial" w:hAnsi="Arial" w:cs="Arial"/>
+          <w:color w:val="808080"/>
+          <w:sz w:val="28"/>
+          <w:szCs w:val="28"/>
+        </w:rPr>
+        <w:t xml:space="preserve">indica</w:t>
+      </w:r>
+      <w:r>
+        <w:rPr>
+          <w:rFonts w:ascii="Arial" w:eastAsia="Arial" w:hAnsi="Arial" w:cs="Arial"/>
+          <w:color w:val="000000" w:themeColor="text1"/>
+          <w:sz w:val="28"/>
+          <w:szCs w:val="28"/>
+        </w:rPr>
+        <w:t xml:space="preserve"> a </w:t>
+      </w:r>
+      <w:r>
+        <w:rPr>
+          <w:rFonts w:ascii="Arial" w:eastAsia="Arial" w:hAnsi="Arial" w:cs="Arial"/>
+          <w:color w:val="808080"/>
+          <w:sz w:val="28"/>
+          <w:szCs w:val="28"/>
+        </w:rPr>
+        <w:t xml:space="preserve">relação</w:t>
+      </w:r>
+      <w:r>
+        <w:rPr>
+          <w:rFonts w:ascii="Arial" w:eastAsia="Arial" w:hAnsi="Arial" w:cs="Arial"/>
+          <w:color w:val="000000" w:themeColor="text1"/>
+          <w:sz w:val="28"/>
+          <w:szCs w:val="28"/>
+        </w:rPr>
+        <w:t xml:space="preserve"> </w:t>
+      </w:r>
+      <w:r>
+        <w:rPr>
+          <w:rFonts w:ascii="Arial" w:eastAsia="Arial" w:hAnsi="Arial" w:cs="Arial"/>
+          <w:color w:val="808080"/>
+          <w:sz w:val="28"/>
+          <w:szCs w:val="28"/>
+        </w:rPr>
+        <w:t xml:space="preserve">comercial,</w:t>
+      </w:r>
+      <w:r>
+        <w:rPr>
+          <w:rFonts w:ascii="Arial" w:eastAsia="Arial" w:hAnsi="Arial" w:cs="Arial"/>
+          <w:color w:val="000000" w:themeColor="text1"/>
+          <w:sz w:val="28"/>
+          <w:szCs w:val="28"/>
+        </w:rPr>
+        <w:t xml:space="preserve"> </w:t>
+      </w:r>
+      <w:r>
+        <w:rPr>
+          <w:rFonts w:ascii="Arial" w:eastAsia="Arial" w:hAnsi="Arial" w:cs="Arial"/>
+          <w:color w:val="808080"/>
+          <w:sz w:val="28"/>
+          <w:szCs w:val="28"/>
+        </w:rPr>
+        <w:t xml:space="preserve">mas não supre a prova</w:t>
+      </w:r>
+      <w:r>
+        <w:rPr>
+          <w:rFonts w:ascii="Arial" w:eastAsia="Arial" w:hAnsi="Arial" w:cs="Arial"/>
+          <w:color w:val="000000" w:themeColor="text1"/>
+          <w:sz w:val="28"/>
+          <w:szCs w:val="28"/>
+        </w:rPr>
+        <w:t xml:space="preserve"> da entrega da mercadoria </w:t>
+      </w:r>
+      <w:r>
+        <w:rPr>
+          <w:rFonts w:ascii="Arial" w:eastAsia="Arial" w:hAnsi="Arial" w:cs="Arial"/>
+          <w:color w:val="808080"/>
+          <w:sz w:val="28"/>
+          <w:szCs w:val="28"/>
+        </w:rPr>
+        <w:t xml:space="preserve">vinculada</w:t>
+      </w:r>
+      <w:r>
+        <w:rPr>
+          <w:rFonts w:ascii="Arial" w:eastAsia="Arial" w:hAnsi="Arial" w:cs="Arial"/>
+          <w:color w:val="000000" w:themeColor="text1"/>
+          <w:sz w:val="28"/>
+          <w:szCs w:val="28"/>
+        </w:rPr>
+        <w:t xml:space="preserve"> ao título remanescente</w:t>
+      </w:r>
+      <w:r>
+        <w:rPr>
+          <w:rFonts w:ascii="Arial" w:eastAsia="Arial" w:hAnsi="Arial" w:cs="Arial"/>
+          <w:color w:val="808080"/>
+          <w:sz w:val="28"/>
+          <w:szCs w:val="28"/>
+        </w:rPr>
+        <w:t xml:space="preserve">,</w:t>
+      </w:r>
+      <w:r>
+        <w:rPr>
+          <w:rFonts w:ascii="Arial" w:eastAsia="Arial" w:hAnsi="Arial" w:cs="Arial"/>
+          <w:color w:val="000000" w:themeColor="text1"/>
+          <w:sz w:val="28"/>
+          <w:szCs w:val="28"/>
+        </w:rPr>
+        <w:t xml:space="preserve"> </w:t>
+      </w:r>
+      <w:r>
+        <w:rPr>
+          <w:rFonts w:ascii="Arial" w:eastAsia="Arial" w:hAnsi="Arial" w:cs="Arial"/>
+          <w:color w:val="808080"/>
+          <w:sz w:val="28"/>
+          <w:szCs w:val="28"/>
+        </w:rPr>
+        <w:t xml:space="preserve">cujo comprovante apresenta vícios</w:t>
+      </w:r>
+      <w:r>
+        <w:rPr>
+          <w:rFonts w:ascii="Arial" w:eastAsia="Arial" w:hAnsi="Arial" w:cs="Arial"/>
+          <w:color w:val="000000" w:themeColor="text1"/>
+          <w:sz w:val="28"/>
+          <w:szCs w:val="28"/>
+        </w:rPr>
+        <w:t xml:space="preserve"> que </w:t>
+      </w:r>
+      <w:r>
+        <w:rPr>
+          <w:rFonts w:ascii="Arial" w:eastAsia="Arial" w:hAnsi="Arial" w:cs="Arial"/>
+          <w:color w:val="808080"/>
+          <w:sz w:val="28"/>
+          <w:szCs w:val="28"/>
+        </w:rPr>
+        <w:t xml:space="preserve">comprometem</w:t>
+      </w:r>
+      <w:r>
+        <w:rPr>
+          <w:rFonts w:ascii="Arial" w:eastAsia="Arial" w:hAnsi="Arial" w:cs="Arial"/>
+          <w:color w:val="000000" w:themeColor="text1"/>
+          <w:sz w:val="28"/>
+          <w:szCs w:val="28"/>
+        </w:rPr>
+        <w:t xml:space="preserve"> </w:t>
+      </w:r>
+      <w:r>
+        <w:rPr>
+          <w:rFonts w:ascii="Arial" w:eastAsia="Arial" w:hAnsi="Arial" w:cs="Arial"/>
+          <w:color w:val="808080"/>
+          <w:sz w:val="28"/>
+          <w:szCs w:val="28"/>
+        </w:rPr>
+        <w:t xml:space="preserve">sua</w:t>
+      </w:r>
+      <w:r>
+        <w:rPr>
+          <w:rFonts w:ascii="Arial" w:eastAsia="Arial" w:hAnsi="Arial" w:cs="Arial"/>
+          <w:color w:val="000000" w:themeColor="text1"/>
+          <w:sz w:val="28"/>
+          <w:szCs w:val="28"/>
+        </w:rPr>
+        <w:t xml:space="preserve"> </w:t>
+      </w:r>
+      <w:r>
+        <w:rPr>
+          <w:rFonts w:ascii="Arial" w:eastAsia="Arial" w:hAnsi="Arial" w:cs="Arial"/>
+          <w:color w:val="808080"/>
+          <w:sz w:val="28"/>
+          <w:szCs w:val="28"/>
+        </w:rPr>
+        <w:t xml:space="preserve">força</w:t>
+      </w:r>
+      <w:r>
+        <w:rPr>
+          <w:rFonts w:ascii="Arial" w:eastAsia="Arial" w:hAnsi="Arial" w:cs="Arial"/>
+          <w:color w:val="000000" w:themeColor="text1"/>
+          <w:sz w:val="28"/>
+          <w:szCs w:val="28"/>
+        </w:rPr>
+        <w:t xml:space="preserve"> </w:t>
+      </w:r>
+      <w:r>
+        <w:rPr>
+          <w:rFonts w:ascii="Arial" w:eastAsia="Arial" w:hAnsi="Arial" w:cs="Arial"/>
+          <w:color w:val="808080"/>
+          <w:sz w:val="28"/>
+          <w:szCs w:val="28"/>
+        </w:rPr>
+        <w:t xml:space="preserve">probatória</w:t>
+      </w:r>
+      <w:r>
+        <w:rPr>
+          <w:rFonts w:ascii="Arial" w:eastAsia="Arial" w:hAnsi="Arial" w:cs="Arial"/>
+          <w:color w:val="000000" w:themeColor="text1"/>
+          <w:sz w:val="28"/>
+          <w:szCs w:val="28"/>
+        </w:rPr>
+        <w:t xml:space="preserve">.</w:t>
+      </w:r>
+      <w:commentRangeEnd w:id="18"/>
+      <w:r>
+        <w:rPr>
+          <w:rStyle w:val="CommentReference"/>
+        </w:rPr>
+        <w:commentReference w:id="18"/>
+      </w:r>
     </w:p>
     <w:p>
       <w:pPr>
@@ -5604,21 +6497,12 @@
         <w:ind w:firstLine="2268"/>
         <w:jc w:val="both"/>
         <w:rPr>
-          <w:rFonts w:ascii="Arial" w:eastAsia="Arial" w:hAnsi="Arial" w:cs="Arial"/>
-          <w:color w:val="000000" w:themeColor="text1"/>
-          <w:sz w:val="28"/>
-          <w:szCs w:val="28"/>
-        </w:rPr>
-      </w:pPr>
-      <w:r>
-        <w:rPr>
-          <w:rFonts w:ascii="Arial" w:eastAsia="Arial" w:hAnsi="Arial" w:cs="Arial"/>
-          <w:i w:val="0"/>
-          <w:color w:val="808080"/>
-          <w:sz w:val="28"/>
-        </w:rPr>
-        <w:t xml:space="preserve">Foi oportunizada à autora a juntada de documento mais legível, mas o novo comprovante permaneceu ilegível e rasurado (CPC 700 § 5º; ID 89108684).</w:t>
-      </w:r>
+          <w:rFonts w:eastAsiaTheme="minorEastAsia"/>
+          <w:color w:val="000000" w:themeColor="text1"/>
+          <w:sz w:val="28"/>
+          <w:szCs w:val="28"/>
+        </w:rPr>
+      </w:pPr>
     </w:p>
     <w:p>
       <w:pPr>
@@ -5626,12 +6510,300 @@
         <w:ind w:firstLine="2268"/>
         <w:jc w:val="both"/>
         <w:rPr>
-          <w:rFonts w:ascii="Arial" w:eastAsia="Arial" w:hAnsi="Arial" w:cs="Arial"/>
-          <w:color w:val="000000" w:themeColor="text1"/>
-          <w:sz w:val="28"/>
-          <w:szCs w:val="28"/>
-        </w:rPr>
-      </w:pPr>
+          <w:rFonts w:ascii="Arial" w:eastAsiaTheme="minorEastAsia" w:hAnsi="Arial" w:cs="Arial"/>
+          <w:color w:val="000000" w:themeColor="text1"/>
+          <w:sz w:val="28"/>
+          <w:szCs w:val="28"/>
+        </w:rPr>
+      </w:pPr>
+      <w:r>
+        <w:rPr>
+          <w:rFonts w:ascii="Arial" w:eastAsiaTheme="minorEastAsia" w:hAnsi="Arial" w:cs="Arial"/>
+          <w:color w:val="808080"/>
+          <w:sz w:val="28"/>
+          <w:szCs w:val="28"/>
+        </w:rPr>
+        <w:t xml:space="preserve">Por</w:t>
+      </w:r>
+      <w:r>
+        <w:rPr>
+          <w:rFonts w:ascii="Arial" w:eastAsiaTheme="minorEastAsia" w:hAnsi="Arial" w:cs="Arial"/>
+          <w:color w:val="000000" w:themeColor="text1"/>
+          <w:sz w:val="28"/>
+          <w:szCs w:val="28"/>
+        </w:rPr>
+        <w:t xml:space="preserve"> </w:t>
+      </w:r>
+      <w:r>
+        <w:rPr>
+          <w:rFonts w:ascii="Arial" w:eastAsiaTheme="minorEastAsia" w:hAnsi="Arial" w:cs="Arial"/>
+          <w:color w:val="808080"/>
+          <w:sz w:val="28"/>
+          <w:szCs w:val="28"/>
+        </w:rPr>
+        <w:t xml:space="preserve">isso</w:t>
+      </w:r>
+      <w:r>
+        <w:rPr>
+          <w:rFonts w:ascii="Arial" w:eastAsiaTheme="minorEastAsia" w:hAnsi="Arial" w:cs="Arial"/>
+          <w:color w:val="000000" w:themeColor="text1"/>
+          <w:sz w:val="28"/>
+          <w:szCs w:val="28"/>
+        </w:rPr>
+        <w:t xml:space="preserve">, não </w:t>
+      </w:r>
+      <w:r>
+        <w:rPr>
+          <w:rFonts w:ascii="Arial" w:eastAsiaTheme="minorEastAsia" w:hAnsi="Arial" w:cs="Arial"/>
+          <w:color w:val="808080"/>
+          <w:sz w:val="28"/>
+          <w:szCs w:val="28"/>
+        </w:rPr>
+        <w:t xml:space="preserve">há</w:t>
+      </w:r>
+      <w:r>
+        <w:rPr>
+          <w:rFonts w:ascii="Arial" w:eastAsiaTheme="minorEastAsia" w:hAnsi="Arial" w:cs="Arial"/>
+          <w:color w:val="000000" w:themeColor="text1"/>
+          <w:sz w:val="28"/>
+          <w:szCs w:val="28"/>
+        </w:rPr>
+        <w:t xml:space="preserve"> violação à boa-fé objetiva </w:t>
+      </w:r>
+      <w:r>
+        <w:rPr>
+          <w:rFonts w:ascii="Arial" w:eastAsiaTheme="minorEastAsia" w:hAnsi="Arial" w:cs="Arial"/>
+          <w:color w:val="808080"/>
+          <w:sz w:val="28"/>
+          <w:szCs w:val="28"/>
+        </w:rPr>
+        <w:t xml:space="preserve">nem</w:t>
+      </w:r>
+      <w:r>
+        <w:rPr>
+          <w:rFonts w:ascii="Arial" w:eastAsiaTheme="minorEastAsia" w:hAnsi="Arial" w:cs="Arial"/>
+          <w:color w:val="000000" w:themeColor="text1"/>
+          <w:sz w:val="28"/>
+          <w:szCs w:val="28"/>
+        </w:rPr>
+        <w:t xml:space="preserve"> </w:t>
+      </w:r>
+      <w:r>
+        <w:rPr>
+          <w:rFonts w:ascii="Arial" w:eastAsiaTheme="minorEastAsia" w:hAnsi="Arial" w:cs="Arial"/>
+          <w:color w:val="808080"/>
+          <w:sz w:val="28"/>
+          <w:szCs w:val="28"/>
+        </w:rPr>
+        <w:t xml:space="preserve">enriquecimento</w:t>
+      </w:r>
+      <w:r>
+        <w:rPr>
+          <w:rFonts w:ascii="Arial" w:eastAsiaTheme="minorEastAsia" w:hAnsi="Arial" w:cs="Arial"/>
+          <w:color w:val="000000" w:themeColor="text1"/>
+          <w:sz w:val="28"/>
+          <w:szCs w:val="28"/>
+        </w:rPr>
+        <w:t xml:space="preserve"> </w:t>
+      </w:r>
+      <w:r>
+        <w:rPr>
+          <w:rFonts w:ascii="Arial" w:eastAsiaTheme="minorEastAsia" w:hAnsi="Arial" w:cs="Arial"/>
+          <w:color w:val="808080"/>
+          <w:sz w:val="28"/>
+          <w:szCs w:val="28"/>
+        </w:rPr>
+        <w:t xml:space="preserve">sem</w:t>
+      </w:r>
+      <w:r>
+        <w:rPr>
+          <w:rFonts w:ascii="Arial" w:eastAsiaTheme="minorEastAsia" w:hAnsi="Arial" w:cs="Arial"/>
+          <w:color w:val="000000" w:themeColor="text1"/>
+          <w:sz w:val="28"/>
+          <w:szCs w:val="28"/>
+        </w:rPr>
+        <w:t xml:space="preserve"> </w:t>
+      </w:r>
+      <w:r>
+        <w:rPr>
+          <w:rFonts w:ascii="Arial" w:eastAsiaTheme="minorEastAsia" w:hAnsi="Arial" w:cs="Arial"/>
+          <w:color w:val="808080"/>
+          <w:sz w:val="28"/>
+          <w:szCs w:val="28"/>
+        </w:rPr>
+        <w:t xml:space="preserve">causa:</w:t>
+      </w:r>
+      <w:r>
+        <w:rPr>
+          <w:rFonts w:ascii="Arial" w:eastAsiaTheme="minorEastAsia" w:hAnsi="Arial" w:cs="Arial"/>
+          <w:color w:val="000000" w:themeColor="text1"/>
+          <w:sz w:val="28"/>
+          <w:szCs w:val="28"/>
+        </w:rPr>
+        <w:t xml:space="preserve"> </w:t>
+      </w:r>
+      <w:r>
+        <w:rPr>
+          <w:rFonts w:ascii="Arial" w:eastAsiaTheme="minorEastAsia" w:hAnsi="Arial" w:cs="Arial"/>
+          <w:color w:val="808080"/>
+          <w:sz w:val="28"/>
+          <w:szCs w:val="28"/>
+        </w:rPr>
+        <w:t xml:space="preserve">a</w:t>
+      </w:r>
+      <w:r>
+        <w:rPr>
+          <w:rFonts w:ascii="Arial" w:eastAsiaTheme="minorEastAsia" w:hAnsi="Arial" w:cs="Arial"/>
+          <w:color w:val="000000" w:themeColor="text1"/>
+          <w:sz w:val="28"/>
+          <w:szCs w:val="28"/>
+        </w:rPr>
+        <w:t xml:space="preserve"> </w:t>
+      </w:r>
+      <w:r>
+        <w:rPr>
+          <w:rFonts w:ascii="Arial" w:eastAsiaTheme="minorEastAsia" w:hAnsi="Arial" w:cs="Arial"/>
+          <w:color w:val="808080"/>
+          <w:sz w:val="28"/>
+          <w:szCs w:val="28"/>
+        </w:rPr>
+        <w:t xml:space="preserve">exclusão</w:t>
+      </w:r>
+      <w:r>
+        <w:rPr>
+          <w:rFonts w:ascii="Arial" w:eastAsiaTheme="minorEastAsia" w:hAnsi="Arial" w:cs="Arial"/>
+          <w:color w:val="000000" w:themeColor="text1"/>
+          <w:sz w:val="28"/>
+          <w:szCs w:val="28"/>
+        </w:rPr>
+        <w:t xml:space="preserve"> </w:t>
+      </w:r>
+      <w:r>
+        <w:rPr>
+          <w:rFonts w:ascii="Arial" w:eastAsiaTheme="minorEastAsia" w:hAnsi="Arial" w:cs="Arial"/>
+          <w:color w:val="808080"/>
+          <w:sz w:val="28"/>
+          <w:szCs w:val="28"/>
+        </w:rPr>
+        <w:t xml:space="preserve">decorre</w:t>
+      </w:r>
+      <w:r>
+        <w:rPr>
+          <w:rFonts w:ascii="Arial" w:eastAsiaTheme="minorEastAsia" w:hAnsi="Arial" w:cs="Arial"/>
+          <w:color w:val="000000" w:themeColor="text1"/>
+          <w:sz w:val="28"/>
+          <w:szCs w:val="28"/>
+        </w:rPr>
+        <w:t xml:space="preserve"> </w:t>
+      </w:r>
+      <w:r>
+        <w:rPr>
+          <w:rFonts w:ascii="Arial" w:eastAsiaTheme="minorEastAsia" w:hAnsi="Arial" w:cs="Arial"/>
+          <w:color w:val="808080"/>
+          <w:sz w:val="28"/>
+          <w:szCs w:val="28"/>
+        </w:rPr>
+        <w:t xml:space="preserve">do</w:t>
+      </w:r>
+      <w:r>
+        <w:rPr>
+          <w:rFonts w:ascii="Arial" w:eastAsiaTheme="minorEastAsia" w:hAnsi="Arial" w:cs="Arial"/>
+          <w:color w:val="000000" w:themeColor="text1"/>
+          <w:sz w:val="28"/>
+          <w:szCs w:val="28"/>
+        </w:rPr>
+        <w:t xml:space="preserve"> </w:t>
+      </w:r>
+      <w:r>
+        <w:rPr>
+          <w:rFonts w:ascii="Arial" w:eastAsiaTheme="minorEastAsia" w:hAnsi="Arial" w:cs="Arial"/>
+          <w:color w:val="808080"/>
+          <w:sz w:val="28"/>
+          <w:szCs w:val="28"/>
+        </w:rPr>
+        <w:t xml:space="preserve">ônus</w:t>
+      </w:r>
+      <w:r>
+        <w:rPr>
+          <w:rFonts w:ascii="Arial" w:eastAsiaTheme="minorEastAsia" w:hAnsi="Arial" w:cs="Arial"/>
+          <w:color w:val="000000" w:themeColor="text1"/>
+          <w:sz w:val="28"/>
+          <w:szCs w:val="28"/>
+        </w:rPr>
+        <w:t xml:space="preserve"> </w:t>
+      </w:r>
+      <w:r>
+        <w:rPr>
+          <w:rFonts w:ascii="Arial" w:eastAsiaTheme="minorEastAsia" w:hAnsi="Arial" w:cs="Arial"/>
+          <w:color w:val="808080"/>
+          <w:sz w:val="28"/>
+          <w:szCs w:val="28"/>
+        </w:rPr>
+        <w:t xml:space="preserve">probatório</w:t>
+      </w:r>
+      <w:r>
+        <w:rPr>
+          <w:rFonts w:ascii="Arial" w:eastAsiaTheme="minorEastAsia" w:hAnsi="Arial" w:cs="Arial"/>
+          <w:color w:val="000000" w:themeColor="text1"/>
+          <w:sz w:val="28"/>
+          <w:szCs w:val="28"/>
+        </w:rPr>
+        <w:t xml:space="preserve"> não </w:t>
+      </w:r>
+      <w:r>
+        <w:rPr>
+          <w:rFonts w:ascii="Arial" w:eastAsiaTheme="minorEastAsia" w:hAnsi="Arial" w:cs="Arial"/>
+          <w:color w:val="808080"/>
+          <w:sz w:val="28"/>
+          <w:szCs w:val="28"/>
+        </w:rPr>
+        <w:t xml:space="preserve">atendido</w:t>
+      </w:r>
+      <w:r>
+        <w:rPr>
+          <w:rFonts w:ascii="Arial" w:eastAsiaTheme="minorEastAsia" w:hAnsi="Arial" w:cs="Arial"/>
+          <w:color w:val="000000" w:themeColor="text1"/>
+          <w:sz w:val="28"/>
+          <w:szCs w:val="28"/>
+        </w:rPr>
+        <w:t xml:space="preserve"> </w:t>
+      </w:r>
+      <w:r>
+        <w:rPr>
+          <w:rFonts w:ascii="Arial" w:eastAsiaTheme="minorEastAsia" w:hAnsi="Arial" w:cs="Arial"/>
+          <w:color w:val="808080"/>
+          <w:sz w:val="28"/>
+          <w:szCs w:val="28"/>
+        </w:rPr>
+        <w:t xml:space="preserve">pela</w:t>
+      </w:r>
+      <w:r>
+        <w:rPr>
+          <w:rFonts w:ascii="Arial" w:eastAsiaTheme="minorEastAsia" w:hAnsi="Arial" w:cs="Arial"/>
+          <w:color w:val="000000" w:themeColor="text1"/>
+          <w:sz w:val="28"/>
+          <w:szCs w:val="28"/>
+        </w:rPr>
+        <w:t xml:space="preserve"> </w:t>
+      </w:r>
+      <w:r>
+        <w:rPr>
+          <w:rFonts w:ascii="Arial" w:eastAsiaTheme="minorEastAsia" w:hAnsi="Arial" w:cs="Arial"/>
+          <w:color w:val="808080"/>
+          <w:sz w:val="28"/>
+          <w:szCs w:val="28"/>
+        </w:rPr>
+        <w:t xml:space="preserve">autora</w:t>
+      </w:r>
+      <w:r>
+        <w:rPr>
+          <w:rFonts w:ascii="Arial" w:eastAsiaTheme="minorEastAsia" w:hAnsi="Arial" w:cs="Arial"/>
+          <w:color w:val="000000" w:themeColor="text1"/>
+          <w:sz w:val="28"/>
+          <w:szCs w:val="28"/>
+        </w:rPr>
+        <w:t xml:space="preserve">.</w:t>
+      </w:r>
     </w:p>
     <w:p>
       <w:pPr>
@@ -5639,21 +6811,12 @@
         <w:ind w:firstLine="2268"/>
         <w:jc w:val="both"/>
         <w:rPr>
-          <w:rFonts w:ascii="Arial" w:eastAsia="Arial" w:hAnsi="Arial" w:cs="Arial"/>
-          <w:color w:val="000000" w:themeColor="text1"/>
-          <w:sz w:val="28"/>
-          <w:szCs w:val="28"/>
-        </w:rPr>
-      </w:pPr>
-      <w:r>
-        <w:rPr>
-          <w:rFonts w:ascii="Arial" w:eastAsia="Arial" w:hAnsi="Arial" w:cs="Arial"/>
-          <w:color w:val="000000" w:themeColor="text1"/>
-          <w:sz w:val="28"/>
-          <w:szCs w:val="28"/>
-        </w:rPr>
-        <w:t>Assim, diante da deficiência da prova documental relativa à duplicata discutida, não se desincumbiu a autora do ônus de demonstrar a efetiva constituição do crédito pretendido.</w:t>
-      </w:r>
+          <w:rFonts w:ascii="Arial" w:eastAsiaTheme="minorEastAsia" w:hAnsi="Arial" w:cs="Arial"/>
+          <w:color w:val="000000" w:themeColor="text1"/>
+          <w:sz w:val="28"/>
+          <w:szCs w:val="28"/>
+        </w:rPr>
+      </w:pPr>
     </w:p>
     <w:p>
       <w:pPr>
@@ -5661,12 +6824,476 @@
         <w:ind w:firstLine="2268"/>
         <w:jc w:val="both"/>
         <w:rPr>
-          <w:rFonts w:ascii="Arial" w:eastAsia="Arial" w:hAnsi="Arial" w:cs="Arial"/>
-          <w:color w:val="000000" w:themeColor="text1"/>
-          <w:sz w:val="28"/>
-          <w:szCs w:val="28"/>
-        </w:rPr>
-      </w:pPr>
+          <w:rFonts w:ascii="Arial" w:hAnsi="Arial" w:cs="Arial"/>
+        </w:rPr>
+      </w:pPr>
+      <w:commentRangeStart w:id="21"/>
+      <w:r>
+        <w:rPr>
+          <w:rFonts w:ascii="Arial" w:eastAsiaTheme="minorEastAsia" w:hAnsi="Arial" w:cs="Arial"/>
+          <w:color w:val="808080"/>
+          <w:sz w:val="28"/>
+          <w:szCs w:val="28"/>
+        </w:rPr>
+        <w:t xml:space="preserve">O</w:t>
+      </w:r>
+      <w:r>
+        <w:rPr>
+          <w:rFonts w:ascii="Arial" w:eastAsiaTheme="minorEastAsia" w:hAnsi="Arial" w:cs="Arial"/>
+          <w:color w:val="000000" w:themeColor="text1"/>
+          <w:sz w:val="28"/>
+          <w:szCs w:val="28"/>
+        </w:rPr>
+        <w:t xml:space="preserve"> </w:t>
+      </w:r>
+      <w:r>
+        <w:rPr>
+          <w:rFonts w:ascii="Arial" w:eastAsiaTheme="minorEastAsia" w:hAnsi="Arial" w:cs="Arial"/>
+          <w:color w:val="808080"/>
+          <w:sz w:val="28"/>
+          <w:szCs w:val="28"/>
+        </w:rPr>
+        <w:t xml:space="preserve">REsp</w:t>
+      </w:r>
+      <w:r>
+        <w:rPr>
+          <w:rFonts w:ascii="Arial" w:eastAsiaTheme="minorEastAsia" w:hAnsi="Arial" w:cs="Arial"/>
+          <w:color w:val="000000" w:themeColor="text1"/>
+          <w:sz w:val="28"/>
+          <w:szCs w:val="28"/>
+        </w:rPr>
+        <w:t xml:space="preserve"> </w:t>
+      </w:r>
+      <w:r>
+        <w:rPr>
+          <w:rFonts w:ascii="Arial" w:eastAsiaTheme="minorEastAsia" w:hAnsi="Arial" w:cs="Arial"/>
+          <w:color w:val="808080"/>
+          <w:sz w:val="28"/>
+          <w:szCs w:val="28"/>
+        </w:rPr>
+        <w:t xml:space="preserve">1994370/SP</w:t>
+      </w:r>
+      <w:r>
+        <w:rPr>
+          <w:rFonts w:ascii="Arial" w:eastAsiaTheme="minorEastAsia" w:hAnsi="Arial" w:cs="Arial"/>
+          <w:color w:val="000000" w:themeColor="text1"/>
+          <w:sz w:val="28"/>
+          <w:szCs w:val="28"/>
+        </w:rPr>
+        <w:t xml:space="preserve"> </w:t>
+      </w:r>
+      <w:r>
+        <w:rPr>
+          <w:rFonts w:ascii="Arial" w:eastAsiaTheme="minorEastAsia" w:hAnsi="Arial" w:cs="Arial"/>
+          <w:color w:val="808080"/>
+          <w:sz w:val="28"/>
+          <w:szCs w:val="28"/>
+        </w:rPr>
+        <w:t xml:space="preserve">(STJ,</w:t>
+      </w:r>
+      <w:r>
+        <w:rPr>
+          <w:rFonts w:ascii="Arial" w:eastAsiaTheme="minorEastAsia" w:hAnsi="Arial" w:cs="Arial"/>
+          <w:color w:val="000000" w:themeColor="text1"/>
+          <w:sz w:val="28"/>
+          <w:szCs w:val="28"/>
+        </w:rPr>
+        <w:t xml:space="preserve"> </w:t>
+      </w:r>
+      <w:r>
+        <w:rPr>
+          <w:rFonts w:ascii="Arial" w:eastAsiaTheme="minorEastAsia" w:hAnsi="Arial" w:cs="Arial"/>
+          <w:color w:val="808080"/>
+          <w:sz w:val="28"/>
+          <w:szCs w:val="28"/>
+        </w:rPr>
+        <w:t xml:space="preserve">3ª</w:t>
+      </w:r>
+      <w:r>
+        <w:rPr>
+          <w:rFonts w:ascii="Arial" w:eastAsiaTheme="minorEastAsia" w:hAnsi="Arial" w:cs="Arial"/>
+          <w:color w:val="000000" w:themeColor="text1"/>
+          <w:sz w:val="28"/>
+          <w:szCs w:val="28"/>
+        </w:rPr>
+        <w:t xml:space="preserve"> </w:t>
+      </w:r>
+      <w:r>
+        <w:rPr>
+          <w:rFonts w:ascii="Arial" w:eastAsiaTheme="minorEastAsia" w:hAnsi="Arial" w:cs="Arial"/>
+          <w:color w:val="808080"/>
+          <w:sz w:val="28"/>
+          <w:szCs w:val="28"/>
+        </w:rPr>
+        <w:t xml:space="preserve">Turma,</w:t>
+      </w:r>
+      <w:r>
+        <w:rPr>
+          <w:rFonts w:ascii="Arial" w:eastAsiaTheme="minorEastAsia" w:hAnsi="Arial" w:cs="Arial"/>
+          <w:color w:val="000000" w:themeColor="text1"/>
+          <w:sz w:val="28"/>
+          <w:szCs w:val="28"/>
+        </w:rPr>
+        <w:t xml:space="preserve"> </w:t>
+      </w:r>
+      <w:r>
+        <w:rPr>
+          <w:rFonts w:ascii="Arial" w:eastAsiaTheme="minorEastAsia" w:hAnsi="Arial" w:cs="Arial"/>
+          <w:color w:val="808080"/>
+          <w:sz w:val="28"/>
+          <w:szCs w:val="28"/>
+        </w:rPr>
+        <w:t xml:space="preserve">j.</w:t>
+      </w:r>
+      <w:r>
+        <w:rPr>
+          <w:rFonts w:ascii="Arial" w:eastAsiaTheme="minorEastAsia" w:hAnsi="Arial" w:cs="Arial"/>
+          <w:color w:val="000000" w:themeColor="text1"/>
+          <w:sz w:val="28"/>
+          <w:szCs w:val="28"/>
+        </w:rPr>
+        <w:t xml:space="preserve"> </w:t>
+      </w:r>
+      <w:r>
+        <w:rPr>
+          <w:rFonts w:ascii="Arial" w:eastAsiaTheme="minorEastAsia" w:hAnsi="Arial" w:cs="Arial"/>
+          <w:color w:val="808080"/>
+          <w:sz w:val="28"/>
+          <w:szCs w:val="28"/>
+        </w:rPr>
+        <w:t xml:space="preserve">12/12/2023),</w:t>
+      </w:r>
+      <w:r>
+        <w:rPr>
+          <w:rFonts w:ascii="Arial" w:eastAsiaTheme="minorEastAsia" w:hAnsi="Arial" w:cs="Arial"/>
+          <w:color w:val="000000" w:themeColor="text1"/>
+          <w:sz w:val="28"/>
+          <w:szCs w:val="28"/>
+        </w:rPr>
+        <w:t xml:space="preserve"> invocado pela apelante, </w:t>
+      </w:r>
+      <w:r>
+        <w:rPr>
+          <w:rFonts w:ascii="Arial" w:eastAsiaTheme="minorEastAsia" w:hAnsi="Arial" w:cs="Arial"/>
+          <w:color w:val="808080"/>
+          <w:sz w:val="28"/>
+          <w:szCs w:val="28"/>
+        </w:rPr>
+        <w:t xml:space="preserve">não</w:t>
+      </w:r>
+      <w:r>
+        <w:rPr>
+          <w:rFonts w:ascii="Arial" w:eastAsiaTheme="minorEastAsia" w:hAnsi="Arial" w:cs="Arial"/>
+          <w:color w:val="000000" w:themeColor="text1"/>
+          <w:sz w:val="28"/>
+          <w:szCs w:val="28"/>
+        </w:rPr>
+        <w:t xml:space="preserve"> a </w:t>
+      </w:r>
+      <w:r>
+        <w:rPr>
+          <w:rFonts w:ascii="Arial" w:eastAsiaTheme="minorEastAsia" w:hAnsi="Arial" w:cs="Arial"/>
+          <w:color w:val="808080"/>
+          <w:sz w:val="28"/>
+          <w:szCs w:val="28"/>
+        </w:rPr>
+        <w:t xml:space="preserve">socorre,</w:t>
+      </w:r>
+      <w:r>
+        <w:rPr>
+          <w:rFonts w:ascii="Arial" w:eastAsiaTheme="minorEastAsia" w:hAnsi="Arial" w:cs="Arial"/>
+          <w:color w:val="000000" w:themeColor="text1"/>
+          <w:sz w:val="28"/>
+          <w:szCs w:val="28"/>
+        </w:rPr>
+        <w:t xml:space="preserve"> </w:t>
+      </w:r>
+      <w:r>
+        <w:rPr>
+          <w:rFonts w:ascii="Arial" w:eastAsiaTheme="minorEastAsia" w:hAnsi="Arial" w:cs="Arial"/>
+          <w:color w:val="808080"/>
+          <w:sz w:val="28"/>
+          <w:szCs w:val="28"/>
+        </w:rPr>
+        <w:t xml:space="preserve">pois</w:t>
+      </w:r>
+      <w:r>
+        <w:rPr>
+          <w:rFonts w:ascii="Arial" w:eastAsiaTheme="minorEastAsia" w:hAnsi="Arial" w:cs="Arial"/>
+          <w:color w:val="000000" w:themeColor="text1"/>
+          <w:sz w:val="28"/>
+          <w:szCs w:val="28"/>
+        </w:rPr>
+        <w:t xml:space="preserve"> </w:t>
+      </w:r>
+      <w:r>
+        <w:rPr>
+          <w:rFonts w:ascii="Arial" w:eastAsiaTheme="minorEastAsia" w:hAnsi="Arial" w:cs="Arial"/>
+          <w:color w:val="808080"/>
+          <w:sz w:val="28"/>
+          <w:szCs w:val="28"/>
+        </w:rPr>
+        <w:t xml:space="preserve">tratou</w:t>
+      </w:r>
+      <w:r>
+        <w:rPr>
+          <w:rFonts w:ascii="Arial" w:eastAsiaTheme="minorEastAsia" w:hAnsi="Arial" w:cs="Arial"/>
+          <w:color w:val="000000" w:themeColor="text1"/>
+          <w:sz w:val="28"/>
+          <w:szCs w:val="28"/>
+        </w:rPr>
+        <w:t xml:space="preserve"> </w:t>
+      </w:r>
+      <w:r>
+        <w:rPr>
+          <w:rFonts w:ascii="Arial" w:eastAsiaTheme="minorEastAsia" w:hAnsi="Arial" w:cs="Arial"/>
+          <w:color w:val="808080"/>
+          <w:sz w:val="28"/>
+          <w:szCs w:val="28"/>
+        </w:rPr>
+        <w:t xml:space="preserve">de</w:t>
+      </w:r>
+      <w:r>
+        <w:rPr>
+          <w:rFonts w:ascii="Arial" w:eastAsiaTheme="minorEastAsia" w:hAnsi="Arial" w:cs="Arial"/>
+          <w:color w:val="000000" w:themeColor="text1"/>
+          <w:sz w:val="28"/>
+          <w:szCs w:val="28"/>
+        </w:rPr>
+        <w:t xml:space="preserve"> </w:t>
+      </w:r>
+      <w:r>
+        <w:rPr>
+          <w:rFonts w:ascii="Arial" w:eastAsiaTheme="minorEastAsia" w:hAnsi="Arial" w:cs="Arial"/>
+          <w:color w:val="808080"/>
+          <w:sz w:val="28"/>
+          <w:szCs w:val="28"/>
+        </w:rPr>
+        <w:t xml:space="preserve">nota</w:t>
+      </w:r>
+      <w:r>
+        <w:rPr>
+          <w:rFonts w:ascii="Arial" w:eastAsiaTheme="minorEastAsia" w:hAnsi="Arial" w:cs="Arial"/>
+          <w:color w:val="000000" w:themeColor="text1"/>
+          <w:sz w:val="28"/>
+          <w:szCs w:val="28"/>
+        </w:rPr>
+        <w:t xml:space="preserve"> </w:t>
+      </w:r>
+      <w:r>
+        <w:rPr>
+          <w:rFonts w:ascii="Arial" w:eastAsiaTheme="minorEastAsia" w:hAnsi="Arial" w:cs="Arial"/>
+          <w:color w:val="808080"/>
+          <w:sz w:val="28"/>
+          <w:szCs w:val="28"/>
+        </w:rPr>
+        <w:t xml:space="preserve">fiscal</w:t>
+      </w:r>
+      <w:r>
+        <w:rPr>
+          <w:rFonts w:ascii="Arial" w:eastAsiaTheme="minorEastAsia" w:hAnsi="Arial" w:cs="Arial"/>
+          <w:color w:val="000000" w:themeColor="text1"/>
+          <w:sz w:val="28"/>
+          <w:szCs w:val="28"/>
+        </w:rPr>
+        <w:t xml:space="preserve"> com</w:t>
+      </w:r>
+      <w:r>
+        <w:rPr>
+          <w:rFonts w:ascii="Arial" w:eastAsiaTheme="minorEastAsia" w:hAnsi="Arial" w:cs="Arial"/>
+          <w:color w:val="000000" w:themeColor="text1"/>
+          <w:sz w:val="28"/>
+          <w:szCs w:val="28"/>
+        </w:rPr>
+        <w:t xml:space="preserve"> comprovante de entrega </w:t>
+      </w:r>
+      <w:r>
+        <w:rPr>
+          <w:rFonts w:ascii="Arial" w:eastAsiaTheme="minorEastAsia" w:hAnsi="Arial" w:cs="Arial"/>
+          <w:color w:val="808080"/>
+          <w:sz w:val="28"/>
+          <w:szCs w:val="28"/>
+        </w:rPr>
+        <w:t xml:space="preserve">assinado</w:t>
+      </w:r>
+      <w:r>
+        <w:rPr>
+          <w:rFonts w:ascii="Arial" w:eastAsiaTheme="minorEastAsia" w:hAnsi="Arial" w:cs="Arial"/>
+          <w:color w:val="000000" w:themeColor="text1"/>
+          <w:sz w:val="28"/>
+          <w:szCs w:val="28"/>
+        </w:rPr>
+        <w:t xml:space="preserve"> </w:t>
+      </w:r>
+      <w:r>
+        <w:rPr>
+          <w:rFonts w:ascii="Arial" w:eastAsiaTheme="minorEastAsia" w:hAnsi="Arial" w:cs="Arial"/>
+          <w:color w:val="808080"/>
+          <w:sz w:val="28"/>
+          <w:szCs w:val="28"/>
+        </w:rPr>
+        <w:t xml:space="preserve">e</w:t>
+      </w:r>
+      <w:r>
+        <w:rPr>
+          <w:rFonts w:ascii="Arial" w:eastAsiaTheme="minorEastAsia" w:hAnsi="Arial" w:cs="Arial"/>
+          <w:color w:val="000000" w:themeColor="text1"/>
+          <w:sz w:val="28"/>
+          <w:szCs w:val="28"/>
+        </w:rPr>
+        <w:t xml:space="preserve"> </w:t>
+      </w:r>
+      <w:r>
+        <w:rPr>
+          <w:rFonts w:ascii="Arial" w:eastAsiaTheme="minorEastAsia" w:hAnsi="Arial" w:cs="Arial"/>
+          <w:color w:val="808080"/>
+          <w:sz w:val="28"/>
+          <w:szCs w:val="28"/>
+        </w:rPr>
+        <w:t xml:space="preserve">duplicatas protestadas sem oposição,</w:t>
+      </w:r>
+      <w:r>
+        <w:rPr>
+          <w:rFonts w:ascii="Arial" w:eastAsiaTheme="minorEastAsia" w:hAnsi="Arial" w:cs="Arial"/>
+          <w:color w:val="000000" w:themeColor="text1"/>
+          <w:sz w:val="28"/>
+          <w:szCs w:val="28"/>
+        </w:rPr>
+        <w:t xml:space="preserve"> o </w:t>
+      </w:r>
+      <w:r>
+        <w:rPr>
+          <w:rFonts w:ascii="Arial" w:eastAsiaTheme="minorEastAsia" w:hAnsi="Arial" w:cs="Arial"/>
+          <w:color w:val="808080"/>
+          <w:sz w:val="28"/>
+          <w:szCs w:val="28"/>
+        </w:rPr>
+        <w:t xml:space="preserve">que</w:t>
+      </w:r>
+      <w:r>
+        <w:rPr>
+          <w:rFonts w:ascii="Arial" w:eastAsiaTheme="minorEastAsia" w:hAnsi="Arial" w:cs="Arial"/>
+          <w:color w:val="000000" w:themeColor="text1"/>
+          <w:sz w:val="28"/>
+          <w:szCs w:val="28"/>
+        </w:rPr>
+        <w:t xml:space="preserve"> não </w:t>
+      </w:r>
+      <w:r>
+        <w:rPr>
+          <w:rFonts w:ascii="Arial" w:eastAsiaTheme="minorEastAsia" w:hAnsi="Arial" w:cs="Arial"/>
+          <w:color w:val="808080"/>
+          <w:sz w:val="28"/>
+          <w:szCs w:val="28"/>
+        </w:rPr>
+        <w:t xml:space="preserve">se</w:t>
+      </w:r>
+      <w:r>
+        <w:rPr>
+          <w:rFonts w:ascii="Arial" w:eastAsiaTheme="minorEastAsia" w:hAnsi="Arial" w:cs="Arial"/>
+          <w:color w:val="000000" w:themeColor="text1"/>
+          <w:sz w:val="28"/>
+          <w:szCs w:val="28"/>
+        </w:rPr>
+        <w:t xml:space="preserve"> </w:t>
+      </w:r>
+      <w:r>
+        <w:rPr>
+          <w:rFonts w:ascii="Arial" w:eastAsiaTheme="minorEastAsia" w:hAnsi="Arial" w:cs="Arial"/>
+          <w:color w:val="808080"/>
+          <w:sz w:val="28"/>
+          <w:szCs w:val="28"/>
+        </w:rPr>
+        <w:t xml:space="preserve">verifica</w:t>
+      </w:r>
+      <w:r>
+        <w:rPr>
+          <w:rFonts w:ascii="Arial" w:eastAsiaTheme="minorEastAsia" w:hAnsi="Arial" w:cs="Arial"/>
+          <w:color w:val="000000" w:themeColor="text1"/>
+          <w:sz w:val="28"/>
+          <w:szCs w:val="28"/>
+        </w:rPr>
+        <w:t xml:space="preserve"> </w:t>
+      </w:r>
+      <w:r>
+        <w:rPr>
+          <w:rFonts w:ascii="Arial" w:eastAsiaTheme="minorEastAsia" w:hAnsi="Arial" w:cs="Arial"/>
+          <w:color w:val="808080"/>
+          <w:sz w:val="28"/>
+          <w:szCs w:val="28"/>
+        </w:rPr>
+        <w:t xml:space="preserve">no</w:t>
+      </w:r>
+      <w:r>
+        <w:rPr>
+          <w:rFonts w:ascii="Arial" w:eastAsiaTheme="minorEastAsia" w:hAnsi="Arial" w:cs="Arial"/>
+          <w:color w:val="000000" w:themeColor="text1"/>
+          <w:sz w:val="28"/>
+          <w:szCs w:val="28"/>
+        </w:rPr>
+        <w:t xml:space="preserve"> </w:t>
+      </w:r>
+      <w:r>
+        <w:rPr>
+          <w:rFonts w:ascii="Arial" w:eastAsiaTheme="minorEastAsia" w:hAnsi="Arial" w:cs="Arial"/>
+          <w:color w:val="808080"/>
+          <w:sz w:val="28"/>
+          <w:szCs w:val="28"/>
+        </w:rPr>
+        <w:t xml:space="preserve">caso</w:t>
+      </w:r>
+      <w:r>
+        <w:rPr>
+          <w:rFonts w:ascii="Arial" w:eastAsiaTheme="minorEastAsia" w:hAnsi="Arial" w:cs="Arial"/>
+          <w:color w:val="000000" w:themeColor="text1"/>
+          <w:sz w:val="28"/>
+          <w:szCs w:val="28"/>
+        </w:rPr>
+        <w:t xml:space="preserve"> </w:t>
+      </w:r>
+      <w:r>
+        <w:rPr>
+          <w:rFonts w:ascii="Arial" w:eastAsiaTheme="minorEastAsia" w:hAnsi="Arial" w:cs="Arial"/>
+          <w:color w:val="808080"/>
+          <w:sz w:val="28"/>
+          <w:szCs w:val="28"/>
+        </w:rPr>
+        <w:t xml:space="preserve">(ID</w:t>
+      </w:r>
+      <w:r>
+        <w:rPr>
+          <w:rFonts w:ascii="Arial" w:eastAsiaTheme="minorEastAsia" w:hAnsi="Arial" w:cs="Arial"/>
+          <w:color w:val="000000" w:themeColor="text1"/>
+          <w:sz w:val="28"/>
+          <w:szCs w:val="28"/>
+        </w:rPr>
+        <w:t xml:space="preserve"> </w:t>
+      </w:r>
+      <w:r>
+        <w:rPr>
+          <w:rFonts w:ascii="Arial" w:eastAsiaTheme="minorEastAsia" w:hAnsi="Arial" w:cs="Arial"/>
+          <w:color w:val="808080"/>
+          <w:sz w:val="28"/>
+          <w:szCs w:val="28"/>
+        </w:rPr>
+        <w:t xml:space="preserve">89108696)</w:t>
+      </w:r>
+      <w:r>
+        <w:rPr>
+          <w:rFonts w:ascii="Arial" w:eastAsiaTheme="minorEastAsia" w:hAnsi="Arial" w:cs="Arial"/>
+          <w:color w:val="000000" w:themeColor="text1"/>
+          <w:sz w:val="28"/>
+          <w:szCs w:val="28"/>
+        </w:rPr>
+        <w:t xml:space="preserve">.</w:t>
+      </w:r>
+      <w:commentRangeEnd w:id="21"/>
+      <w:r>
+        <w:rPr>
+          <w:rStyle w:val="CommentReference"/>
+        </w:rPr>
+        <w:commentReference w:id="21"/>
+      </w:r>
     </w:p>
     <w:p>
       <w:pPr>
@@ -5674,29 +7301,12 @@
         <w:ind w:firstLine="2268"/>
         <w:jc w:val="both"/>
         <w:rPr>
-          <w:rFonts w:eastAsiaTheme="minorEastAsia"/>
-          <w:color w:val="000000" w:themeColor="text1"/>
-          <w:sz w:val="28"/>
-          <w:szCs w:val="28"/>
-        </w:rPr>
-      </w:pPr>
-      <w:commentRangeStart w:id="18"/>
-      <w:r>
-        <w:rPr>
-          <w:rFonts w:ascii="Arial" w:eastAsia="Arial" w:hAnsi="Arial" w:cs="Arial"/>
-          <w:color w:val="000000" w:themeColor="text1"/>
-          <w:sz w:val="28"/>
-          <w:szCs w:val="28"/>
-        </w:rPr>
-        <w:t xml:space="preserve">Não procede a alegação de que o pagamento das demais duplicatas emitidas a partir da mesma nota fiscal seria suficiente para suprir a ausência de comprovação da entrega da mercadoria correspondente ao título remanescente.</w:t>
-      </w:r>
-      <w:commentRangeEnd w:id="18"/>
-      <w:r>
-        <w:rPr>
-          <w:rStyle w:val="CommentReference"/>
-        </w:rPr>
-        <w:commentReference w:id="18"/>
-      </w:r>
+          <w:rFonts w:ascii="Arial" w:eastAsia="Arial" w:hAnsi="Arial" w:cs="Arial"/>
+          <w:color w:val="000000" w:themeColor="text1"/>
+          <w:sz w:val="28"/>
+          <w:szCs w:val="28"/>
+        </w:rPr>
+      </w:pPr>
     </w:p>
     <w:p>
       <w:pPr>
@@ -5704,1083 +7314,43 @@
         <w:ind w:firstLine="2268"/>
         <w:jc w:val="both"/>
         <w:rPr>
-          <w:rFonts w:eastAsiaTheme="minorEastAsia"/>
-          <w:color w:val="000000" w:themeColor="text1"/>
-          <w:sz w:val="28"/>
-          <w:szCs w:val="28"/>
-        </w:rPr>
-      </w:pPr>
+          <w:rFonts w:ascii="Arial" w:eastAsia="Arial" w:hAnsi="Arial" w:cs="Arial"/>
+          <w:color w:val="000000" w:themeColor="text1"/>
+          <w:sz w:val="28"/>
+          <w:szCs w:val="28"/>
+        </w:rPr>
+      </w:pPr>
+      <w:commentRangeStart w:id="22"/>
+      <w:r>
+        <w:rPr>
+          <w:rFonts w:ascii="Arial" w:eastAsia="Arial" w:hAnsi="Arial" w:cs="Arial"/>
+          <w:color w:val="000000" w:themeColor="text1"/>
+          <w:sz w:val="28"/>
+          <w:szCs w:val="28"/>
+        </w:rPr>
+        <w:t xml:space="preserve">Nesse sentido</w:t>
+      </w:r>
+      <w:r>
+        <w:rPr>
+          <w:rFonts w:ascii="Arial" w:eastAsia="Arial" w:hAnsi="Arial" w:cs="Arial"/>
+          <w:color w:val="000000" w:themeColor="text1"/>
+          <w:sz w:val="28"/>
+          <w:szCs w:val="28"/>
+        </w:rPr>
+        <w:t xml:space="preserve">:</w:t>
+      </w:r>
+      <w:commentRangeEnd w:id="22"/>
+      <w:r>
+        <w:rPr>
+          <w:rStyle w:val="CommentReference"/>
+        </w:rPr>
+        <w:commentReference w:id="22"/>
+      </w:r>
     </w:p>
     <w:p>
       <w:pPr>
         <w:spacing w:after="0" w:line="360" w:lineRule="auto"/>
         <w:ind w:firstLine="2268"/>
-        <w:jc w:val="both"/>
-        <w:rPr>
-          <w:rFonts w:ascii="Arial" w:eastAsiaTheme="minorEastAsia" w:hAnsi="Arial" w:cs="Arial"/>
-          <w:color w:val="000000" w:themeColor="text1"/>
-          <w:sz w:val="28"/>
-          <w:szCs w:val="28"/>
-        </w:rPr>
-      </w:pPr>
-      <w:r>
-        <w:rPr>
-          <w:rFonts w:ascii="Arial" w:eastAsiaTheme="minorEastAsia" w:hAnsi="Arial" w:cs="Arial"/>
-          <w:color w:val="808080"/>
-          <w:sz w:val="28"/>
-          <w:szCs w:val="28"/>
-        </w:rPr>
-        <w:t xml:space="preserve">De</w:t>
-      </w:r>
-      <w:r>
-        <w:rPr>
-          <w:rFonts w:ascii="Arial" w:eastAsiaTheme="minorEastAsia" w:hAnsi="Arial" w:cs="Arial"/>
-          <w:color w:val="000000" w:themeColor="text1"/>
-          <w:sz w:val="28"/>
-          <w:szCs w:val="28"/>
-        </w:rPr>
-        <w:t xml:space="preserve"> </w:t>
-      </w:r>
-      <w:r>
-        <w:rPr>
-          <w:rFonts w:ascii="Arial" w:eastAsiaTheme="minorEastAsia" w:hAnsi="Arial" w:cs="Arial"/>
-          <w:color w:val="808080"/>
-          <w:sz w:val="28"/>
-          <w:szCs w:val="28"/>
-        </w:rPr>
-        <w:t xml:space="preserve">fato</w:t>
-      </w:r>
-      <w:r>
-        <w:rPr>
-          <w:rFonts w:ascii="Arial" w:eastAsiaTheme="minorEastAsia" w:hAnsi="Arial" w:cs="Arial"/>
-          <w:color w:val="000000" w:themeColor="text1"/>
-          <w:sz w:val="28"/>
-          <w:szCs w:val="28"/>
-        </w:rPr>
-        <w:t xml:space="preserve">,</w:t>
-      </w:r>
-      <w:r>
-        <w:rPr>
-          <w:rFonts w:ascii="Arial" w:eastAsiaTheme="minorEastAsia" w:hAnsi="Arial" w:cs="Arial"/>
-          <w:color w:val="808080"/>
-          <w:sz w:val="28"/>
-          <w:szCs w:val="28"/>
-        </w:rPr>
-        <w:t xml:space="preserve"> ainda que indiquem</w:t>
-      </w:r>
-      <w:r>
-        <w:rPr>
-          <w:rFonts w:ascii="Arial" w:eastAsiaTheme="minorEastAsia" w:hAnsi="Arial" w:cs="Arial"/>
-          <w:color w:val="000000" w:themeColor="text1"/>
-          <w:sz w:val="28"/>
-          <w:szCs w:val="28"/>
-        </w:rPr>
-        <w:t xml:space="preserve"> a </w:t>
-      </w:r>
-      <w:r>
-        <w:rPr>
-          <w:rFonts w:ascii="Arial" w:eastAsiaTheme="minorEastAsia" w:hAnsi="Arial" w:cs="Arial"/>
-          <w:color w:val="808080"/>
-          <w:sz w:val="28"/>
-          <w:szCs w:val="28"/>
-        </w:rPr>
-        <w:t xml:space="preserve">relação comercial entre as partes, os pagamentos</w:t>
-      </w:r>
-      <w:r>
-        <w:rPr>
-          <w:rFonts w:ascii="Arial" w:eastAsiaTheme="minorEastAsia" w:hAnsi="Arial" w:cs="Arial"/>
-          <w:color w:val="000000" w:themeColor="text1"/>
-          <w:sz w:val="28"/>
-          <w:szCs w:val="28"/>
-        </w:rPr>
-        <w:t xml:space="preserve"> de</w:t>
-      </w:r>
-      <w:r>
-        <w:rPr>
-          <w:rFonts w:ascii="Arial" w:eastAsiaTheme="minorEastAsia" w:hAnsi="Arial" w:cs="Arial"/>
-          <w:color w:val="000000" w:themeColor="text1"/>
-          <w:sz w:val="28"/>
-          <w:szCs w:val="28"/>
-        </w:rPr>
-        <w:t xml:space="preserve"> outras parcelas da mesma operação não </w:t>
-      </w:r>
-      <w:r>
-        <w:rPr>
-          <w:rFonts w:ascii="Arial" w:eastAsiaTheme="minorEastAsia" w:hAnsi="Arial" w:cs="Arial"/>
-          <w:color w:val="808080"/>
-          <w:sz w:val="28"/>
-          <w:szCs w:val="28"/>
-        </w:rPr>
-        <w:t xml:space="preserve">suprem</w:t>
-      </w:r>
-      <w:r>
-        <w:rPr>
-          <w:rFonts w:ascii="Arial" w:eastAsiaTheme="minorEastAsia" w:hAnsi="Arial" w:cs="Arial"/>
-          <w:color w:val="000000" w:themeColor="text1"/>
-          <w:sz w:val="28"/>
-          <w:szCs w:val="28"/>
-        </w:rPr>
-        <w:t xml:space="preserve"> </w:t>
-      </w:r>
-      <w:r>
-        <w:rPr>
-          <w:rFonts w:ascii="Arial" w:eastAsiaTheme="minorEastAsia" w:hAnsi="Arial" w:cs="Arial"/>
-          <w:color w:val="808080"/>
-          <w:sz w:val="28"/>
-          <w:szCs w:val="28"/>
-        </w:rPr>
-        <w:t xml:space="preserve">a</w:t>
-      </w:r>
-      <w:r>
-        <w:rPr>
-          <w:rFonts w:ascii="Arial" w:eastAsiaTheme="minorEastAsia" w:hAnsi="Arial" w:cs="Arial"/>
-          <w:color w:val="000000" w:themeColor="text1"/>
-          <w:sz w:val="28"/>
-          <w:szCs w:val="28"/>
-        </w:rPr>
-        <w:t xml:space="preserve"> </w:t>
-      </w:r>
-      <w:r>
-        <w:rPr>
-          <w:rFonts w:ascii="Arial" w:eastAsiaTheme="minorEastAsia" w:hAnsi="Arial" w:cs="Arial"/>
-          <w:color w:val="808080"/>
-          <w:sz w:val="28"/>
-          <w:szCs w:val="28"/>
-        </w:rPr>
-        <w:t xml:space="preserve">prova</w:t>
-      </w:r>
-      <w:r>
-        <w:rPr>
-          <w:rFonts w:ascii="Arial" w:eastAsiaTheme="minorEastAsia" w:hAnsi="Arial" w:cs="Arial"/>
-          <w:color w:val="000000" w:themeColor="text1"/>
-          <w:sz w:val="28"/>
-          <w:szCs w:val="28"/>
-        </w:rPr>
-        <w:t xml:space="preserve"> </w:t>
-      </w:r>
-      <w:r>
-        <w:rPr>
-          <w:rFonts w:ascii="Arial" w:eastAsiaTheme="minorEastAsia" w:hAnsi="Arial" w:cs="Arial"/>
-          <w:color w:val="808080"/>
-          <w:sz w:val="28"/>
-          <w:szCs w:val="28"/>
-        </w:rPr>
-        <w:t xml:space="preserve">do</w:t>
-      </w:r>
-      <w:r>
-        <w:rPr>
-          <w:rFonts w:ascii="Arial" w:eastAsiaTheme="minorEastAsia" w:hAnsi="Arial" w:cs="Arial"/>
-          <w:color w:val="000000" w:themeColor="text1"/>
-          <w:sz w:val="28"/>
-          <w:szCs w:val="28"/>
-        </w:rPr>
-        <w:t xml:space="preserve"> </w:t>
-      </w:r>
-      <w:r>
-        <w:rPr>
-          <w:rFonts w:ascii="Arial" w:eastAsiaTheme="minorEastAsia" w:hAnsi="Arial" w:cs="Arial"/>
-          <w:color w:val="808080"/>
-          <w:sz w:val="28"/>
-          <w:szCs w:val="28"/>
-        </w:rPr>
-        <w:t xml:space="preserve">fato</w:t>
-      </w:r>
-      <w:r>
-        <w:rPr>
-          <w:rFonts w:ascii="Arial" w:eastAsiaTheme="minorEastAsia" w:hAnsi="Arial" w:cs="Arial"/>
-          <w:color w:val="000000" w:themeColor="text1"/>
-          <w:sz w:val="28"/>
-          <w:szCs w:val="28"/>
-        </w:rPr>
-        <w:t xml:space="preserve"> </w:t>
-      </w:r>
-      <w:r>
-        <w:rPr>
-          <w:rFonts w:ascii="Arial" w:eastAsiaTheme="minorEastAsia" w:hAnsi="Arial" w:cs="Arial"/>
-          <w:color w:val="808080"/>
-          <w:sz w:val="28"/>
-          <w:szCs w:val="28"/>
-        </w:rPr>
-        <w:t xml:space="preserve">constitutivo</w:t>
-      </w:r>
-      <w:r>
-        <w:rPr>
-          <w:rFonts w:ascii="Arial" w:eastAsiaTheme="minorEastAsia" w:hAnsi="Arial" w:cs="Arial"/>
-          <w:color w:val="000000" w:themeColor="text1"/>
-          <w:sz w:val="28"/>
-          <w:szCs w:val="28"/>
-        </w:rPr>
-        <w:t xml:space="preserve"> </w:t>
-      </w:r>
-      <w:r>
-        <w:rPr>
-          <w:rFonts w:ascii="Arial" w:eastAsiaTheme="minorEastAsia" w:hAnsi="Arial" w:cs="Arial"/>
-          <w:color w:val="808080"/>
-          <w:sz w:val="28"/>
-          <w:szCs w:val="28"/>
-        </w:rPr>
-        <w:t xml:space="preserve">do</w:t>
-      </w:r>
-      <w:r>
-        <w:rPr>
-          <w:rFonts w:ascii="Arial" w:eastAsiaTheme="minorEastAsia" w:hAnsi="Arial" w:cs="Arial"/>
-          <w:color w:val="000000" w:themeColor="text1"/>
-          <w:sz w:val="28"/>
-          <w:szCs w:val="28"/>
-        </w:rPr>
-        <w:t xml:space="preserve"> </w:t>
-      </w:r>
-      <w:r>
-        <w:rPr>
-          <w:rFonts w:ascii="Arial" w:eastAsiaTheme="minorEastAsia" w:hAnsi="Arial" w:cs="Arial"/>
-          <w:color w:val="808080"/>
-          <w:sz w:val="28"/>
-          <w:szCs w:val="28"/>
-        </w:rPr>
-        <w:t xml:space="preserve">crédito</w:t>
-      </w:r>
-      <w:r>
-        <w:rPr>
-          <w:rFonts w:ascii="Arial" w:eastAsiaTheme="minorEastAsia" w:hAnsi="Arial" w:cs="Arial"/>
-          <w:color w:val="000000" w:themeColor="text1"/>
-          <w:sz w:val="28"/>
-          <w:szCs w:val="28"/>
-        </w:rPr>
-        <w:t xml:space="preserve"> </w:t>
-      </w:r>
-      <w:r>
-        <w:rPr>
-          <w:rFonts w:ascii="Arial" w:eastAsiaTheme="minorEastAsia" w:hAnsi="Arial" w:cs="Arial"/>
-          <w:color w:val="808080"/>
-          <w:sz w:val="28"/>
-          <w:szCs w:val="28"/>
-        </w:rPr>
-        <w:t xml:space="preserve">exigido</w:t>
-      </w:r>
-      <w:r>
-        <w:rPr>
-          <w:rFonts w:ascii="Arial" w:eastAsiaTheme="minorEastAsia" w:hAnsi="Arial" w:cs="Arial"/>
-          <w:color w:val="000000" w:themeColor="text1"/>
-          <w:sz w:val="28"/>
-          <w:szCs w:val="28"/>
-        </w:rPr>
-        <w:t xml:space="preserve">, sobretudo quando o </w:t>
-      </w:r>
-      <w:r>
-        <w:rPr>
-          <w:rFonts w:ascii="Arial" w:eastAsiaTheme="minorEastAsia" w:hAnsi="Arial" w:cs="Arial"/>
-          <w:color w:val="808080"/>
-          <w:sz w:val="28"/>
-          <w:szCs w:val="28"/>
-        </w:rPr>
-        <w:t xml:space="preserve">comprovante</w:t>
-      </w:r>
-      <w:r>
-        <w:rPr>
-          <w:rFonts w:ascii="Arial" w:eastAsiaTheme="minorEastAsia" w:hAnsi="Arial" w:cs="Arial"/>
-          <w:color w:val="000000" w:themeColor="text1"/>
-          <w:sz w:val="28"/>
-          <w:szCs w:val="28"/>
-        </w:rPr>
-        <w:t xml:space="preserve"> </w:t>
-      </w:r>
-      <w:r>
-        <w:rPr>
-          <w:rFonts w:ascii="Arial" w:eastAsiaTheme="minorEastAsia" w:hAnsi="Arial" w:cs="Arial"/>
-          <w:color w:val="808080"/>
-          <w:sz w:val="28"/>
-          <w:szCs w:val="28"/>
-        </w:rPr>
-        <w:t xml:space="preserve">de</w:t>
-      </w:r>
-      <w:r>
-        <w:rPr>
-          <w:rFonts w:ascii="Arial" w:eastAsiaTheme="minorEastAsia" w:hAnsi="Arial" w:cs="Arial"/>
-          <w:color w:val="000000" w:themeColor="text1"/>
-          <w:sz w:val="28"/>
-          <w:szCs w:val="28"/>
-        </w:rPr>
-        <w:t xml:space="preserve"> </w:t>
-      </w:r>
-      <w:r>
-        <w:rPr>
-          <w:rFonts w:ascii="Arial" w:eastAsiaTheme="minorEastAsia" w:hAnsi="Arial" w:cs="Arial"/>
-          <w:color w:val="808080"/>
-          <w:sz w:val="28"/>
-          <w:szCs w:val="28"/>
-        </w:rPr>
-        <w:t xml:space="preserve">entrega</w:t>
-      </w:r>
-      <w:r>
-        <w:rPr>
-          <w:rFonts w:ascii="Arial" w:eastAsiaTheme="minorEastAsia" w:hAnsi="Arial" w:cs="Arial"/>
-          <w:color w:val="000000" w:themeColor="text1"/>
-          <w:sz w:val="28"/>
-          <w:szCs w:val="28"/>
-        </w:rPr>
-        <w:t xml:space="preserve"> apresenta vícios que comprometem sua força probatória.</w:t>
-      </w:r>
-    </w:p>
-    <w:p>
-      <w:pPr>
-        <w:spacing w:after="0" w:line="360" w:lineRule="auto"/>
-        <w:ind w:firstLine="2268"/>
-        <w:jc w:val="both"/>
-        <w:rPr>
-          <w:rFonts w:ascii="Arial" w:eastAsiaTheme="minorEastAsia" w:hAnsi="Arial" w:cs="Arial"/>
-          <w:color w:val="000000" w:themeColor="text1"/>
-          <w:sz w:val="28"/>
-          <w:szCs w:val="28"/>
-        </w:rPr>
-      </w:pPr>
-    </w:p>
-    <w:p>
-      <w:pPr>
-        <w:spacing w:after="0" w:line="360" w:lineRule="auto"/>
-        <w:ind w:firstLine="2268"/>
-        <w:jc w:val="both"/>
-        <w:rPr>
-          <w:rFonts w:ascii="Arial" w:eastAsiaTheme="minorEastAsia" w:hAnsi="Arial" w:cs="Arial"/>
-          <w:color w:val="000000" w:themeColor="text1"/>
-          <w:sz w:val="28"/>
-          <w:szCs w:val="28"/>
-        </w:rPr>
-      </w:pPr>
-      <w:r>
-        <w:rPr>
-          <w:rFonts w:ascii="Arial" w:eastAsiaTheme="minorEastAsia" w:hAnsi="Arial" w:cs="Arial"/>
-          <w:color w:val="000000" w:themeColor="text1"/>
-          <w:sz w:val="28"/>
-          <w:szCs w:val="28"/>
-        </w:rPr>
-        <w:t xml:space="preserve">De igual modo, não </w:t>
-      </w:r>
-      <w:r>
-        <w:rPr>
-          <w:rFonts w:ascii="Arial" w:eastAsiaTheme="minorEastAsia" w:hAnsi="Arial" w:cs="Arial"/>
-          <w:color w:val="808080"/>
-          <w:sz w:val="28"/>
-          <w:szCs w:val="28"/>
-        </w:rPr>
-        <w:t xml:space="preserve">há</w:t>
-      </w:r>
-      <w:r>
-        <w:rPr>
-          <w:rFonts w:ascii="Arial" w:eastAsiaTheme="minorEastAsia" w:hAnsi="Arial" w:cs="Arial"/>
-          <w:color w:val="000000" w:themeColor="text1"/>
-          <w:sz w:val="28"/>
-          <w:szCs w:val="28"/>
-        </w:rPr>
-        <w:t xml:space="preserve"> violação à boa-fé objetiva </w:t>
-      </w:r>
-      <w:r>
-        <w:rPr>
-          <w:rFonts w:ascii="Arial" w:eastAsiaTheme="minorEastAsia" w:hAnsi="Arial" w:cs="Arial"/>
-          <w:color w:val="808080"/>
-          <w:sz w:val="28"/>
-          <w:szCs w:val="28"/>
-        </w:rPr>
-        <w:t xml:space="preserve">nem</w:t>
-      </w:r>
-      <w:r>
-        <w:rPr>
-          <w:rFonts w:ascii="Arial" w:eastAsiaTheme="minorEastAsia" w:hAnsi="Arial" w:cs="Arial"/>
-          <w:color w:val="000000" w:themeColor="text1"/>
-          <w:sz w:val="28"/>
-          <w:szCs w:val="28"/>
-        </w:rPr>
-        <w:t xml:space="preserve"> incidência da teoria dos atos próprios</w:t>
-      </w:r>
-      <w:r>
-        <w:rPr>
-          <w:rFonts w:ascii="Arial" w:eastAsiaTheme="minorEastAsia" w:hAnsi="Arial" w:cs="Arial"/>
-          <w:color w:val="808080"/>
-          <w:sz w:val="28"/>
-          <w:szCs w:val="28"/>
-        </w:rPr>
-        <w:t xml:space="preserve">,</w:t>
-      </w:r>
-      <w:r>
-        <w:rPr>
-          <w:rFonts w:ascii="Arial" w:eastAsiaTheme="minorEastAsia" w:hAnsi="Arial" w:cs="Arial"/>
-          <w:color w:val="000000" w:themeColor="text1"/>
-          <w:sz w:val="28"/>
-          <w:szCs w:val="28"/>
-        </w:rPr>
-        <w:t xml:space="preserve"> </w:t>
-      </w:r>
-      <w:r>
-        <w:rPr>
-          <w:rFonts w:ascii="Arial" w:eastAsiaTheme="minorEastAsia" w:hAnsi="Arial" w:cs="Arial"/>
-          <w:color w:val="808080"/>
-          <w:sz w:val="28"/>
-          <w:szCs w:val="28"/>
-        </w:rPr>
-        <w:t xml:space="preserve">pois a</w:t>
-      </w:r>
-      <w:r>
-        <w:rPr>
-          <w:rFonts w:ascii="Arial" w:eastAsiaTheme="minorEastAsia" w:hAnsi="Arial" w:cs="Arial"/>
-          <w:color w:val="000000" w:themeColor="text1"/>
-          <w:sz w:val="28"/>
-          <w:szCs w:val="28"/>
-        </w:rPr>
-        <w:t xml:space="preserve"> discussão</w:t>
-      </w:r>
-      <w:r>
-        <w:rPr>
-          <w:rFonts w:ascii="Arial" w:eastAsiaTheme="minorEastAsia" w:hAnsi="Arial" w:cs="Arial"/>
-          <w:color w:val="000000" w:themeColor="text1"/>
-          <w:sz w:val="28"/>
-          <w:szCs w:val="28"/>
-        </w:rPr>
-        <w:t xml:space="preserve"> não versa sobre a existência de </w:t>
-      </w:r>
-      <w:r>
-        <w:rPr>
-          <w:rFonts w:ascii="Arial" w:eastAsiaTheme="minorEastAsia" w:hAnsi="Arial" w:cs="Arial"/>
-          <w:color w:val="808080"/>
-          <w:sz w:val="28"/>
-          <w:szCs w:val="28"/>
-        </w:rPr>
-        <w:t xml:space="preserve">relação</w:t>
-      </w:r>
-      <w:r>
-        <w:rPr>
-          <w:rFonts w:ascii="Arial" w:eastAsiaTheme="minorEastAsia" w:hAnsi="Arial" w:cs="Arial"/>
-          <w:color w:val="000000" w:themeColor="text1"/>
-          <w:sz w:val="28"/>
-          <w:szCs w:val="28"/>
-        </w:rPr>
-        <w:t xml:space="preserve"> comercial entre as partes, mas sobre a suficiência da prova </w:t>
-      </w:r>
-      <w:r>
-        <w:rPr>
-          <w:rFonts w:ascii="Arial" w:eastAsiaTheme="minorEastAsia" w:hAnsi="Arial" w:cs="Arial"/>
-          <w:color w:val="808080"/>
-          <w:sz w:val="28"/>
-          <w:szCs w:val="28"/>
-        </w:rPr>
-        <w:t xml:space="preserve">do</w:t>
-      </w:r>
-      <w:r>
-        <w:rPr>
-          <w:rFonts w:ascii="Arial" w:eastAsiaTheme="minorEastAsia" w:hAnsi="Arial" w:cs="Arial"/>
-          <w:color w:val="000000" w:themeColor="text1"/>
-          <w:sz w:val="28"/>
-          <w:szCs w:val="28"/>
-        </w:rPr>
-        <w:t xml:space="preserve"> crédito específico.</w:t>
-      </w:r>
-    </w:p>
-    <w:p>
-      <w:pPr>
-        <w:spacing w:after="0" w:line="360" w:lineRule="auto"/>
-        <w:ind w:firstLine="2268"/>
-        <w:jc w:val="both"/>
-        <w:rPr>
-          <w:rFonts w:ascii="Arial" w:eastAsiaTheme="minorEastAsia" w:hAnsi="Arial" w:cs="Arial"/>
-          <w:color w:val="000000" w:themeColor="text1"/>
-          <w:sz w:val="28"/>
-          <w:szCs w:val="28"/>
-        </w:rPr>
-      </w:pPr>
-    </w:p>
-    <w:p>
-      <w:pPr>
-        <w:spacing w:after="0" w:line="360" w:lineRule="auto"/>
-        <w:ind w:firstLine="2268"/>
-        <w:jc w:val="both"/>
-        <w:rPr>
-          <w:rFonts w:ascii="Arial" w:eastAsiaTheme="minorEastAsia" w:hAnsi="Arial" w:cs="Arial"/>
-          <w:color w:val="000000" w:themeColor="text1"/>
-          <w:sz w:val="28"/>
-          <w:szCs w:val="28"/>
-        </w:rPr>
-      </w:pPr>
-      <w:r>
-        <w:rPr>
-          <w:rFonts w:ascii="Arial" w:eastAsiaTheme="minorEastAsia" w:hAnsi="Arial" w:cs="Arial"/>
-          <w:color w:val="000000" w:themeColor="text1"/>
-          <w:sz w:val="28"/>
-          <w:szCs w:val="28"/>
-        </w:rPr>
-        <w:t xml:space="preserve">Pela mesma razão, não se configura enriquecimento sem causa</w:t>
-      </w:r>
-      <w:r>
-        <w:rPr>
-          <w:rFonts w:ascii="Arial" w:eastAsiaTheme="minorEastAsia" w:hAnsi="Arial" w:cs="Arial"/>
-          <w:color w:val="808080"/>
-          <w:sz w:val="28"/>
-          <w:szCs w:val="28"/>
-        </w:rPr>
-        <w:t xml:space="preserve">,</w:t>
-      </w:r>
-      <w:r>
-        <w:rPr>
-          <w:rFonts w:ascii="Arial" w:eastAsiaTheme="minorEastAsia" w:hAnsi="Arial" w:cs="Arial"/>
-          <w:color w:val="000000" w:themeColor="text1"/>
-          <w:sz w:val="28"/>
-          <w:szCs w:val="28"/>
-        </w:rPr>
-        <w:t xml:space="preserve"> </w:t>
-      </w:r>
-      <w:r>
-        <w:rPr>
-          <w:rFonts w:ascii="Arial" w:eastAsiaTheme="minorEastAsia" w:hAnsi="Arial" w:cs="Arial"/>
-          <w:color w:val="808080"/>
-          <w:sz w:val="28"/>
-          <w:szCs w:val="28"/>
-        </w:rPr>
-        <w:t xml:space="preserve">pois a</w:t>
-      </w:r>
-      <w:r>
-        <w:rPr>
-          <w:rFonts w:ascii="Arial" w:eastAsiaTheme="minorEastAsia" w:hAnsi="Arial" w:cs="Arial"/>
-          <w:color w:val="000000" w:themeColor="text1"/>
-          <w:sz w:val="28"/>
-          <w:szCs w:val="28"/>
-        </w:rPr>
-        <w:t xml:space="preserve"> improcedência parcial </w:t>
-      </w:r>
-      <w:r>
-        <w:rPr>
-          <w:rFonts w:ascii="Arial" w:eastAsiaTheme="minorEastAsia" w:hAnsi="Arial" w:cs="Arial"/>
-          <w:color w:val="808080"/>
-          <w:sz w:val="28"/>
-          <w:szCs w:val="28"/>
-        </w:rPr>
-        <w:t xml:space="preserve">decorre</w:t>
-      </w:r>
-      <w:r>
-        <w:rPr>
-          <w:rFonts w:ascii="Arial" w:eastAsiaTheme="minorEastAsia" w:hAnsi="Arial" w:cs="Arial"/>
-          <w:color w:val="000000" w:themeColor="text1"/>
-          <w:sz w:val="28"/>
-          <w:szCs w:val="28"/>
-        </w:rPr>
-        <w:t xml:space="preserve"> do não atendimento</w:t>
-      </w:r>
-      <w:r>
-        <w:rPr>
-          <w:rFonts w:ascii="Arial" w:eastAsiaTheme="minorEastAsia" w:hAnsi="Arial" w:cs="Arial"/>
-          <w:color w:val="000000" w:themeColor="text1"/>
-          <w:sz w:val="28"/>
-          <w:szCs w:val="28"/>
-        </w:rPr>
-        <w:t xml:space="preserve"> do ônus probatório </w:t>
-      </w:r>
-      <w:r>
-        <w:rPr>
-          <w:rFonts w:ascii="Arial" w:eastAsiaTheme="minorEastAsia" w:hAnsi="Arial" w:cs="Arial"/>
-          <w:color w:val="808080"/>
-          <w:sz w:val="28"/>
-          <w:szCs w:val="28"/>
-        </w:rPr>
-        <w:t xml:space="preserve">pela</w:t>
-      </w:r>
-      <w:r>
-        <w:rPr>
-          <w:rFonts w:ascii="Arial" w:eastAsiaTheme="minorEastAsia" w:hAnsi="Arial" w:cs="Arial"/>
-          <w:color w:val="000000" w:themeColor="text1"/>
-          <w:sz w:val="28"/>
-          <w:szCs w:val="28"/>
-        </w:rPr>
-        <w:t xml:space="preserve"> </w:t>
-      </w:r>
-      <w:r>
-        <w:rPr>
-          <w:rFonts w:ascii="Arial" w:eastAsiaTheme="minorEastAsia" w:hAnsi="Arial" w:cs="Arial"/>
-          <w:color w:val="808080"/>
-          <w:sz w:val="28"/>
-          <w:szCs w:val="28"/>
-        </w:rPr>
-        <w:t xml:space="preserve">autora</w:t>
-      </w:r>
-      <w:r>
-        <w:rPr>
-          <w:rFonts w:ascii="Arial" w:eastAsiaTheme="minorEastAsia" w:hAnsi="Arial" w:cs="Arial"/>
-          <w:color w:val="000000" w:themeColor="text1"/>
-          <w:sz w:val="28"/>
-          <w:szCs w:val="28"/>
-        </w:rPr>
-        <w:t xml:space="preserve">, </w:t>
-      </w:r>
-      <w:r>
-        <w:rPr>
-          <w:rFonts w:ascii="Arial" w:eastAsiaTheme="minorEastAsia" w:hAnsi="Arial" w:cs="Arial"/>
-          <w:color w:val="808080"/>
-          <w:sz w:val="28"/>
-          <w:szCs w:val="28"/>
-        </w:rPr>
-        <w:t xml:space="preserve">sem</w:t>
-      </w:r>
-      <w:r>
-        <w:rPr>
-          <w:rFonts w:ascii="Arial" w:eastAsiaTheme="minorEastAsia" w:hAnsi="Arial" w:cs="Arial"/>
-          <w:color w:val="000000" w:themeColor="text1"/>
-          <w:sz w:val="28"/>
-          <w:szCs w:val="28"/>
-        </w:rPr>
-        <w:t xml:space="preserve"> vantagem patrimonial indevida </w:t>
-      </w:r>
-      <w:r>
-        <w:rPr>
-          <w:rFonts w:ascii="Arial" w:eastAsiaTheme="minorEastAsia" w:hAnsi="Arial" w:cs="Arial"/>
-          <w:color w:val="000000" w:themeColor="text1"/>
-          <w:sz w:val="28"/>
-          <w:szCs w:val="28"/>
-        </w:rPr>
-        <w:t xml:space="preserve">à </w:t>
-      </w:r>
-      <w:r>
-        <w:rPr>
-          <w:rFonts w:ascii="Arial" w:eastAsiaTheme="minorEastAsia" w:hAnsi="Arial" w:cs="Arial"/>
-          <w:color w:val="808080"/>
-          <w:sz w:val="28"/>
-          <w:szCs w:val="28"/>
-        </w:rPr>
-        <w:t xml:space="preserve">ré</w:t>
-      </w:r>
-      <w:r>
-        <w:rPr>
-          <w:rFonts w:ascii="Arial" w:eastAsiaTheme="minorEastAsia" w:hAnsi="Arial" w:cs="Arial"/>
-          <w:color w:val="000000" w:themeColor="text1"/>
-          <w:sz w:val="28"/>
-          <w:szCs w:val="28"/>
-        </w:rPr>
-        <w:t xml:space="preserve">.</w:t>
-      </w:r>
-    </w:p>
-    <w:p>
-      <w:pPr>
-        <w:spacing w:after="0" w:line="360" w:lineRule="auto"/>
-        <w:ind w:firstLine="2268"/>
-        <w:jc w:val="both"/>
-        <w:rPr>
-          <w:rFonts w:ascii="Arial" w:eastAsiaTheme="minorEastAsia" w:hAnsi="Arial" w:cs="Arial"/>
-          <w:color w:val="000000" w:themeColor="text1"/>
-          <w:sz w:val="28"/>
-          <w:szCs w:val="28"/>
-        </w:rPr>
-      </w:pPr>
-    </w:p>
-    <w:p>
-      <w:pPr>
-        <w:spacing w:after="0" w:line="360" w:lineRule="auto"/>
-        <w:ind w:firstLine="2268"/>
-        <w:jc w:val="both"/>
-        <w:rPr>
-          <w:rFonts w:ascii="Arial" w:hAnsi="Arial" w:cs="Arial"/>
-        </w:rPr>
-      </w:pPr>
-      <w:commentRangeStart w:id="19"/>
-      <w:r>
-        <w:rPr>
-          <w:rFonts w:ascii="Arial" w:eastAsiaTheme="minorEastAsia" w:hAnsi="Arial" w:cs="Arial"/>
-          <w:color w:val="808080"/>
-          <w:sz w:val="28"/>
-          <w:szCs w:val="28"/>
-        </w:rPr>
-        <w:t xml:space="preserve">No</w:t>
-      </w:r>
-      <w:r>
-        <w:rPr>
-          <w:rFonts w:ascii="Arial" w:eastAsiaTheme="minorEastAsia" w:hAnsi="Arial" w:cs="Arial"/>
-          <w:color w:val="000000" w:themeColor="text1"/>
-          <w:sz w:val="28"/>
-          <w:szCs w:val="28"/>
-        </w:rPr>
-        <w:t xml:space="preserve"> </w:t>
-      </w:r>
-      <w:r>
-        <w:rPr>
-          <w:rFonts w:ascii="Arial" w:eastAsiaTheme="minorEastAsia" w:hAnsi="Arial" w:cs="Arial"/>
-          <w:color w:val="808080"/>
-          <w:sz w:val="28"/>
-          <w:szCs w:val="28"/>
-        </w:rPr>
-        <w:t xml:space="preserve">mais, o</w:t>
-      </w:r>
-      <w:r>
-        <w:rPr>
-          <w:rFonts w:ascii="Arial" w:eastAsiaTheme="minorEastAsia" w:hAnsi="Arial" w:cs="Arial"/>
-          <w:color w:val="000000" w:themeColor="text1"/>
-          <w:sz w:val="28"/>
-          <w:szCs w:val="28"/>
-        </w:rPr>
-        <w:t xml:space="preserve"> precedente do </w:t>
-      </w:r>
-      <w:r>
-        <w:rPr>
-          <w:rFonts w:ascii="Arial" w:eastAsiaTheme="minorEastAsia" w:hAnsi="Arial" w:cs="Arial"/>
-          <w:color w:val="808080"/>
-          <w:sz w:val="28"/>
-          <w:szCs w:val="28"/>
-        </w:rPr>
-        <w:t xml:space="preserve">c.</w:t>
-      </w:r>
-      <w:r>
-        <w:rPr>
-          <w:rFonts w:ascii="Arial" w:eastAsiaTheme="minorEastAsia" w:hAnsi="Arial" w:cs="Arial"/>
-          <w:color w:val="000000" w:themeColor="text1"/>
-          <w:sz w:val="28"/>
-          <w:szCs w:val="28"/>
-        </w:rPr>
-        <w:t xml:space="preserve"> </w:t>
-      </w:r>
-      <w:r>
-        <w:rPr>
-          <w:rFonts w:ascii="Arial" w:eastAsiaTheme="minorEastAsia" w:hAnsi="Arial" w:cs="Arial"/>
-          <w:color w:val="808080"/>
-          <w:sz w:val="28"/>
-          <w:szCs w:val="28"/>
-        </w:rPr>
-        <w:t xml:space="preserve">STJ</w:t>
-      </w:r>
-      <w:r>
-        <w:rPr>
-          <w:rFonts w:ascii="Arial" w:eastAsiaTheme="minorEastAsia" w:hAnsi="Arial" w:cs="Arial"/>
-          <w:color w:val="000000" w:themeColor="text1"/>
-          <w:sz w:val="28"/>
-          <w:szCs w:val="28"/>
-        </w:rPr>
-        <w:t xml:space="preserve"> invocado pela apelante</w:t>
-      </w:r>
-      <w:r>
-        <w:rPr>
-          <w:rFonts w:ascii="Arial" w:eastAsiaTheme="minorEastAsia" w:hAnsi="Arial" w:cs="Arial"/>
-          <w:color w:val="808080"/>
-          <w:sz w:val="28"/>
-          <w:szCs w:val="28"/>
-        </w:rPr>
-        <w:t xml:space="preserve"> não a socorre</w:t>
-      </w:r>
-      <w:r>
-        <w:rPr>
-          <w:rFonts w:ascii="Arial" w:eastAsiaTheme="minorEastAsia" w:hAnsi="Arial" w:cs="Arial"/>
-          <w:color w:val="000000" w:themeColor="text1"/>
-          <w:sz w:val="28"/>
-          <w:szCs w:val="28"/>
-        </w:rPr>
-        <w:t xml:space="preserve">, </w:t>
-      </w:r>
-      <w:r>
-        <w:rPr>
-          <w:rFonts w:ascii="Arial" w:eastAsiaTheme="minorEastAsia" w:hAnsi="Arial" w:cs="Arial"/>
-          <w:color w:val="808080"/>
-          <w:sz w:val="28"/>
-          <w:szCs w:val="28"/>
-        </w:rPr>
-        <w:t xml:space="preserve">pois tratou de hipótese em</w:t>
-      </w:r>
-      <w:r>
-        <w:rPr>
-          <w:rFonts w:ascii="Arial" w:eastAsiaTheme="minorEastAsia" w:hAnsi="Arial" w:cs="Arial"/>
-          <w:color w:val="000000" w:themeColor="text1"/>
-          <w:sz w:val="28"/>
-          <w:szCs w:val="28"/>
-        </w:rPr>
-        <w:t xml:space="preserve"> que </w:t>
-      </w:r>
-      <w:r>
-        <w:rPr>
-          <w:rFonts w:ascii="Arial" w:eastAsiaTheme="minorEastAsia" w:hAnsi="Arial" w:cs="Arial"/>
-          <w:color w:val="808080"/>
-          <w:sz w:val="28"/>
-          <w:szCs w:val="28"/>
-        </w:rPr>
-        <w:t xml:space="preserve">havia</w:t>
-      </w:r>
-      <w:r>
-        <w:rPr>
-          <w:rFonts w:ascii="Arial" w:eastAsiaTheme="minorEastAsia" w:hAnsi="Arial" w:cs="Arial"/>
-          <w:color w:val="000000" w:themeColor="text1"/>
-          <w:sz w:val="28"/>
-          <w:szCs w:val="28"/>
-        </w:rPr>
-        <w:t xml:space="preserve"> comprovante de entrega apto</w:t>
-      </w:r>
-      <w:r>
-        <w:rPr>
-          <w:rFonts w:ascii="Arial" w:eastAsiaTheme="minorEastAsia" w:hAnsi="Arial" w:cs="Arial"/>
-          <w:color w:val="808080"/>
-          <w:sz w:val="28"/>
-          <w:szCs w:val="28"/>
-        </w:rPr>
-        <w:t xml:space="preserve">,</w:t>
-      </w:r>
-      <w:r>
-        <w:rPr>
-          <w:rFonts w:ascii="Arial" w:eastAsiaTheme="minorEastAsia" w:hAnsi="Arial" w:cs="Arial"/>
-          <w:color w:val="000000" w:themeColor="text1"/>
-          <w:sz w:val="28"/>
-          <w:szCs w:val="28"/>
-        </w:rPr>
-        <w:t xml:space="preserve"> o </w:t>
-      </w:r>
-      <w:r>
-        <w:rPr>
-          <w:rFonts w:ascii="Arial" w:eastAsiaTheme="minorEastAsia" w:hAnsi="Arial" w:cs="Arial"/>
-          <w:color w:val="808080"/>
-          <w:sz w:val="28"/>
-          <w:szCs w:val="28"/>
-        </w:rPr>
-        <w:t xml:space="preserve">que</w:t>
-      </w:r>
-      <w:r>
-        <w:rPr>
-          <w:rFonts w:ascii="Arial" w:eastAsiaTheme="minorEastAsia" w:hAnsi="Arial" w:cs="Arial"/>
-          <w:color w:val="000000" w:themeColor="text1"/>
-          <w:sz w:val="28"/>
-          <w:szCs w:val="28"/>
-        </w:rPr>
-        <w:t xml:space="preserve"> não </w:t>
-      </w:r>
-      <w:r>
-        <w:rPr>
-          <w:rFonts w:ascii="Arial" w:eastAsiaTheme="minorEastAsia" w:hAnsi="Arial" w:cs="Arial"/>
-          <w:color w:val="808080"/>
-          <w:sz w:val="28"/>
-          <w:szCs w:val="28"/>
-        </w:rPr>
-        <w:t xml:space="preserve">se</w:t>
-      </w:r>
-      <w:r>
-        <w:rPr>
-          <w:rFonts w:ascii="Arial" w:eastAsiaTheme="minorEastAsia" w:hAnsi="Arial" w:cs="Arial"/>
-          <w:color w:val="000000" w:themeColor="text1"/>
-          <w:sz w:val="28"/>
-          <w:szCs w:val="28"/>
-        </w:rPr>
-        <w:t xml:space="preserve"> </w:t>
-      </w:r>
-      <w:r>
-        <w:rPr>
-          <w:rFonts w:ascii="Arial" w:eastAsiaTheme="minorEastAsia" w:hAnsi="Arial" w:cs="Arial"/>
-          <w:color w:val="808080"/>
-          <w:sz w:val="28"/>
-          <w:szCs w:val="28"/>
-        </w:rPr>
-        <w:t xml:space="preserve">verifica</w:t>
-      </w:r>
-      <w:r>
-        <w:rPr>
-          <w:rFonts w:ascii="Arial" w:eastAsiaTheme="minorEastAsia" w:hAnsi="Arial" w:cs="Arial"/>
-          <w:color w:val="000000" w:themeColor="text1"/>
-          <w:sz w:val="28"/>
-          <w:szCs w:val="28"/>
-        </w:rPr>
-        <w:t xml:space="preserve"> </w:t>
-      </w:r>
-      <w:r>
-        <w:rPr>
-          <w:rFonts w:ascii="Arial" w:eastAsiaTheme="minorEastAsia" w:hAnsi="Arial" w:cs="Arial"/>
-          <w:color w:val="808080"/>
-          <w:sz w:val="28"/>
-          <w:szCs w:val="28"/>
-        </w:rPr>
-        <w:t xml:space="preserve">no caso</w:t>
-      </w:r>
-      <w:r>
-        <w:rPr>
-          <w:rFonts w:ascii="Arial" w:eastAsiaTheme="minorEastAsia" w:hAnsi="Arial" w:cs="Arial"/>
-          <w:color w:val="000000" w:themeColor="text1"/>
-          <w:sz w:val="28"/>
-          <w:szCs w:val="28"/>
-        </w:rPr>
-        <w:t xml:space="preserve">, em que o </w:t>
-      </w:r>
-      <w:r>
-        <w:rPr>
-          <w:rFonts w:ascii="Arial" w:eastAsiaTheme="minorEastAsia" w:hAnsi="Arial" w:cs="Arial"/>
-          <w:color w:val="808080"/>
-          <w:sz w:val="28"/>
-          <w:szCs w:val="28"/>
-        </w:rPr>
-        <w:t xml:space="preserve">comprovante</w:t>
-      </w:r>
-      <w:r>
-        <w:rPr>
-          <w:rFonts w:ascii="Arial" w:eastAsiaTheme="minorEastAsia" w:hAnsi="Arial" w:cs="Arial"/>
-          <w:color w:val="000000" w:themeColor="text1"/>
-          <w:sz w:val="28"/>
-          <w:szCs w:val="28"/>
-        </w:rPr>
-        <w:t xml:space="preserve"> </w:t>
-      </w:r>
-      <w:r>
-        <w:rPr>
-          <w:rFonts w:ascii="Arial" w:eastAsiaTheme="minorEastAsia" w:hAnsi="Arial" w:cs="Arial"/>
-          <w:color w:val="808080"/>
-          <w:sz w:val="28"/>
-          <w:szCs w:val="28"/>
-        </w:rPr>
-        <w:t xml:space="preserve">é</w:t>
-      </w:r>
-      <w:r>
-        <w:rPr>
-          <w:rFonts w:ascii="Arial" w:eastAsiaTheme="minorEastAsia" w:hAnsi="Arial" w:cs="Arial"/>
-          <w:color w:val="000000" w:themeColor="text1"/>
-          <w:sz w:val="28"/>
-          <w:szCs w:val="28"/>
-        </w:rPr>
-        <w:t xml:space="preserve"> ilegível e </w:t>
-      </w:r>
-      <w:r>
-        <w:rPr>
-          <w:rFonts w:ascii="Arial" w:eastAsiaTheme="minorEastAsia" w:hAnsi="Arial" w:cs="Arial"/>
-          <w:color w:val="808080"/>
-          <w:sz w:val="28"/>
-          <w:szCs w:val="28"/>
-        </w:rPr>
-        <w:t xml:space="preserve">rasurado</w:t>
-      </w:r>
-      <w:r>
-        <w:rPr>
-          <w:rFonts w:ascii="Arial" w:eastAsiaTheme="minorEastAsia" w:hAnsi="Arial" w:cs="Arial"/>
-          <w:color w:val="000000" w:themeColor="text1"/>
-          <w:sz w:val="28"/>
-          <w:szCs w:val="28"/>
-        </w:rPr>
-        <w:t xml:space="preserve"> </w:t>
-      </w:r>
-      <w:r>
-        <w:rPr>
-          <w:rFonts w:ascii="Arial" w:eastAsiaTheme="minorEastAsia" w:hAnsi="Arial" w:cs="Arial"/>
-          <w:color w:val="808080"/>
-          <w:sz w:val="28"/>
-          <w:szCs w:val="28"/>
-        </w:rPr>
-        <w:t xml:space="preserve">(ID</w:t>
-      </w:r>
-      <w:r>
-        <w:rPr>
-          <w:rFonts w:ascii="Arial" w:eastAsiaTheme="minorEastAsia" w:hAnsi="Arial" w:cs="Arial"/>
-          <w:color w:val="000000" w:themeColor="text1"/>
-          <w:sz w:val="28"/>
-          <w:szCs w:val="28"/>
-        </w:rPr>
-        <w:t xml:space="preserve"> </w:t>
-      </w:r>
-      <w:r>
-        <w:rPr>
-          <w:rFonts w:ascii="Arial" w:eastAsiaTheme="minorEastAsia" w:hAnsi="Arial" w:cs="Arial"/>
-          <w:color w:val="808080"/>
-          <w:sz w:val="28"/>
-          <w:szCs w:val="28"/>
-        </w:rPr>
-        <w:t xml:space="preserve">89108684</w:t>
-      </w:r>
-      <w:r>
-        <w:rPr>
-          <w:rFonts w:ascii="Arial" w:eastAsiaTheme="minorEastAsia" w:hAnsi="Arial" w:cs="Arial"/>
-          <w:color w:val="000000" w:themeColor="text1"/>
-          <w:sz w:val="28"/>
-          <w:szCs w:val="28"/>
-        </w:rPr>
-        <w:t xml:space="preserve"> </w:t>
-      </w:r>
-      <w:r>
-        <w:rPr>
-          <w:rFonts w:ascii="Arial" w:eastAsiaTheme="minorEastAsia" w:hAnsi="Arial" w:cs="Arial"/>
-          <w:color w:val="808080"/>
-          <w:sz w:val="28"/>
-          <w:szCs w:val="28"/>
-        </w:rPr>
-        <w:t xml:space="preserve">e</w:t>
-      </w:r>
-      <w:r>
-        <w:rPr>
-          <w:rFonts w:ascii="Arial" w:eastAsiaTheme="minorEastAsia" w:hAnsi="Arial" w:cs="Arial"/>
-          <w:color w:val="000000" w:themeColor="text1"/>
-          <w:sz w:val="28"/>
-          <w:szCs w:val="28"/>
-        </w:rPr>
-        <w:t xml:space="preserve"> </w:t>
-      </w:r>
-      <w:r>
-        <w:rPr>
-          <w:rFonts w:ascii="Arial" w:eastAsiaTheme="minorEastAsia" w:hAnsi="Arial" w:cs="Arial"/>
-          <w:color w:val="808080"/>
-          <w:sz w:val="28"/>
-          <w:szCs w:val="28"/>
-        </w:rPr>
-        <w:t xml:space="preserve">89108696)</w:t>
-      </w:r>
-      <w:r>
-        <w:rPr>
-          <w:rFonts w:ascii="Arial" w:eastAsiaTheme="minorEastAsia" w:hAnsi="Arial" w:cs="Arial"/>
-          <w:color w:val="000000" w:themeColor="text1"/>
-          <w:sz w:val="28"/>
-          <w:szCs w:val="28"/>
-        </w:rPr>
-        <w:t xml:space="preserve">.</w:t>
-      </w:r>
-      <w:commentRangeEnd w:id="19"/>
-      <w:r>
-        <w:rPr>
-          <w:rStyle w:val="CommentReference"/>
-        </w:rPr>
-        <w:commentReference w:id="19"/>
-      </w:r>
-    </w:p>
-    <w:p>
-      <w:pPr>
-        <w:spacing w:after="0" w:line="360" w:lineRule="auto"/>
-        <w:ind w:firstLine="2268"/>
-        <w:jc w:val="both"/>
-        <w:rPr>
-          <w:rFonts w:ascii="Arial" w:eastAsia="Arial" w:hAnsi="Arial" w:cs="Arial"/>
-          <w:color w:val="000000" w:themeColor="text1"/>
-          <w:sz w:val="28"/>
-          <w:szCs w:val="28"/>
-        </w:rPr>
-      </w:pPr>
-    </w:p>
-    <w:p>
-      <w:pPr>
-        <w:spacing w:after="0" w:line="360" w:lineRule="auto"/>
-        <w:ind w:firstLine="2268"/>
-        <w:jc w:val="both"/>
-        <w:rPr>
-          <w:rFonts w:ascii="Arial" w:eastAsia="Arial" w:hAnsi="Arial" w:cs="Arial"/>
-          <w:color w:val="000000" w:themeColor="text1"/>
-          <w:sz w:val="28"/>
-          <w:szCs w:val="28"/>
-        </w:rPr>
-      </w:pPr>
-      <w:commentRangeStart w:id="20"/>
-      <w:r>
-        <w:rPr>
-          <w:rFonts w:ascii="Arial" w:eastAsia="Arial" w:hAnsi="Arial" w:cs="Arial"/>
-          <w:color w:val="000000" w:themeColor="text1"/>
-          <w:sz w:val="28"/>
-          <w:szCs w:val="28"/>
-        </w:rPr>
-        <w:t xml:space="preserve">Nesse sentido</w:t>
-      </w:r>
-      <w:r>
-        <w:rPr>
-          <w:rFonts w:ascii="Arial" w:eastAsia="Arial" w:hAnsi="Arial" w:cs="Arial"/>
-          <w:color w:val="000000" w:themeColor="text1"/>
-          <w:sz w:val="28"/>
-          <w:szCs w:val="28"/>
-        </w:rPr>
-        <w:t xml:space="preserve">:</w:t>
-      </w:r>
-      <w:commentRangeEnd w:id="20"/>
-      <w:r>
-        <w:rPr>
-          <w:rStyle w:val="CommentReference"/>
-        </w:rPr>
-        <w:commentReference w:id="20"/>
-      </w:r>
-    </w:p>
-    <w:p>
-      <w:pPr>
-        <w:spacing w:after="0" w:line="360" w:lineRule="auto"/>
-        <w:ind w:firstLine="2268"/>
       </w:pPr>
     </w:p>
     <w:p>
@@ -6796,7 +7366,7 @@
           <w:iCs/>
           <w:color w:val="000000" w:themeColor="text1"/>
         </w:rPr>
-        <w:t>“</w:t>
+        <w:t xml:space="preserve">“</w:t>
       </w:r>
       <w:r>
         <w:rPr>
@@ -6841,7 +7411,29 @@
           <w:sz w:val="26"/>
           <w:szCs w:val="26"/>
         </w:rPr>
-        <w:t xml:space="preserve"> Dentre todas as inconsistências observadas pelo juízo de origem, chama atenção a rasura observada no verso da cártula, onde o banco sacado informa o motivo pelo qual o cheque foi devolvido. Não se pode atestar, com segurança razoável, que as assinaturas apresentadas são fidedignas, o que macula a própria exigibilidade do título. </w:t>
+        <w:t xml:space="preserve"> Dentre todas as inconsistências observadas pelo juízo de origem, chama atenção a rasura observada no verso da cártula</w:t>
+      </w:r>
+      <w:r>
+        <w:rPr>
+          <w:rFonts w:ascii="Arial" w:eastAsia="Arial" w:hAnsi="Arial" w:cs="Arial"/>
+          <w:i/>
+          <w:iCs/>
+          <w:color w:val="000000" w:themeColor="text1"/>
+          <w:sz w:val="26"/>
+          <w:szCs w:val="26"/>
+        </w:rPr>
+        <w:t xml:space="preserve"> </w:t>
+      </w:r>
+      <w:r>
+        <w:rPr>
+          <w:rFonts w:ascii="Arial" w:eastAsia="Arial" w:hAnsi="Arial" w:cs="Arial"/>
+          <w:i/>
+          <w:iCs/>
+          <w:color w:val="808080"/>
+          <w:sz w:val="26"/>
+          <w:szCs w:val="26"/>
+        </w:rPr>
+        <w:t xml:space="preserve">(…)</w:t>
       </w:r>
     </w:p>
     <w:p>
@@ -6850,7 +7442,7 @@
         <w:ind w:left="2268"/>
         <w:jc w:val="both"/>
       </w:pPr>
-      <w:commentRangeStart w:id="21"/>
+      <w:commentRangeStart w:id="23"/>
       <w:r>
         <w:rPr>
           <w:rFonts w:ascii="Arial" w:eastAsia="Arial" w:hAnsi="Arial" w:cs="Arial"/>
@@ -6860,7 +7452,62 @@
           <w:sz w:val="26"/>
           <w:szCs w:val="26"/>
         </w:rPr>
-        <w:t xml:space="preserve">3. Não se trata de vícios irrelevantes, de menor importância, que poderiam ser relevados quando se trata de ação monitória. As rasuras e inconsistências, somadas à própria falta de indicação do beneficiário no anverso do documento, </w:t>
+        <w:t xml:space="preserve">3. </w:t>
+      </w:r>
+      <w:r>
+        <w:rPr>
+          <w:rFonts w:ascii="Arial" w:eastAsia="Arial" w:hAnsi="Arial" w:cs="Arial"/>
+          <w:i/>
+          <w:iCs/>
+          <w:color w:val="808080"/>
+          <w:sz w:val="26"/>
+          <w:szCs w:val="26"/>
+        </w:rPr>
+        <w:t xml:space="preserve">(…)</w:t>
+      </w:r>
+      <w:r>
+        <w:rPr>
+          <w:rFonts w:ascii="Arial" w:eastAsia="Arial" w:hAnsi="Arial" w:cs="Arial"/>
+          <w:i/>
+          <w:iCs/>
+          <w:color w:val="000000" w:themeColor="text1"/>
+          <w:sz w:val="26"/>
+          <w:szCs w:val="26"/>
+        </w:rPr>
+        <w:t xml:space="preserve"> As rasuras e inconsistências</w:t>
+      </w:r>
+      <w:r>
+        <w:rPr>
+          <w:rFonts w:ascii="Arial" w:eastAsia="Arial" w:hAnsi="Arial" w:cs="Arial"/>
+          <w:i/>
+          <w:iCs/>
+          <w:color w:val="000000" w:themeColor="text1"/>
+          <w:sz w:val="26"/>
+          <w:szCs w:val="26"/>
+        </w:rPr>
+        <w:t xml:space="preserve"> </w:t>
+      </w:r>
+      <w:r>
+        <w:rPr>
+          <w:rFonts w:ascii="Arial" w:eastAsia="Arial" w:hAnsi="Arial" w:cs="Arial"/>
+          <w:i/>
+          <w:iCs/>
+          <w:color w:val="808080"/>
+          <w:sz w:val="26"/>
+          <w:szCs w:val="26"/>
+        </w:rPr>
+        <w:t xml:space="preserve">(…)</w:t>
+      </w:r>
+      <w:r>
+        <w:rPr>
+          <w:rFonts w:ascii="Arial" w:eastAsia="Arial" w:hAnsi="Arial" w:cs="Arial"/>
+          <w:i/>
+          <w:iCs/>
+          <w:color w:val="000000" w:themeColor="text1"/>
+          <w:sz w:val="26"/>
+          <w:szCs w:val="26"/>
+        </w:rPr>
+        <w:t xml:space="preserve"> </w:t>
       </w:r>
       <w:r>
         <w:rPr>
@@ -6918,12 +7565,12 @@
         </w:rPr>
         <w:t xml:space="preserve">(Acórdão 1906820, 0719802-59.2023.8.07.0003, Relator(a): LEONARDO ROSCOE BESSA, 6ª TURMA CÍVEL, data de julgamento: 14/08/2024, publicado no DJe: 27/08/2024.) – Grifei</w:t>
       </w:r>
-      <w:commentRangeEnd w:id="21"/>
+      <w:commentRangeEnd w:id="23"/>
       <w:r>
         <w:rPr>
           <w:rStyle w:val="CommentReference"/>
         </w:rPr>
-        <w:commentReference w:id="21"/>
+        <w:commentReference w:id="23"/>
       </w:r>
     </w:p>
     <w:p>
@@ -6943,6 +7590,7 @@
     </w:p>
     <w:p>
       <w:pPr>
+        <w:keepNext/>
         <w:spacing w:after="0" w:line="360" w:lineRule="auto"/>
         <w:jc w:val="center"/>
         <w:rPr>
@@ -6976,6 +7624,7 @@
     </w:p>
     <w:p>
       <w:pPr>
+        <w:keepNext/>
         <w:spacing w:after="0" w:line="360" w:lineRule="auto"/>
         <w:ind w:firstLine="2268"/>
         <w:jc w:val="both"/>
@@ -7117,7 +7766,7 @@
           <w:highlight w:val="yellow"/>
         </w:rPr>
       </w:pPr>
-      <w:commentRangeStart w:id="22"/>
+      <w:commentRangeStart w:id="24"/>
       <w:r>
         <w:rPr>
           <w:rFonts w:ascii="Arial" w:hAnsi="Arial" w:cs="Arial"/>
@@ -7135,15 +7784,177 @@
           <w:sz w:val="28"/>
           <w:szCs w:val="28"/>
         </w:rPr>
-        <w:t xml:space="preserve"> honorários recursais </w:t>
-      </w:r>
-      <w:r>
-        <w:rPr>
-          <w:rFonts w:ascii="Arial" w:hAnsi="Arial" w:cs="Arial"/>
-          <w:sz w:val="28"/>
-          <w:szCs w:val="28"/>
-        </w:rPr>
-        <w:t xml:space="preserve">(CPC</w:t>
+        <w:t xml:space="preserve"> honorários recursais</w:t>
+      </w:r>
+      <w:r>
+        <w:rPr>
+          <w:rFonts w:ascii="Arial" w:hAnsi="Arial" w:cs="Arial"/>
+          <w:color w:val="808080"/>
+          <w:sz w:val="28"/>
+          <w:szCs w:val="28"/>
+        </w:rPr>
+        <w:t xml:space="preserve">,</w:t>
+      </w:r>
+      <w:r>
+        <w:rPr>
+          <w:rFonts w:ascii="Arial" w:hAnsi="Arial" w:cs="Arial"/>
+          <w:sz w:val="28"/>
+          <w:szCs w:val="28"/>
+        </w:rPr>
+        <w:t xml:space="preserve"> </w:t>
+      </w:r>
+      <w:r>
+        <w:rPr>
+          <w:rFonts w:ascii="Arial" w:hAnsi="Arial" w:cs="Arial"/>
+          <w:color w:val="808080"/>
+          <w:sz w:val="28"/>
+          <w:szCs w:val="28"/>
+        </w:rPr>
+        <w:t xml:space="preserve">pois</w:t>
+      </w:r>
+      <w:r>
+        <w:rPr>
+          <w:rFonts w:ascii="Arial" w:hAnsi="Arial" w:cs="Arial"/>
+          <w:sz w:val="28"/>
+          <w:szCs w:val="28"/>
+        </w:rPr>
+        <w:t xml:space="preserve"> </w:t>
+      </w:r>
+      <w:r>
+        <w:rPr>
+          <w:rFonts w:ascii="Arial" w:hAnsi="Arial" w:cs="Arial"/>
+          <w:color w:val="808080"/>
+          <w:sz w:val="28"/>
+          <w:szCs w:val="28"/>
+        </w:rPr>
+        <w:t xml:space="preserve">a</w:t>
+      </w:r>
+      <w:r>
+        <w:rPr>
+          <w:rFonts w:ascii="Arial" w:hAnsi="Arial" w:cs="Arial"/>
+          <w:sz w:val="28"/>
+          <w:szCs w:val="28"/>
+        </w:rPr>
+        <w:t xml:space="preserve"> </w:t>
+      </w:r>
+      <w:r>
+        <w:rPr>
+          <w:rFonts w:ascii="Arial" w:hAnsi="Arial" w:cs="Arial"/>
+          <w:color w:val="808080"/>
+          <w:sz w:val="28"/>
+          <w:szCs w:val="28"/>
+        </w:rPr>
+        <w:t xml:space="preserve">r.</w:t>
+      </w:r>
+      <w:r>
+        <w:rPr>
+          <w:rFonts w:ascii="Arial" w:hAnsi="Arial" w:cs="Arial"/>
+          <w:sz w:val="28"/>
+          <w:szCs w:val="28"/>
+        </w:rPr>
+        <w:t xml:space="preserve"> </w:t>
+      </w:r>
+      <w:r>
+        <w:rPr>
+          <w:rFonts w:ascii="Arial" w:hAnsi="Arial" w:cs="Arial"/>
+          <w:color w:val="808080"/>
+          <w:sz w:val="28"/>
+          <w:szCs w:val="28"/>
+        </w:rPr>
+        <w:t xml:space="preserve">sentença</w:t>
+      </w:r>
+      <w:r>
+        <w:rPr>
+          <w:rFonts w:ascii="Arial" w:hAnsi="Arial" w:cs="Arial"/>
+          <w:sz w:val="28"/>
+          <w:szCs w:val="28"/>
+        </w:rPr>
+        <w:t xml:space="preserve"> </w:t>
+      </w:r>
+      <w:r>
+        <w:rPr>
+          <w:rFonts w:ascii="Arial" w:hAnsi="Arial" w:cs="Arial"/>
+          <w:color w:val="808080"/>
+          <w:sz w:val="28"/>
+          <w:szCs w:val="28"/>
+        </w:rPr>
+        <w:t xml:space="preserve">não</w:t>
+      </w:r>
+      <w:r>
+        <w:rPr>
+          <w:rFonts w:ascii="Arial" w:hAnsi="Arial" w:cs="Arial"/>
+          <w:sz w:val="28"/>
+          <w:szCs w:val="28"/>
+        </w:rPr>
+        <w:t xml:space="preserve"> </w:t>
+      </w:r>
+      <w:r>
+        <w:rPr>
+          <w:rFonts w:ascii="Arial" w:hAnsi="Arial" w:cs="Arial"/>
+          <w:color w:val="808080"/>
+          <w:sz w:val="28"/>
+          <w:szCs w:val="28"/>
+        </w:rPr>
+        <w:t xml:space="preserve">fixou</w:t>
+      </w:r>
+      <w:r>
+        <w:rPr>
+          <w:rFonts w:ascii="Arial" w:hAnsi="Arial" w:cs="Arial"/>
+          <w:sz w:val="28"/>
+          <w:szCs w:val="28"/>
+        </w:rPr>
+        <w:t xml:space="preserve"> </w:t>
+      </w:r>
+      <w:r>
+        <w:rPr>
+          <w:rFonts w:ascii="Arial" w:hAnsi="Arial" w:cs="Arial"/>
+          <w:color w:val="808080"/>
+          <w:sz w:val="28"/>
+          <w:szCs w:val="28"/>
+        </w:rPr>
+        <w:t xml:space="preserve">honorários</w:t>
+      </w:r>
+      <w:r>
+        <w:rPr>
+          <w:rFonts w:ascii="Arial" w:hAnsi="Arial" w:cs="Arial"/>
+          <w:sz w:val="28"/>
+          <w:szCs w:val="28"/>
+        </w:rPr>
+        <w:t xml:space="preserve"> </w:t>
+      </w:r>
+      <w:r>
+        <w:rPr>
+          <w:rFonts w:ascii="Arial" w:hAnsi="Arial" w:cs="Arial"/>
+          <w:color w:val="808080"/>
+          <w:sz w:val="28"/>
+          <w:szCs w:val="28"/>
+        </w:rPr>
+        <w:t xml:space="preserve">contra</w:t>
+      </w:r>
+      <w:r>
+        <w:rPr>
+          <w:rFonts w:ascii="Arial" w:hAnsi="Arial" w:cs="Arial"/>
+          <w:sz w:val="28"/>
+          <w:szCs w:val="28"/>
+        </w:rPr>
+        <w:t xml:space="preserve"> </w:t>
+      </w:r>
+      <w:r>
+        <w:rPr>
+          <w:rFonts w:ascii="Arial" w:hAnsi="Arial" w:cs="Arial"/>
+          <w:color w:val="808080"/>
+          <w:sz w:val="28"/>
+          <w:szCs w:val="28"/>
+        </w:rPr>
+        <w:t xml:space="preserve">a apelante</w:t>
+      </w:r>
+      <w:r>
+        <w:rPr>
+          <w:rFonts w:ascii="Arial" w:hAnsi="Arial" w:cs="Arial"/>
+          <w:sz w:val="28"/>
+          <w:szCs w:val="28"/>
+        </w:rPr>
+        <w:t xml:space="preserve"> (CPC</w:t>
       </w:r>
       <w:r>
         <w:rPr>
@@ -7161,12 +7972,12 @@
         </w:rPr>
         <w:t xml:space="preserve">.</w:t>
       </w:r>
-      <w:commentRangeEnd w:id="22"/>
+      <w:commentRangeEnd w:id="24"/>
       <w:r>
         <w:rPr>
           <w:rStyle w:val="CommentReference"/>
         </w:rPr>
-        <w:commentReference w:id="22"/>
+        <w:commentReference w:id="24"/>
       </w:r>
     </w:p>
     <w:p>
@@ -7597,7 +8408,7 @@
       </w:r>
     </w:p>
   </w:comment>
-  <w:comment w:id="2" w:author="Assessor GDSXSR" w:initials="RG" w:date="2026-10-29T21:16:42Z">
+  <w:comment w:id="2" w:author="Assessor GDSXSR" w:initials="RG" w:date="2026-10-30T19:47:11Z">
     <w:p>
       <w:pPr>
         <w:pStyle w:val="CommentText"/>
@@ -7609,11 +8420,11 @@
         <w:annotationRef/>
       </w:r>
       <w:r>
-        <w:t>ASSESSOR GDSXSR — Comentário geral: apliquei, em cinza e rastreadas, as correções de forma e de estilo da APC (referências compactas, C-20; grafia, C-28; enumeração das alegações, C-30; relatório sem o pedido do apelado, C-31; item 1 da ementa, C-34; título e abertura do capítulo, C-3W; parágrafos de um período e cortes, C-02 e C-11). Os autos não vieram: os IDs do PJe de 2º grau (89108684, 89108687, 89108692, 89108696, 89108698) e os fatos ficaram como estão na minuta, sem conferência no PJe (C-24, C-52).</w:t>
+        <w:t>ASSESSOR GDSXSR — Comentário geral (2ª rodada): conferi o texto com os autos de origem (PJe 0742381-70.2024.8.07.0001) e confirmei os IDs de 2º grau (sentença 89108684, embargos de declaração 89108687, rejeição 89108692, preparo 89108695, apelo 89108696, contrarrazões 89108698), as datas da linha de dados e o valor da causa. Enxuguei a ementa em cerca de 20% e a fundamentação do voto em cerca de 35% (C-02), sem tirar a transcrição do art. 700 do CPC (C-66) e mantendo a ementa espelhada no voto (C-33). Antes: correções de forma e de estilo da APC (referências compactas, C-20; grafia, C-28; enumeração das alegações, C-30; relatório sem o pedido do apelado, C-31; item 1 da ementa, C-34; título e abertura do capítulo, C-3W; um período por parágrafo, C-11).</w:t>
       </w:r>
     </w:p>
   </w:comment>
-  <w:comment w:id="3" w:author="Assessor GDSXSR" w:initials="RG" w:date="2026-10-29T21:16:42Z">
+  <w:comment w:id="3" w:author="Assessor GDSXSR" w:initials="RG" w:date="2026-10-30T19:47:11Z">
     <w:p>
       <w:pPr>
         <w:pStyle w:val="CommentText"/>
@@ -7629,7 +8440,7 @@
       </w:r>
     </w:p>
   </w:comment>
-  <w:comment w:id="4" w:author="Assessor GDSXSR" w:initials="RG" w:date="2026-10-29T21:16:42Z">
+  <w:comment w:id="4" w:author="Assessor GDSXSR" w:initials="RG" w:date="2026-10-30T19:47:11Z">
     <w:p>
       <w:pPr>
         <w:pStyle w:val="CommentText"/>
@@ -7645,7 +8456,7 @@
       </w:r>
     </w:p>
   </w:comment>
-  <w:comment w:id="5" w:author="Assessor GDSXSR" w:initials="RG" w:date="2026-10-29T21:16:42Z">
+  <w:comment w:id="5" w:author="Assessor GDSXSR" w:initials="RG" w:date="2026-10-30T19:47:11Z">
     <w:p>
       <w:pPr>
         <w:pStyle w:val="CommentText"/>
@@ -7661,7 +8472,7 @@
       </w:r>
     </w:p>
   </w:comment>
-  <w:comment w:id="6" w:author="Assessor GDSXSR" w:initials="RG" w:date="2026-10-29T21:16:42Z">
+  <w:comment w:id="6" w:author="Assessor GDSXSR" w:initials="RG" w:date="2026-10-30T19:47:11Z">
     <w:p>
       <w:pPr>
         <w:pStyle w:val="CommentText"/>
@@ -7677,7 +8488,7 @@
       </w:r>
     </w:p>
   </w:comment>
-  <w:comment w:id="7" w:author="Assessor GDSXSR" w:initials="RG" w:date="2026-10-29T21:16:42Z">
+  <w:comment w:id="7" w:author="Assessor GDSXSR" w:initials="RG" w:date="2026-10-30T19:47:11Z">
     <w:p>
       <w:pPr>
         <w:pStyle w:val="CommentText"/>
@@ -7693,7 +8504,7 @@
       </w:r>
     </w:p>
   </w:comment>
-  <w:comment w:id="8" w:author="Assessor GDSXSR" w:initials="RG" w:date="2026-10-29T21:16:42Z">
+  <w:comment w:id="8" w:author="Assessor GDSXSR" w:initials="RG" w:date="2026-10-30T19:47:11Z">
     <w:p>
       <w:pPr>
         <w:pStyle w:val="CommentText"/>
@@ -7705,11 +8516,11 @@
         <w:annotationRef/>
       </w:r>
       <w:r>
-        <w:t>ASSESSOR GDSXSR — Corrigi “MM” para “MM.” (C-3N). PENDENTE (C-22, C-52): conferir no PJe o nome do juiz sentenciante e a vara, pois a sentença recebida não traz a assinatura.</w:t>
+        <w:t>ASSESSOR GDSXSR — Corrigi “MM” para “MM.” (C-3N). Nome do juiz e vara conferidos nos autos: Leandro Borges de Figueiredo, 8ª Vara Cível de Brasília, assinatura da sentença de 06/04/2026 (ID 89108684).</w:t>
       </w:r>
     </w:p>
   </w:comment>
-  <w:comment w:id="9" w:author="Assessor GDSXSR" w:initials="RG" w:date="2026-10-29T21:16:42Z">
+  <w:comment w:id="9" w:author="Assessor GDSXSR" w:initials="RG" w:date="2026-10-30T19:47:11Z">
     <w:p>
       <w:pPr>
         <w:pStyle w:val="CommentText"/>
@@ -7725,7 +8536,7 @@
       </w:r>
     </w:p>
   </w:comment>
-  <w:comment w:id="10" w:author="Assessor GDSXSR" w:initials="RG" w:date="2026-10-29T21:16:42Z">
+  <w:comment w:id="10" w:author="Assessor GDSXSR" w:initials="RG" w:date="2026-10-30T19:47:11Z">
     <w:p>
       <w:pPr>
         <w:pStyle w:val="CommentText"/>
@@ -7737,11 +8548,11 @@
         <w:annotationRef/>
       </w:r>
       <w:r>
-        <w:t>ASSESSOR GDSXSR — Enumerei as alegações do apelo na fórmula do relatório da APC, com os números em negrito (C-30, C-43). Mantive o ID 89108696 da minuta, sem conferência no PJe (C-52).</w:t>
+        <w:t>ASSESSOR GDSXSR — Enumerei as alegações do apelo na fórmula do relatório da APC, com os números em negrito (C-30, C-43). ID 89108696 conferido nos autos (apelo juntado em 25/06/2026).</w:t>
       </w:r>
     </w:p>
   </w:comment>
-  <w:comment w:id="11" w:author="Assessor GDSXSR" w:initials="RG" w:date="2026-10-29T21:16:42Z">
+  <w:comment w:id="11" w:author="Assessor GDSXSR" w:initials="RG" w:date="2026-10-30T19:47:11Z">
     <w:p>
       <w:pPr>
         <w:pStyle w:val="CommentText"/>
@@ -7757,7 +8568,7 @@
       </w:r>
     </w:p>
   </w:comment>
-  <w:comment w:id="12" w:author="Assessor GDSXSR" w:initials="RG" w:date="2026-10-29T21:16:42Z">
+  <w:comment w:id="12" w:author="Assessor GDSXSR" w:initials="RG" w:date="2026-10-30T19:47:11Z">
     <w:p>
       <w:pPr>
         <w:pStyle w:val="CommentText"/>
@@ -7769,11 +8580,11 @@
         <w:annotationRef/>
       </w:r>
       <w:r>
-        <w:t>ASSESSOR GDSXSR — Na linha de dados, “Apelo interposto em …”, sem o papel da parte, que já consta do título do recurso (perfil APC, C-14).</w:t>
+        <w:t>ASSESSOR GDSXSR — Na linha de dados, “Apelo interposto em …”, sem o papel da parte, que já consta do título do recurso (perfil APC, C-14). Datas conferidas nos autos: petição inicial em 01/10/2024 (ID 89108312), sentença em 06/04/2026 (ID 89108684) e apelo em 25/06/2026 (ID 89108696). Tempestividade e preparo conferidos: embargos de declaração rejeitados e disponibilizados em 12/06/2026 (IDs 89108692 e 89108694), apelo em 25/06/2026, e custas de R$ 24,30 recolhidas na mesma data (ID 89108695).</w:t>
       </w:r>
     </w:p>
   </w:comment>
-  <w:comment w:id="13" w:author="Assessor GDSXSR" w:initials="RG" w:date="2026-10-29T21:16:42Z">
+  <w:comment w:id="13" w:author="Assessor GDSXSR" w:initials="RG" w:date="2026-10-30T19:47:11Z">
     <w:p>
       <w:pPr>
         <w:pStyle w:val="CommentText"/>
@@ -7785,11 +8596,11 @@
         <w:annotationRef/>
       </w:r>
       <w:r>
-        <w:t>ASSESSOR GDSXSR — PENDENTE (C-52): na tabela de autuação o apelado consta como “C. A. S. Apoio Administrativo Ltda.”, mas o relatório e a sentença indicam como réus 312 Norte Perfumaria e Cosméticos Eireli – ME e 312 Norte Perfumaria e Cosméticos Ltda. – ME. Não alterei a autuação (C-04); conferir no PJe.</w:t>
+        <w:t>ASSESSOR GDSXSR — Divergência de cadastro, não alterada (C-04, C-52): a capa do 2º grau no PJe lista como apelado “C.A.S Apoio Administrativo Ltda.” (e a tabela de autuação da minuta também), mas a sentença, o apelo (ID 89108696) e as contrarrazões (ID 89108698) identificam como rés/apeladas 312 Norte Perfumaria e Cosméticos Eireli – ME e 312 Norte Perfumaria e Cosméticos Ltda. – ME, defendida pela Curadoria Especial. O voto segue as peças; conferir o cadastro das partes.</w:t>
       </w:r>
     </w:p>
   </w:comment>
-  <w:comment w:id="14" w:author="Assessor GDSXSR" w:initials="RG" w:date="2026-10-29T21:16:42Z">
+  <w:comment w:id="14" w:author="Assessor GDSXSR" w:initials="RG" w:date="2026-10-30T19:47:11Z">
     <w:p>
       <w:pPr>
         <w:pStyle w:val="CommentText"/>
@@ -7805,7 +8616,7 @@
       </w:r>
     </w:p>
   </w:comment>
-  <w:comment w:id="15" w:author="Assessor GDSXSR" w:initials="RG" w:date="2026-10-29T21:16:42Z">
+  <w:comment w:id="15" w:author="Assessor GDSXSR" w:initials="RG" w:date="2026-10-30T19:47:11Z">
     <w:p>
       <w:pPr>
         <w:pStyle w:val="CommentText"/>
@@ -7821,7 +8632,7 @@
       </w:r>
     </w:p>
   </w:comment>
-  <w:comment w:id="16" w:author="Assessor GDSXSR" w:initials="RG" w:date="2026-10-29T21:16:42Z">
+  <w:comment w:id="16" w:author="Assessor GDSXSR" w:initials="RG" w:date="2026-10-30T19:47:11Z">
     <w:p>
       <w:pPr>
         <w:pStyle w:val="CommentText"/>
@@ -7833,11 +8644,11 @@
         <w:annotationRef/>
       </w:r>
       <w:r>
-        <w:t>ASSESSOR GDSXSR — Transcrevi no corpo o art. 700 do CPC (caput, I e § 5º), que sustenta o capítulo; o § 5º é o fundamento da oportunidade de emenda dada à autora (C-66). Texto conferido no iajus (Planalto). O art. 373, I, do CPC (“O ônus da prova incumbe: I - ao autor, quanto ao fato constitutivo de seu direito;”) fica só neste comentário (C-63, C-66 ponderação).</w:t>
+        <w:t>ASSESSOR GDSXSR — Transcrevi no corpo o art. 700 do CPC (caput e § 5º; omiti o inciso I com “(...)”), que sustenta o capítulo; o § 5º é o fundamento da oportunidade de emenda dada à autora (C-66). Texto conferido no iajus (Planalto). O art. 373, I, do CPC (“O ônus da prova incumbe: I - ao autor, quanto ao fato constitutivo de seu direito;”) fica só neste comentário (C-63, C-66 ponderação).</w:t>
       </w:r>
     </w:p>
   </w:comment>
-  <w:comment w:id="17" w:author="Assessor GDSXSR" w:initials="RG" w:date="2026-10-29T21:16:42Z">
+  <w:comment w:id="17" w:author="Assessor GDSXSR" w:initials="RG" w:date="2026-10-30T19:47:11Z">
     <w:p>
       <w:pPr>
         <w:pStyle w:val="CommentText"/>
@@ -7849,11 +8660,11 @@
         <w:annotationRef/>
       </w:r>
       <w:r>
-        <w:t>ASSESSOR GDSXSR — Troquei a paráfrase da sentença pela transcrição do trecho decisivo, com o ID da sentença no 2º grau (89108684); o ID 264824052 fica só dentro da transcrição, que está literal na sentença anexada ao final do documento (C-66, C-20).</w:t>
+        <w:t>ASSESSOR GDSXSR — Troquei a paráfrase da sentença pela transcrição do trecho decisivo (cortei o início da passagem, com “(...)”), com o ID da sentença no 2º grau (89108684); o ID 264824052 fica só dentro da transcrição, que está literal na sentença anexada ao final do documento (C-66, C-20).</w:t>
       </w:r>
     </w:p>
   </w:comment>
-  <w:comment w:id="18" w:author="Assessor GDSXSR" w:initials="RG" w:date="2026-10-29T21:16:42Z">
+  <w:comment w:id="18" w:author="Assessor GDSXSR" w:initials="RG" w:date="2026-10-30T19:47:11Z">
     <w:p>
       <w:pPr>
         <w:pStyle w:val="CommentText"/>
@@ -7865,11 +8676,11 @@
         <w:annotationRef/>
       </w:r>
       <w:r>
-        <w:t>ASSESSOR GDSXSR — Condensei os parágrafos sobre o pagamento das outras duplicatas, a boa-fé e o enriquecimento sem causa, um período por parágrafo e sem repetir o que o capítulo já diz (C-02, C-11); “Com efeito” virou “De fato”.</w:t>
+        <w:t>ASSESSOR GDSXSR — Fundi em dois parágrafos o que a minuta dizia em quatro sobre o pagamento das outras duplicatas, a boa-fé e o enriquecimento sem causa; cada um com um período e sem repetir o que o capítulo já diz (C-02, C-11).</w:t>
       </w:r>
     </w:p>
   </w:comment>
-  <w:comment w:id="19" w:author="Assessor GDSXSR" w:initials="RG" w:date="2026-10-29T21:16:42Z">
+  <w:comment w:id="19" w:author="Assessor GDSXSR" w:initials="RG" w:date="2026-10-30T19:47:11Z">
     <w:p>
       <w:pPr>
         <w:pStyle w:val="CommentText"/>
@@ -7881,11 +8692,11 @@
         <w:annotationRef/>
       </w:r>
       <w:r>
-        <w:t>ASSESSOR GDSXSR — PENDENTE (C-52, C-24): a minuta não identifica o precedente do STJ invocado pela apelante, e o resumo do apelo e o relatório também não o citam. Mantive o enfrentamento em bloco, na forma da skill (“No mais, o precedente … não socorre a apelante, pois …”), com o ID do apelo; conferir no apelo (ID 89108696) qual é o julgado e se a distinção descrita corresponde a ele. Se for contrário ao voto, vai ao final em violeta (C-46, C-53).</w:t>
+        <w:t>ASSESSOR GDSXSR — Fundi aqui o parágrafo que registrava a oportunidade de juntar documento legível (CPC 700 § 5º) com a conclusão sobre o ônus da prova (CPC 373 I), e suprimi a frase solta sobre o ônus que antecedia a transcrição da sentença (C-02). A oportunidade de emenda consta da sentença (ID 89108684) e do relatório da própria sentença: a decisão de ID 258856103 (1º grau) mandou juntar documento mais legível, e o novo comprovante permaneceu ilegível e rasurado.</w:t>
       </w:r>
     </w:p>
   </w:comment>
-  <w:comment w:id="20" w:author="Assessor GDSXSR" w:initials="RG" w:date="2026-10-29T21:16:42Z">
+  <w:comment w:id="20" w:author="Assessor GDSXSR" w:initials="RG" w:date="2026-10-30T19:47:11Z">
     <w:p>
       <w:pPr>
         <w:pStyle w:val="CommentText"/>
@@ -7897,11 +8708,43 @@
         <w:annotationRef/>
       </w:r>
       <w:r>
+        <w:t>ASSESSOR GDSXSR — Suprimi o parágrafo do pedido da apelante, que já consta do relatório e das alegações enumeradas (C-02).</w:t>
+      </w:r>
+    </w:p>
+  </w:comment>
+  <w:comment w:id="21" w:author="Assessor GDSXSR" w:initials="RG" w:date="2026-10-30T19:47:11Z">
+    <w:p>
+      <w:pPr>
+        <w:pStyle w:val="CommentText"/>
+      </w:pPr>
+      <w:r>
+        <w:rPr>
+          <w:rStyle w:val="CommentReference"/>
+        </w:rPr>
+        <w:annotationRef/>
+      </w:r>
+      <w:r>
+        <w:t>ASSESSOR GDSXSR — Precedente do STJ identificado nos autos: o apelo (ID 89108696, pp. 3-4) invoca o REsp 1994370/SP, Rel. Min. Marco Aurélio Bellizze, 3ª Turma, j. 12/12/2023, DJe 14/12/2023, e as contrarrazões (ID 89108698) o distinguem. A hipótese que o voto descreve (nota fiscal com comprovante de entrega assinado e três duplicatas protestadas sem oposição) é a que consta da ementa transcrita no apelo. PENDENTE (C-52, C-72): o iajus e a pesquisa na web (duas tentativas) não localizaram o julgado; os dados vêm da transcrição do apelo e precisam ser conferidos na fonte oficial do STJ. O precedente não é contrário ao voto, apenas distinto, e por isso não vai ao final em violeta (C-46).</w:t>
+      </w:r>
+    </w:p>
+  </w:comment>
+  <w:comment w:id="22" w:author="Assessor GDSXSR" w:initials="RG" w:date="2026-10-30T19:47:11Z">
+    <w:p>
+      <w:pPr>
+        <w:pStyle w:val="CommentText"/>
+      </w:pPr>
+      <w:r>
+        <w:rPr>
+          <w:rStyle w:val="CommentReference"/>
+        </w:rPr>
+        <w:annotationRef/>
+      </w:r>
+      <w:r>
         <w:t>ASSESSOR GDSXSR — Voto de acordo com entendimento anterior: Apelação Cível 0731033-55.2024.8.07.0001, Rel. Des. Sérgio Rocha, 4ª Turma Cível, j. 05/03/2026 (conferido no iajus; o número do acórdão e a publicação não vieram): “(...) 4. Em ação monitória, a prova escrita deve ser suficiente para evidenciar a existência do crédito. Notas fiscais e duplicatas emitidas unilateralmente, sem comprovação de entrega das mercadorias ou aceite pelo suposto devedor, não atendem a esse requisito. 5. Mesmo que fosse superado o óbice da inovação recursal, os documentos apresentados em grau recursal são ilegíveis e não demonstram, de forma clara, a existência de vínculo contratual ou a efetiva contratação dos produtos constantes nas notas fiscais. (...)”. O julgado do Relator fica no comentário, e não no corpo (C-67). Troquei a frase de introdução por “Nesse sentido:” (C-67).</w:t>
       </w:r>
     </w:p>
   </w:comment>
-  <w:comment w:id="21" w:author="Assessor GDSXSR" w:initials="RG" w:date="2026-10-29T21:16:42Z">
+  <w:comment w:id="23" w:author="Assessor GDSXSR" w:initials="RG" w:date="2026-10-30T19:47:11Z">
     <w:p>
       <w:pPr>
         <w:pStyle w:val="CommentText"/>
@@ -7913,11 +8756,11 @@
         <w:annotationRef/>
       </w:r>
       <w:r>
-        <w:t>ASSESSOR GDSXSR — Cortei o item 4 da ementa transcrita (“Recurso conhecido e não provido”), irrelevante, sublinhei o trecho decisivo e levei a identificação do julgado para o fim da transcrição, com “– Grifei” (C-62). A pendência do número do acórdão e do DJe está no comentário da ementa.</w:t>
+        <w:t>ASSESSOR GDSXSR — Cortei da ementa transcrita, com “(…)”, o trecho sobre a assinatura das cártulas, as primeiras frases do item 3, o trecho “somadas à própria falta de indicação do beneficiário” e o item 4 (“Recurso conhecido e não provido”), que não interessam ao ponto, sublinhei o trecho decisivo e levei a identificação do julgado para o fim da transcrição, com “– Grifei” (C-62). A pendência do número do acórdão e do DJe está no comentário da ementa.</w:t>
       </w:r>
     </w:p>
   </w:comment>
-  <w:comment w:id="22" w:author="Assessor GDSXSR" w:initials="RG" w:date="2026-10-29T21:16:42Z">
+  <w:comment w:id="24" w:author="Assessor GDSXSR" w:initials="RG" w:date="2026-10-30T19:47:11Z">
     <w:p>
       <w:pPr>
         <w:pStyle w:val="CommentText"/>
@@ -7929,11 +8772,11 @@
         <w:annotationRef/>
       </w:r>
       <w:r>
-        <w:t>ASSESSOR GDSXSR — Alterei a condenação em honorários recursais para “Sem honorários recursais (CPC 85 § 11)”: a r. sentença condenou as rés, em favor do patrono da autora (“condeno as rés ao pagamento de honorários advocatícios em favor do patrono da parte autora”), e não fixou honorários contra a autora/apelante, de modo que não há verba a majorar nem “quantia fixada na r. sentença” a acrescer. CPC, art. 85, § 11: “O tribunal, ao julgar recurso, majorará os honorários fixados anteriormente …”. STJ, REsp 1974795, Rel. Min. Raul Araújo, Quarta Turma, j. 13/10/2025: “… sendo requisito indispensável para a majoração da verba honorária em sede recursal a existência de condenação prévia em honorários advocatícios no Juízo de origem.” STJ, EDcl no REsp 2153703, Rel. Min. João Otávio de Noronha, Quarta Turma, j. 30/06/2026: “Não se aplica o art. 85, § 11, do CPC para majorar honorários recursais quando inexiste prévia fixação de honorários em desfavor do recorrente nas instâncias de origem” (conferidos no iajus). O resultado do apelo não muda (C-51).</w:t>
+        <w:t>ASSESSOR GDSXSR — Alterei a condenação em honorários recursais para “Sem honorários recursais (CPC 85 § 11)”: a r. sentença condenou as rés, em favor do patrono da autora (“condeno as rés ao pagamento de honorários advocatícios em favor do patrono da parte autora”), e não fixou honorários contra a autora/apelante, de modo que não há verba a majorar nem “quantia fixada na r. sentença” a acrescer. CPC, art. 85, § 11: “O tribunal, ao julgar recurso, majorará os honorários fixados anteriormente …”. STJ, REsp 1974795, Rel. Min. Raul Araújo, Quarta Turma, j. 13/10/2025: “… sendo requisito indispensável para a majoração da verba honorária em sede recursal a existência de condenação prévia em honorários advocatícios no Juízo de origem.” STJ, EDcl no REsp 2153703, Rel. Min. João Otávio de Noronha, Quarta Turma, j. 30/06/2026: “Não se aplica o art. 85, § 11, do CPC para majorar honorários recursais quando inexiste prévia fixação de honorários em desfavor do recorrente nas instâncias de origem” (conferidos no iajus). Nas contrarrazões (ID 89108698), a Curadoria Especial pediu a majoração dos honorários fixados na sentença (CPC 85 § 11); como a sentença não fixou honorários contra a autora/apelante, não há verba a majorar e o pedido fica sem efeito. O resultado do apelo não muda (C-51).</w:t>
       </w:r>
     </w:p>
   </w:comment>
-  <w:comment w:id="23" w:author="Assessor GDSXSR" w:initials="RG" w:date="2026-10-29T21:16:42Z">
+  <w:comment w:id="25" w:author="Assessor GDSXSR" w:initials="RG" w:date="2026-10-30T19:47:11Z">
     <w:p>
       <w:pPr>
         <w:pStyle w:val="CommentText"/>
